--- a/reports/Лаба2.docx
+++ b/reports/Лаба2.docx
@@ -900,7 +900,7 @@
             </w:rPr>
             <w:fldChar w:fldCharType="separate"/>
           </w:r>
-          <w:hyperlink w:anchor="_Toc243845136" w:history="1">
+          <w:hyperlink w:anchor="_Toc243845259" w:history="1">
             <w:r>
               <w:rPr>
                 <w:rStyle w:val="ac"/>
@@ -931,7 +931,7 @@
                 <w:noProof/>
                 <w:webHidden/>
               </w:rPr>
-              <w:instrText xml:space="preserve"> PAGEREF _Toc243845136 \h </w:instrText>
+              <w:instrText xml:space="preserve"> PAGEREF _Toc243845259 \h </w:instrText>
             </w:r>
             <w:r>
               <w:rPr>
@@ -976,7 +976,7 @@
               <w:lang w:eastAsia="ru-RU"/>
             </w:rPr>
           </w:pPr>
-          <w:hyperlink w:anchor="_Toc243845137" w:history="1">
+          <w:hyperlink w:anchor="_Toc243845260" w:history="1">
             <w:r>
               <w:rPr>
                 <w:rStyle w:val="ac"/>
@@ -1007,7 +1007,7 @@
                 <w:noProof/>
                 <w:webHidden/>
               </w:rPr>
-              <w:instrText xml:space="preserve"> PAGEREF _Toc243845137 \h </w:instrText>
+              <w:instrText xml:space="preserve"> PAGEREF _Toc243845260 \h </w:instrText>
             </w:r>
             <w:r>
               <w:rPr>
@@ -1052,7 +1052,7 @@
               <w:lang w:eastAsia="ru-RU"/>
             </w:rPr>
           </w:pPr>
-          <w:hyperlink w:anchor="_Toc243845138" w:history="1">
+          <w:hyperlink w:anchor="_Toc243845261" w:history="1">
             <w:r>
               <w:rPr>
                 <w:rStyle w:val="ac"/>
@@ -1083,7 +1083,7 @@
                 <w:noProof/>
                 <w:webHidden/>
               </w:rPr>
-              <w:instrText xml:space="preserve"> PAGEREF _Toc243845138 \h </w:instrText>
+              <w:instrText xml:space="preserve"> PAGEREF _Toc243845261 \h </w:instrText>
             </w:r>
             <w:r>
               <w:rPr>
@@ -1128,7 +1128,7 @@
               <w:lang w:eastAsia="ru-RU"/>
             </w:rPr>
           </w:pPr>
-          <w:hyperlink w:anchor="_Toc243845139" w:history="1">
+          <w:hyperlink w:anchor="_Toc243845262" w:history="1">
             <w:r>
               <w:rPr>
                 <w:rStyle w:val="ac"/>
@@ -1159,7 +1159,7 @@
                 <w:noProof/>
                 <w:webHidden/>
               </w:rPr>
-              <w:instrText xml:space="preserve"> PAGEREF _Toc243845139 \h </w:instrText>
+              <w:instrText xml:space="preserve"> PAGEREF _Toc243845262 \h </w:instrText>
             </w:r>
             <w:r>
               <w:rPr>
@@ -1258,7 +1258,7 @@
         </w:rPr>
       </w:pPr>
       <w:bookmarkStart w:id="0" w:name="_Toc90000101"/>
-      <w:bookmarkStart w:id="1" w:name="_Toc243845136"/>
+      <w:bookmarkStart w:id="1" w:name="_Toc243845259"/>
       <w:r>
         <w:rPr>
           <w:rFonts w:ascii="Times New Roman" w:eastAsia="Times New Roman" w:hAnsi="Times New Roman" w:cs="Times New Roman"/>
@@ -1536,7 +1536,7 @@
         </w:rPr>
       </w:pPr>
       <w:bookmarkStart w:id="2" w:name="_Toc90000102"/>
-      <w:bookmarkStart w:id="3" w:name="_Toc243845137"/>
+      <w:bookmarkStart w:id="3" w:name="_Toc243845260"/>
       <w:r>
         <w:rPr>
           <w:rFonts w:ascii="Times New Roman" w:eastAsia="Times New Roman" w:hAnsi="Times New Roman" w:cs="Times New Roman"/>
@@ -1944,7 +1944,7 @@
           <w:noProof/>
         </w:rPr>
         <w:drawing>
-          <wp:inline distT="0" distB="0" distL="0" distR="0" wp14:anchorId="5D7E5C56" wp14:editId="53A94255">
+          <wp:inline distT="0" distB="0" distL="0" distR="0">
             <wp:extent cx="5760000" cy="4595235"/>
             <wp:effectExtent l="0" t="0" r="0" b="0"/>
             <wp:docPr id="1" name="Picture 1"/>
@@ -2080,7 +2080,7 @@
         </w:rPr>
       </w:pPr>
       <w:bookmarkStart w:id="4" w:name="_Toc90000103"/>
-      <w:bookmarkStart w:id="5" w:name="_Toc243845138"/>
+      <w:bookmarkStart w:id="5" w:name="_Toc243845261"/>
       <w:r>
         <w:rPr>
           <w:rFonts w:ascii="Times New Roman" w:eastAsia="Times New Roman" w:hAnsi="Times New Roman" w:cs="Times New Roman"/>
@@ -2321,7 +2321,7 @@
         </w:rPr>
       </w:pPr>
       <w:bookmarkStart w:id="6" w:name="_Toc90000104"/>
-      <w:bookmarkStart w:id="7" w:name="_Toc243845139"/>
+      <w:bookmarkStart w:id="7" w:name="_Toc243845262"/>
       <w:r>
         <w:rPr>
           <w:rFonts w:ascii="Times New Roman" w:eastAsia="Times New Roman" w:hAnsi="Times New Roman" w:cs="Times New Roman"/>
@@ -3414,7 +3414,55 @@
           <w:rFonts w:ascii="Courier New" w:eastAsia="Courier New" w:hAnsi="Courier New" w:cs="Courier New"/>
           <w:sz w:val="20"/>
         </w:rPr>
-        <w:t xml:space="preserve">    sqlite3_prepare_v2(db, "INSERT INTO books VALUES (?, ?, ?, ?, ?)", -1, &amp;insert, nullptr);</w:t>
+        <w:t xml:space="preserve">    if (sqlite3_prepare_v2(db, "INSERT INTO books VALUES (?, ?, ?, ?, ?)", -1, &amp;insert, nullptr) != SQLITE_OK) {</w:t>
+      </w:r>
+    </w:p>
+    <w:p>
+      <w:pPr>
+        <w:spacing w:after="0" w:line="240" w:lineRule="auto"/>
+      </w:pPr>
+      <w:r>
+        <w:rPr>
+          <w:rFonts w:ascii="Courier New" w:eastAsia="Courier New" w:hAnsi="Courier New" w:cs="Courier New"/>
+          <w:sz w:val="20"/>
+        </w:rPr>
+        <w:t xml:space="preserve">        std::cerr &lt;&lt; "Ошибка подготовки INSERT: " &lt;&lt; sqlite3_errmsg(db) &lt;&lt; "\n";</w:t>
+      </w:r>
+    </w:p>
+    <w:p>
+      <w:pPr>
+        <w:spacing w:after="0" w:line="240" w:lineRule="auto"/>
+      </w:pPr>
+      <w:r>
+        <w:rPr>
+          <w:rFonts w:ascii="Courier New" w:eastAsia="Courier New" w:hAnsi="Courier New" w:cs="Courier New"/>
+          <w:sz w:val="20"/>
+        </w:rPr>
+        <w:t xml:space="preserve">        sqlite3_close(db);</w:t>
+      </w:r>
+    </w:p>
+    <w:p>
+      <w:pPr>
+        <w:spacing w:after="0" w:line="240" w:lineRule="auto"/>
+      </w:pPr>
+      <w:r>
+        <w:rPr>
+          <w:rFonts w:ascii="Courier New" w:eastAsia="Courier New" w:hAnsi="Courier New" w:cs="Courier New"/>
+          <w:sz w:val="20"/>
+        </w:rPr>
+        <w:t xml:space="preserve">        return 1;</w:t>
+      </w:r>
+    </w:p>
+    <w:p>
+      <w:pPr>
+        <w:spacing w:after="0" w:line="240" w:lineRule="auto"/>
+      </w:pPr>
+      <w:r>
+        <w:rPr>
+          <w:rFonts w:ascii="Courier New" w:eastAsia="Courier New" w:hAnsi="Courier New" w:cs="Courier New"/>
+          <w:sz w:val="20"/>
+        </w:rPr>
+        <w:t xml:space="preserve">    }</w:t>
       </w:r>
     </w:p>
     <w:p>

--- a/reports/Лаба2.docx
+++ b/reports/Лаба2.docx
@@ -339,7 +339,6 @@
           <w:kern w:val="0"/>
           <w:sz w:val="28"/>
           <w:szCs w:val="28"/>
-          <w:lang w:val="en-US"/>
           <w14:ligatures w14:val="none"/>
         </w:rPr>
       </w:pPr>
@@ -361,6 +360,28 @@
         </w:rPr>
         <w:t xml:space="preserve">                 </w:t>
       </w:r>
+      <w:r>
+        <w:rPr>
+          <w:rFonts w:ascii="Times New Roman" w:eastAsia="Calibri" w:hAnsi="Times New Roman" w:cs="Times New Roman"/>
+          <w:kern w:val="0"/>
+          <w:sz w:val="28"/>
+          <w:szCs w:val="28"/>
+          <w14:ligatures w14:val="none"/>
+        </w:rPr>
+        <w:t xml:space="preserve">Моисеев </w:t>
+      </w:r>
+      <w:proofErr w:type="gramStart"/>
+      <w:r>
+        <w:rPr>
+          <w:rFonts w:ascii="Times New Roman" w:eastAsia="Calibri" w:hAnsi="Times New Roman" w:cs="Times New Roman"/>
+          <w:kern w:val="0"/>
+          <w:sz w:val="28"/>
+          <w:szCs w:val="28"/>
+          <w14:ligatures w14:val="none"/>
+        </w:rPr>
+        <w:t>А.Е</w:t>
+      </w:r>
+      <w:proofErr w:type="gramEnd"/>
     </w:p>
     <w:p>
       <w:pPr>
@@ -495,7 +516,6 @@
           <w:kern w:val="0"/>
           <w:sz w:val="28"/>
           <w:szCs w:val="28"/>
-          <w:lang w:val="en-US"/>
           <w14:ligatures w14:val="none"/>
         </w:rPr>
       </w:pPr>
@@ -519,6 +539,26 @@
           <w14:ligatures w14:val="none"/>
         </w:rPr>
         <w:t xml:space="preserve">               </w:t>
+      </w:r>
+      <w:r>
+        <w:rPr>
+          <w:rFonts w:ascii="Times New Roman" w:eastAsia="Calibri" w:hAnsi="Times New Roman" w:cs="Times New Roman"/>
+          <w:kern w:val="0"/>
+          <w:sz w:val="28"/>
+          <w:szCs w:val="28"/>
+          <w14:ligatures w14:val="none"/>
+        </w:rPr>
+        <w:t xml:space="preserve">    </w:t>
+      </w:r>
+      <w:r>
+        <w:rPr>
+          <w:rFonts w:ascii="Times New Roman" w:eastAsia="Calibri" w:hAnsi="Times New Roman" w:cs="Times New Roman"/>
+          <w:kern w:val="0"/>
+          <w:sz w:val="28"/>
+          <w:szCs w:val="28"/>
+          <w14:ligatures w14:val="none"/>
+        </w:rPr>
+        <w:t>Блинов А.С</w:t>
       </w:r>
     </w:p>
     <w:p>
@@ -611,8 +651,10 @@
         <w:ind w:left="4678"/>
         <w:rPr>
           <w:rFonts w:ascii="Times New Roman" w:eastAsia="Calibri" w:hAnsi="Times New Roman" w:cs="Times New Roman"/>
-          <w:kern w:val="0"/>
-          <w:lang w:val="en-US"/>
+          <w:color w:val="7F7F7F"/>
+          <w:kern w:val="0"/>
+          <w:sz w:val="20"/>
+          <w:szCs w:val="20"/>
           <w14:ligatures w14:val="none"/>
         </w:rPr>
       </w:pPr>
@@ -660,6 +702,17 @@
         </w:rPr>
         <w:tab/>
         <w:t xml:space="preserve">                   </w:t>
+      </w:r>
+      <w:r>
+        <w:rPr>
+          <w:rFonts w:ascii="Times New Roman" w:eastAsia="Calibri" w:hAnsi="Times New Roman" w:cs="Times New Roman"/>
+          <w:color w:val="000000" w:themeColor="text1"/>
+          <w:kern w:val="0"/>
+          <w:sz w:val="20"/>
+          <w:szCs w:val="20"/>
+          <w14:ligatures w14:val="none"/>
+        </w:rPr>
+        <w:t>23-ПМ-1</w:t>
       </w:r>
     </w:p>
     <w:p>
@@ -817,7 +870,6 @@
           <w:docPartUnique/>
         </w:docPartObj>
       </w:sdtPr>
-      <w:sdtEndPr/>
       <w:sdtContent>
         <w:p>
           <w:pPr>
@@ -1392,7 +1444,33 @@
           <w:szCs w:val="28"/>
           <w14:ligatures w14:val="none"/>
         </w:rPr>
-        <w:t>Подключить драйвер к проекту (среда разработки: Eclipse, NetBeans, IDEA или другая);</w:t>
+        <w:t xml:space="preserve">Подключить драйвер к проекту (среда разработки: Eclipse, </w:t>
+      </w:r>
+      <w:proofErr w:type="spellStart"/>
+      <w:r>
+        <w:rPr>
+          <w:rFonts w:ascii="Times New Roman" w:eastAsia="Calibri" w:hAnsi="Times New Roman" w:cs="Times New Roman"/>
+          <w:bCs/>
+          <w:color w:val="000000"/>
+          <w:kern w:val="0"/>
+          <w:sz w:val="28"/>
+          <w:szCs w:val="28"/>
+          <w14:ligatures w14:val="none"/>
+        </w:rPr>
+        <w:t>NetBeans</w:t>
+      </w:r>
+      <w:proofErr w:type="spellEnd"/>
+      <w:r>
+        <w:rPr>
+          <w:rFonts w:ascii="Times New Roman" w:eastAsia="Calibri" w:hAnsi="Times New Roman" w:cs="Times New Roman"/>
+          <w:bCs/>
+          <w:color w:val="000000"/>
+          <w:kern w:val="0"/>
+          <w:sz w:val="28"/>
+          <w:szCs w:val="28"/>
+          <w14:ligatures w14:val="none"/>
+        </w:rPr>
+        <w:t>, IDEA или другая);</w:t>
       </w:r>
     </w:p>
     <w:p>
@@ -1578,7 +1656,33 @@
           <w:szCs w:val="28"/>
           <w14:ligatures w14:val="none"/>
         </w:rPr>
-        <w:t>Для выполнения лабораторной работы был использован язык программирования C++ и среда разработки Visual Studio 2022. В качестве встраиваемой базы данных применялась SQLite – она не требует установки отдельного сервера, а вся база хранится в одном файле.</w:t>
+        <w:t xml:space="preserve">Для выполнения лабораторной работы был использован язык программирования C++ и среда разработки Visual Studio 2022. В качестве встраиваемой базы данных применялась </w:t>
+      </w:r>
+      <w:proofErr w:type="spellStart"/>
+      <w:r>
+        <w:rPr>
+          <w:rFonts w:ascii="Times New Roman" w:eastAsia="Calibri" w:hAnsi="Times New Roman" w:cs="Times New Roman"/>
+          <w:bCs/>
+          <w:color w:val="000000"/>
+          <w:kern w:val="0"/>
+          <w:sz w:val="28"/>
+          <w:szCs w:val="28"/>
+          <w14:ligatures w14:val="none"/>
+        </w:rPr>
+        <w:t>SQLite</w:t>
+      </w:r>
+      <w:proofErr w:type="spellEnd"/>
+      <w:r>
+        <w:rPr>
+          <w:rFonts w:ascii="Times New Roman" w:eastAsia="Calibri" w:hAnsi="Times New Roman" w:cs="Times New Roman"/>
+          <w:bCs/>
+          <w:color w:val="000000"/>
+          <w:kern w:val="0"/>
+          <w:sz w:val="28"/>
+          <w:szCs w:val="28"/>
+          <w14:ligatures w14:val="none"/>
+        </w:rPr>
+        <w:t xml:space="preserve"> – она не требует установки отдельного сервера, а вся база хранится в одном файле.</w:t>
       </w:r>
     </w:p>
     <w:p>
@@ -1606,7 +1710,85 @@
           <w:szCs w:val="28"/>
           <w14:ligatures w14:val="none"/>
         </w:rPr>
-        <w:t>Роль драйвера (аналога JDBC-драйвера H2 для Java) выполняет библиотека SQLite. С официального сайта sqlite.org была скачана amalgamation-версия библиотеки (файлы sqlite3.c и sqlite3.h). Для неё в решении создан отдельный проект sqlite, собирающий статическую библиотеку sqlite.lib, а проект lab2 подключает её через ссылку на проект и путь к заголовочному файлу.</w:t>
+        <w:t xml:space="preserve">Роль драйвера (аналога JDBC-драйвера H2 для Java) выполняет библиотека </w:t>
+      </w:r>
+      <w:proofErr w:type="spellStart"/>
+      <w:r>
+        <w:rPr>
+          <w:rFonts w:ascii="Times New Roman" w:eastAsia="Calibri" w:hAnsi="Times New Roman" w:cs="Times New Roman"/>
+          <w:bCs/>
+          <w:color w:val="000000"/>
+          <w:kern w:val="0"/>
+          <w:sz w:val="28"/>
+          <w:szCs w:val="28"/>
+          <w14:ligatures w14:val="none"/>
+        </w:rPr>
+        <w:t>SQLite</w:t>
+      </w:r>
+      <w:proofErr w:type="spellEnd"/>
+      <w:r>
+        <w:rPr>
+          <w:rFonts w:ascii="Times New Roman" w:eastAsia="Calibri" w:hAnsi="Times New Roman" w:cs="Times New Roman"/>
+          <w:bCs/>
+          <w:color w:val="000000"/>
+          <w:kern w:val="0"/>
+          <w:sz w:val="28"/>
+          <w:szCs w:val="28"/>
+          <w14:ligatures w14:val="none"/>
+        </w:rPr>
+        <w:t xml:space="preserve">. С официального сайта sqlite.org была скачана </w:t>
+      </w:r>
+      <w:proofErr w:type="spellStart"/>
+      <w:r>
+        <w:rPr>
+          <w:rFonts w:ascii="Times New Roman" w:eastAsia="Calibri" w:hAnsi="Times New Roman" w:cs="Times New Roman"/>
+          <w:bCs/>
+          <w:color w:val="000000"/>
+          <w:kern w:val="0"/>
+          <w:sz w:val="28"/>
+          <w:szCs w:val="28"/>
+          <w14:ligatures w14:val="none"/>
+        </w:rPr>
+        <w:t>amalgamation</w:t>
+      </w:r>
+      <w:proofErr w:type="spellEnd"/>
+      <w:r>
+        <w:rPr>
+          <w:rFonts w:ascii="Times New Roman" w:eastAsia="Calibri" w:hAnsi="Times New Roman" w:cs="Times New Roman"/>
+          <w:bCs/>
+          <w:color w:val="000000"/>
+          <w:kern w:val="0"/>
+          <w:sz w:val="28"/>
+          <w:szCs w:val="28"/>
+          <w14:ligatures w14:val="none"/>
+        </w:rPr>
+        <w:t xml:space="preserve">-версия библиотеки (файлы sqlite3.c и sqlite3.h). Для неё в решении создан отдельный проект </w:t>
+      </w:r>
+      <w:proofErr w:type="spellStart"/>
+      <w:r>
+        <w:rPr>
+          <w:rFonts w:ascii="Times New Roman" w:eastAsia="Calibri" w:hAnsi="Times New Roman" w:cs="Times New Roman"/>
+          <w:bCs/>
+          <w:color w:val="000000"/>
+          <w:kern w:val="0"/>
+          <w:sz w:val="28"/>
+          <w:szCs w:val="28"/>
+          <w14:ligatures w14:val="none"/>
+        </w:rPr>
+        <w:t>sqlite</w:t>
+      </w:r>
+      <w:proofErr w:type="spellEnd"/>
+      <w:r>
+        <w:rPr>
+          <w:rFonts w:ascii="Times New Roman" w:eastAsia="Calibri" w:hAnsi="Times New Roman" w:cs="Times New Roman"/>
+          <w:bCs/>
+          <w:color w:val="000000"/>
+          <w:kern w:val="0"/>
+          <w:sz w:val="28"/>
+          <w:szCs w:val="28"/>
+          <w14:ligatures w14:val="none"/>
+        </w:rPr>
+        <w:t>, собирающий статическую библиотеку sqlite.lib, а проект lab2 подключает её через ссылку на проект и путь к заголовочному файлу.</w:t>
       </w:r>
     </w:p>
     <w:p>
@@ -1634,7 +1816,33 @@
           <w:szCs w:val="28"/>
           <w14:ligatures w14:val="none"/>
         </w:rPr>
-        <w:t>Подключение к базе выполняется функцией sqlite3_open, которая открывает файл lab2.db или создаёт его. В базе создана таблица books со следующими полями:</w:t>
+        <w:t xml:space="preserve">Подключение к базе выполняется функцией sqlite3_open, которая открывает файл lab2.db или создаёт его. В базе создана таблица </w:t>
+      </w:r>
+      <w:proofErr w:type="spellStart"/>
+      <w:r>
+        <w:rPr>
+          <w:rFonts w:ascii="Times New Roman" w:eastAsia="Calibri" w:hAnsi="Times New Roman" w:cs="Times New Roman"/>
+          <w:bCs/>
+          <w:color w:val="000000"/>
+          <w:kern w:val="0"/>
+          <w:sz w:val="28"/>
+          <w:szCs w:val="28"/>
+          <w14:ligatures w14:val="none"/>
+        </w:rPr>
+        <w:t>books</w:t>
+      </w:r>
+      <w:proofErr w:type="spellEnd"/>
+      <w:r>
+        <w:rPr>
+          <w:rFonts w:ascii="Times New Roman" w:eastAsia="Calibri" w:hAnsi="Times New Roman" w:cs="Times New Roman"/>
+          <w:bCs/>
+          <w:color w:val="000000"/>
+          <w:kern w:val="0"/>
+          <w:sz w:val="28"/>
+          <w:szCs w:val="28"/>
+          <w14:ligatures w14:val="none"/>
+        </w:rPr>
+        <w:t xml:space="preserve"> со следующими полями:</w:t>
       </w:r>
     </w:p>
     <w:p>
@@ -1650,15 +1858,27 @@
           <w14:ligatures w14:val="none"/>
         </w:rPr>
       </w:pPr>
-      <w:r>
-        <w:rPr>
-          <w:rFonts w:ascii="Times New Roman" w:eastAsia="Calibri" w:hAnsi="Times New Roman" w:cs="Times New Roman"/>
-          <w:kern w:val="0"/>
-          <w:sz w:val="28"/>
-          <w:szCs w:val="28"/>
-          <w14:ligatures w14:val="none"/>
-        </w:rPr>
-        <w:t>title – название книги (TEXT);</w:t>
+      <w:proofErr w:type="spellStart"/>
+      <w:r>
+        <w:rPr>
+          <w:rFonts w:ascii="Times New Roman" w:eastAsia="Calibri" w:hAnsi="Times New Roman" w:cs="Times New Roman"/>
+          <w:kern w:val="0"/>
+          <w:sz w:val="28"/>
+          <w:szCs w:val="28"/>
+          <w14:ligatures w14:val="none"/>
+        </w:rPr>
+        <w:t>title</w:t>
+      </w:r>
+      <w:proofErr w:type="spellEnd"/>
+      <w:r>
+        <w:rPr>
+          <w:rFonts w:ascii="Times New Roman" w:eastAsia="Calibri" w:hAnsi="Times New Roman" w:cs="Times New Roman"/>
+          <w:kern w:val="0"/>
+          <w:sz w:val="28"/>
+          <w:szCs w:val="28"/>
+          <w14:ligatures w14:val="none"/>
+        </w:rPr>
+        <w:t xml:space="preserve"> – название книги (TEXT);</w:t>
       </w:r>
     </w:p>
     <w:p>
@@ -1674,15 +1894,27 @@
           <w14:ligatures w14:val="none"/>
         </w:rPr>
       </w:pPr>
-      <w:r>
-        <w:rPr>
-          <w:rFonts w:ascii="Times New Roman" w:eastAsia="Calibri" w:hAnsi="Times New Roman" w:cs="Times New Roman"/>
-          <w:kern w:val="0"/>
-          <w:sz w:val="28"/>
-          <w:szCs w:val="28"/>
-          <w14:ligatures w14:val="none"/>
-        </w:rPr>
-        <w:t>genre – жанр (TEXT);</w:t>
+      <w:proofErr w:type="spellStart"/>
+      <w:r>
+        <w:rPr>
+          <w:rFonts w:ascii="Times New Roman" w:eastAsia="Calibri" w:hAnsi="Times New Roman" w:cs="Times New Roman"/>
+          <w:kern w:val="0"/>
+          <w:sz w:val="28"/>
+          <w:szCs w:val="28"/>
+          <w14:ligatures w14:val="none"/>
+        </w:rPr>
+        <w:t>genre</w:t>
+      </w:r>
+      <w:proofErr w:type="spellEnd"/>
+      <w:r>
+        <w:rPr>
+          <w:rFonts w:ascii="Times New Roman" w:eastAsia="Calibri" w:hAnsi="Times New Roman" w:cs="Times New Roman"/>
+          <w:kern w:val="0"/>
+          <w:sz w:val="28"/>
+          <w:szCs w:val="28"/>
+          <w14:ligatures w14:val="none"/>
+        </w:rPr>
+        <w:t xml:space="preserve"> – жанр (TEXT);</w:t>
       </w:r>
     </w:p>
     <w:p>
@@ -1698,15 +1930,27 @@
           <w14:ligatures w14:val="none"/>
         </w:rPr>
       </w:pPr>
-      <w:r>
-        <w:rPr>
-          <w:rFonts w:ascii="Times New Roman" w:eastAsia="Calibri" w:hAnsi="Times New Roman" w:cs="Times New Roman"/>
-          <w:kern w:val="0"/>
-          <w:sz w:val="28"/>
-          <w:szCs w:val="28"/>
-          <w14:ligatures w14:val="none"/>
-        </w:rPr>
-        <w:t>price – цена в рублях (INTEGER);</w:t>
+      <w:proofErr w:type="spellStart"/>
+      <w:r>
+        <w:rPr>
+          <w:rFonts w:ascii="Times New Roman" w:eastAsia="Calibri" w:hAnsi="Times New Roman" w:cs="Times New Roman"/>
+          <w:kern w:val="0"/>
+          <w:sz w:val="28"/>
+          <w:szCs w:val="28"/>
+          <w14:ligatures w14:val="none"/>
+        </w:rPr>
+        <w:t>price</w:t>
+      </w:r>
+      <w:proofErr w:type="spellEnd"/>
+      <w:r>
+        <w:rPr>
+          <w:rFonts w:ascii="Times New Roman" w:eastAsia="Calibri" w:hAnsi="Times New Roman" w:cs="Times New Roman"/>
+          <w:kern w:val="0"/>
+          <w:sz w:val="28"/>
+          <w:szCs w:val="28"/>
+          <w14:ligatures w14:val="none"/>
+        </w:rPr>
+        <w:t xml:space="preserve"> – цена в рублях (INTEGER);</w:t>
       </w:r>
     </w:p>
     <w:p>
@@ -1719,18 +1963,62 @@
           <w:kern w:val="0"/>
           <w:sz w:val="28"/>
           <w:szCs w:val="28"/>
-          <w14:ligatures w14:val="none"/>
-        </w:rPr>
-      </w:pPr>
-      <w:r>
-        <w:rPr>
-          <w:rFonts w:ascii="Times New Roman" w:eastAsia="Calibri" w:hAnsi="Times New Roman" w:cs="Times New Roman"/>
-          <w:kern w:val="0"/>
-          <w:sz w:val="28"/>
-          <w:szCs w:val="28"/>
-          <w14:ligatures w14:val="none"/>
-        </w:rPr>
-        <w:t>year – год издания (INTEGER);</w:t>
+          <w:lang w:val="en-US"/>
+          <w14:ligatures w14:val="none"/>
+        </w:rPr>
+      </w:pPr>
+      <w:r>
+        <w:rPr>
+          <w:rFonts w:ascii="Times New Roman" w:eastAsia="Calibri" w:hAnsi="Times New Roman" w:cs="Times New Roman"/>
+          <w:kern w:val="0"/>
+          <w:sz w:val="28"/>
+          <w:szCs w:val="28"/>
+          <w:lang w:val="en-US"/>
+          <w14:ligatures w14:val="none"/>
+        </w:rPr>
+        <w:t xml:space="preserve">year – </w:t>
+      </w:r>
+      <w:r>
+        <w:rPr>
+          <w:rFonts w:ascii="Times New Roman" w:eastAsia="Calibri" w:hAnsi="Times New Roman" w:cs="Times New Roman"/>
+          <w:kern w:val="0"/>
+          <w:sz w:val="28"/>
+          <w:szCs w:val="28"/>
+          <w14:ligatures w14:val="none"/>
+        </w:rPr>
+        <w:t>год</w:t>
+      </w:r>
+      <w:r>
+        <w:rPr>
+          <w:rFonts w:ascii="Times New Roman" w:eastAsia="Calibri" w:hAnsi="Times New Roman" w:cs="Times New Roman"/>
+          <w:kern w:val="0"/>
+          <w:sz w:val="28"/>
+          <w:szCs w:val="28"/>
+          <w:lang w:val="en-US"/>
+          <w14:ligatures w14:val="none"/>
+        </w:rPr>
+        <w:t xml:space="preserve"> </w:t>
+      </w:r>
+      <w:r>
+        <w:rPr>
+          <w:rFonts w:ascii="Times New Roman" w:eastAsia="Calibri" w:hAnsi="Times New Roman" w:cs="Times New Roman"/>
+          <w:kern w:val="0"/>
+          <w:sz w:val="28"/>
+          <w:szCs w:val="28"/>
+          <w14:ligatures w14:val="none"/>
+        </w:rPr>
+        <w:t>издания</w:t>
+      </w:r>
+      <w:r>
+        <w:rPr>
+          <w:rFonts w:ascii="Times New Roman" w:eastAsia="Calibri" w:hAnsi="Times New Roman" w:cs="Times New Roman"/>
+          <w:kern w:val="0"/>
+          <w:sz w:val="28"/>
+          <w:szCs w:val="28"/>
+          <w:lang w:val="en-US"/>
+          <w14:ligatures w14:val="none"/>
+        </w:rPr>
+        <w:t xml:space="preserve"> (INTEGER);</w:t>
       </w:r>
     </w:p>
     <w:p>
@@ -1743,18 +2031,41 @@
           <w:kern w:val="0"/>
           <w:sz w:val="28"/>
           <w:szCs w:val="28"/>
-          <w14:ligatures w14:val="none"/>
-        </w:rPr>
-      </w:pPr>
-      <w:r>
-        <w:rPr>
-          <w:rFonts w:ascii="Times New Roman" w:eastAsia="Calibri" w:hAnsi="Times New Roman" w:cs="Times New Roman"/>
-          <w:kern w:val="0"/>
-          <w:sz w:val="28"/>
-          <w:szCs w:val="28"/>
-          <w14:ligatures w14:val="none"/>
-        </w:rPr>
-        <w:t>author – автор (TEXT).</w:t>
+          <w:lang w:val="en-US"/>
+          <w14:ligatures w14:val="none"/>
+        </w:rPr>
+      </w:pPr>
+      <w:r>
+        <w:rPr>
+          <w:rFonts w:ascii="Times New Roman" w:eastAsia="Calibri" w:hAnsi="Times New Roman" w:cs="Times New Roman"/>
+          <w:kern w:val="0"/>
+          <w:sz w:val="28"/>
+          <w:szCs w:val="28"/>
+          <w:lang w:val="en-US"/>
+          <w14:ligatures w14:val="none"/>
+        </w:rPr>
+        <w:t xml:space="preserve">author – </w:t>
+      </w:r>
+      <w:r>
+        <w:rPr>
+          <w:rFonts w:ascii="Times New Roman" w:eastAsia="Calibri" w:hAnsi="Times New Roman" w:cs="Times New Roman"/>
+          <w:kern w:val="0"/>
+          <w:sz w:val="28"/>
+          <w:szCs w:val="28"/>
+          <w14:ligatures w14:val="none"/>
+        </w:rPr>
+        <w:t>автор</w:t>
+      </w:r>
+      <w:r>
+        <w:rPr>
+          <w:rFonts w:ascii="Times New Roman" w:eastAsia="Calibri" w:hAnsi="Times New Roman" w:cs="Times New Roman"/>
+          <w:kern w:val="0"/>
+          <w:sz w:val="28"/>
+          <w:szCs w:val="28"/>
+          <w:lang w:val="en-US"/>
+          <w14:ligatures w14:val="none"/>
+        </w:rPr>
+        <w:t xml:space="preserve"> (TEXT).</w:t>
       </w:r>
     </w:p>
     <w:p>
@@ -1782,7 +2093,85 @@
           <w:szCs w:val="28"/>
           <w14:ligatures w14:val="none"/>
         </w:rPr>
-        <w:t>Данные были загружены из текстового файла books.txt, содержащего 25 записей о книгах. Загрузка выполнялась подготовленным SQL-запросом INSERT INTO books VALUES (?, ?, ?, ?, ?): для каждой строки файла значения подставлялись функциями sqlite3_bind_text и sqlite3_bind_int, а запрос выполнялся функцией sqlite3_step. Все вставки выполнены в одной транзакции (BEGIN … COMMIT).</w:t>
+        <w:t xml:space="preserve">Данные были загружены из текстового файла books.txt, содержащего 25 записей о книгах. Загрузка выполнялась подготовленным SQL-запросом INSERT INTO </w:t>
+      </w:r>
+      <w:proofErr w:type="spellStart"/>
+      <w:r>
+        <w:rPr>
+          <w:rFonts w:ascii="Times New Roman" w:eastAsia="Calibri" w:hAnsi="Times New Roman" w:cs="Times New Roman"/>
+          <w:bCs/>
+          <w:color w:val="000000"/>
+          <w:kern w:val="0"/>
+          <w:sz w:val="28"/>
+          <w:szCs w:val="28"/>
+          <w14:ligatures w14:val="none"/>
+        </w:rPr>
+        <w:t>books</w:t>
+      </w:r>
+      <w:proofErr w:type="spellEnd"/>
+      <w:r>
+        <w:rPr>
+          <w:rFonts w:ascii="Times New Roman" w:eastAsia="Calibri" w:hAnsi="Times New Roman" w:cs="Times New Roman"/>
+          <w:bCs/>
+          <w:color w:val="000000"/>
+          <w:kern w:val="0"/>
+          <w:sz w:val="28"/>
+          <w:szCs w:val="28"/>
+          <w14:ligatures w14:val="none"/>
+        </w:rPr>
+        <w:t xml:space="preserve"> VALUES </w:t>
+      </w:r>
+      <w:proofErr w:type="gramStart"/>
+      <w:r>
+        <w:rPr>
+          <w:rFonts w:ascii="Times New Roman" w:eastAsia="Calibri" w:hAnsi="Times New Roman" w:cs="Times New Roman"/>
+          <w:bCs/>
+          <w:color w:val="000000"/>
+          <w:kern w:val="0"/>
+          <w:sz w:val="28"/>
+          <w:szCs w:val="28"/>
+          <w14:ligatures w14:val="none"/>
+        </w:rPr>
+        <w:t>(?,</w:t>
+      </w:r>
+      <w:proofErr w:type="gramEnd"/>
+      <w:r>
+        <w:rPr>
+          <w:rFonts w:ascii="Times New Roman" w:eastAsia="Calibri" w:hAnsi="Times New Roman" w:cs="Times New Roman"/>
+          <w:bCs/>
+          <w:color w:val="000000"/>
+          <w:kern w:val="0"/>
+          <w:sz w:val="28"/>
+          <w:szCs w:val="28"/>
+          <w14:ligatures w14:val="none"/>
+        </w:rPr>
+        <w:t xml:space="preserve"> ?, ?</w:t>
+      </w:r>
+      <w:proofErr w:type="gramStart"/>
+      <w:r>
+        <w:rPr>
+          <w:rFonts w:ascii="Times New Roman" w:eastAsia="Calibri" w:hAnsi="Times New Roman" w:cs="Times New Roman"/>
+          <w:bCs/>
+          <w:color w:val="000000"/>
+          <w:kern w:val="0"/>
+          <w:sz w:val="28"/>
+          <w:szCs w:val="28"/>
+          <w14:ligatures w14:val="none"/>
+        </w:rPr>
+        <w:t>, ?</w:t>
+      </w:r>
+      <w:proofErr w:type="gramEnd"/>
+      <w:r>
+        <w:rPr>
+          <w:rFonts w:ascii="Times New Roman" w:eastAsia="Calibri" w:hAnsi="Times New Roman" w:cs="Times New Roman"/>
+          <w:bCs/>
+          <w:color w:val="000000"/>
+          <w:kern w:val="0"/>
+          <w:sz w:val="28"/>
+          <w:szCs w:val="28"/>
+          <w14:ligatures w14:val="none"/>
+        </w:rPr>
+        <w:t>, ?): для каждой строки файла значения подставлялись функциями sqlite3_bind_text и sqlite3_bind_int, а запрос выполнялся функцией sqlite3_step. Все вставки выполнены в одной транзакции (BEGIN … COMMIT).</w:t>
       </w:r>
     </w:p>
     <w:p>
@@ -1825,6 +2214,7 @@
           <w:kern w:val="0"/>
           <w:sz w:val="28"/>
           <w:szCs w:val="28"/>
+          <w:lang w:val="en-US"/>
           <w14:ligatures w14:val="none"/>
         </w:rPr>
       </w:pPr>
@@ -1838,7 +2228,224 @@
           <w:szCs w:val="28"/>
           <w14:ligatures w14:val="none"/>
         </w:rPr>
-        <w:t>Первый запрос: SELECT title, price FROM books WHERE genre = 'Детектив' AND price &lt; 450. Нахождение детективов стоимостью менее 450 рублей.</w:t>
+        <w:lastRenderedPageBreak/>
+        <w:t>Первый</w:t>
+      </w:r>
+      <w:r>
+        <w:rPr>
+          <w:rFonts w:ascii="Times New Roman" w:eastAsia="Calibri" w:hAnsi="Times New Roman" w:cs="Times New Roman"/>
+          <w:bCs/>
+          <w:color w:val="000000"/>
+          <w:kern w:val="0"/>
+          <w:sz w:val="28"/>
+          <w:szCs w:val="28"/>
+          <w:lang w:val="en-US"/>
+          <w14:ligatures w14:val="none"/>
+        </w:rPr>
+        <w:t xml:space="preserve"> </w:t>
+      </w:r>
+      <w:r>
+        <w:rPr>
+          <w:rFonts w:ascii="Times New Roman" w:eastAsia="Calibri" w:hAnsi="Times New Roman" w:cs="Times New Roman"/>
+          <w:bCs/>
+          <w:color w:val="000000"/>
+          <w:kern w:val="0"/>
+          <w:sz w:val="28"/>
+          <w:szCs w:val="28"/>
+          <w14:ligatures w14:val="none"/>
+        </w:rPr>
+        <w:t>запрос</w:t>
+      </w:r>
+      <w:r>
+        <w:rPr>
+          <w:rFonts w:ascii="Times New Roman" w:eastAsia="Calibri" w:hAnsi="Times New Roman" w:cs="Times New Roman"/>
+          <w:bCs/>
+          <w:color w:val="000000"/>
+          <w:kern w:val="0"/>
+          <w:sz w:val="28"/>
+          <w:szCs w:val="28"/>
+          <w:lang w:val="en-US"/>
+          <w14:ligatures w14:val="none"/>
+        </w:rPr>
+        <w:t>: SELECT title, price FROM books WHERE genre = '</w:t>
+      </w:r>
+      <w:r>
+        <w:rPr>
+          <w:rFonts w:ascii="Times New Roman" w:eastAsia="Calibri" w:hAnsi="Times New Roman" w:cs="Times New Roman"/>
+          <w:bCs/>
+          <w:color w:val="000000"/>
+          <w:kern w:val="0"/>
+          <w:sz w:val="28"/>
+          <w:szCs w:val="28"/>
+          <w14:ligatures w14:val="none"/>
+        </w:rPr>
+        <w:t>Детектив</w:t>
+      </w:r>
+      <w:r>
+        <w:rPr>
+          <w:rFonts w:ascii="Times New Roman" w:eastAsia="Calibri" w:hAnsi="Times New Roman" w:cs="Times New Roman"/>
+          <w:bCs/>
+          <w:color w:val="000000"/>
+          <w:kern w:val="0"/>
+          <w:sz w:val="28"/>
+          <w:szCs w:val="28"/>
+          <w:lang w:val="en-US"/>
+          <w14:ligatures w14:val="none"/>
+        </w:rPr>
+        <w:t xml:space="preserve">' AND price </w:t>
+      </w:r>
+      <w:proofErr w:type="gramStart"/>
+      <w:r>
+        <w:rPr>
+          <w:rFonts w:ascii="Times New Roman" w:eastAsia="Calibri" w:hAnsi="Times New Roman" w:cs="Times New Roman"/>
+          <w:bCs/>
+          <w:color w:val="000000"/>
+          <w:kern w:val="0"/>
+          <w:sz w:val="28"/>
+          <w:szCs w:val="28"/>
+          <w:lang w:val="en-US"/>
+          <w14:ligatures w14:val="none"/>
+        </w:rPr>
+        <w:t>&lt; 450</w:t>
+      </w:r>
+      <w:proofErr w:type="gramEnd"/>
+      <w:r>
+        <w:rPr>
+          <w:rFonts w:ascii="Times New Roman" w:eastAsia="Calibri" w:hAnsi="Times New Roman" w:cs="Times New Roman"/>
+          <w:bCs/>
+          <w:color w:val="000000"/>
+          <w:kern w:val="0"/>
+          <w:sz w:val="28"/>
+          <w:szCs w:val="28"/>
+          <w:lang w:val="en-US"/>
+          <w14:ligatures w14:val="none"/>
+        </w:rPr>
+        <w:t xml:space="preserve">. </w:t>
+      </w:r>
+      <w:r>
+        <w:rPr>
+          <w:rFonts w:ascii="Times New Roman" w:eastAsia="Calibri" w:hAnsi="Times New Roman" w:cs="Times New Roman"/>
+          <w:bCs/>
+          <w:color w:val="000000"/>
+          <w:kern w:val="0"/>
+          <w:sz w:val="28"/>
+          <w:szCs w:val="28"/>
+          <w14:ligatures w14:val="none"/>
+        </w:rPr>
+        <w:t>Нахождение</w:t>
+      </w:r>
+      <w:r>
+        <w:rPr>
+          <w:rFonts w:ascii="Times New Roman" w:eastAsia="Calibri" w:hAnsi="Times New Roman" w:cs="Times New Roman"/>
+          <w:bCs/>
+          <w:color w:val="000000"/>
+          <w:kern w:val="0"/>
+          <w:sz w:val="28"/>
+          <w:szCs w:val="28"/>
+          <w:lang w:val="en-US"/>
+          <w14:ligatures w14:val="none"/>
+        </w:rPr>
+        <w:t xml:space="preserve"> </w:t>
+      </w:r>
+      <w:r>
+        <w:rPr>
+          <w:rFonts w:ascii="Times New Roman" w:eastAsia="Calibri" w:hAnsi="Times New Roman" w:cs="Times New Roman"/>
+          <w:bCs/>
+          <w:color w:val="000000"/>
+          <w:kern w:val="0"/>
+          <w:sz w:val="28"/>
+          <w:szCs w:val="28"/>
+          <w14:ligatures w14:val="none"/>
+        </w:rPr>
+        <w:t>детективов</w:t>
+      </w:r>
+      <w:r>
+        <w:rPr>
+          <w:rFonts w:ascii="Times New Roman" w:eastAsia="Calibri" w:hAnsi="Times New Roman" w:cs="Times New Roman"/>
+          <w:bCs/>
+          <w:color w:val="000000"/>
+          <w:kern w:val="0"/>
+          <w:sz w:val="28"/>
+          <w:szCs w:val="28"/>
+          <w:lang w:val="en-US"/>
+          <w14:ligatures w14:val="none"/>
+        </w:rPr>
+        <w:t xml:space="preserve"> </w:t>
+      </w:r>
+      <w:r>
+        <w:rPr>
+          <w:rFonts w:ascii="Times New Roman" w:eastAsia="Calibri" w:hAnsi="Times New Roman" w:cs="Times New Roman"/>
+          <w:bCs/>
+          <w:color w:val="000000"/>
+          <w:kern w:val="0"/>
+          <w:sz w:val="28"/>
+          <w:szCs w:val="28"/>
+          <w14:ligatures w14:val="none"/>
+        </w:rPr>
+        <w:t>стоимостью</w:t>
+      </w:r>
+      <w:r>
+        <w:rPr>
+          <w:rFonts w:ascii="Times New Roman" w:eastAsia="Calibri" w:hAnsi="Times New Roman" w:cs="Times New Roman"/>
+          <w:bCs/>
+          <w:color w:val="000000"/>
+          <w:kern w:val="0"/>
+          <w:sz w:val="28"/>
+          <w:szCs w:val="28"/>
+          <w:lang w:val="en-US"/>
+          <w14:ligatures w14:val="none"/>
+        </w:rPr>
+        <w:t xml:space="preserve"> </w:t>
+      </w:r>
+      <w:r>
+        <w:rPr>
+          <w:rFonts w:ascii="Times New Roman" w:eastAsia="Calibri" w:hAnsi="Times New Roman" w:cs="Times New Roman"/>
+          <w:bCs/>
+          <w:color w:val="000000"/>
+          <w:kern w:val="0"/>
+          <w:sz w:val="28"/>
+          <w:szCs w:val="28"/>
+          <w14:ligatures w14:val="none"/>
+        </w:rPr>
+        <w:t>менее</w:t>
+      </w:r>
+      <w:r>
+        <w:rPr>
+          <w:rFonts w:ascii="Times New Roman" w:eastAsia="Calibri" w:hAnsi="Times New Roman" w:cs="Times New Roman"/>
+          <w:bCs/>
+          <w:color w:val="000000"/>
+          <w:kern w:val="0"/>
+          <w:sz w:val="28"/>
+          <w:szCs w:val="28"/>
+          <w:lang w:val="en-US"/>
+          <w14:ligatures w14:val="none"/>
+        </w:rPr>
+        <w:t xml:space="preserve"> 450 </w:t>
+      </w:r>
+      <w:r>
+        <w:rPr>
+          <w:rFonts w:ascii="Times New Roman" w:eastAsia="Calibri" w:hAnsi="Times New Roman" w:cs="Times New Roman"/>
+          <w:bCs/>
+          <w:color w:val="000000"/>
+          <w:kern w:val="0"/>
+          <w:sz w:val="28"/>
+          <w:szCs w:val="28"/>
+          <w14:ligatures w14:val="none"/>
+        </w:rPr>
+        <w:t>рублей</w:t>
+      </w:r>
+      <w:r>
+        <w:rPr>
+          <w:rFonts w:ascii="Times New Roman" w:eastAsia="Calibri" w:hAnsi="Times New Roman" w:cs="Times New Roman"/>
+          <w:bCs/>
+          <w:color w:val="000000"/>
+          <w:kern w:val="0"/>
+          <w:sz w:val="28"/>
+          <w:szCs w:val="28"/>
+          <w:lang w:val="en-US"/>
+          <w14:ligatures w14:val="none"/>
+        </w:rPr>
+        <w:t>.</w:t>
       </w:r>
     </w:p>
     <w:p>
@@ -1866,7 +2473,57 @@
           <w:szCs w:val="28"/>
           <w14:ligatures w14:val="none"/>
         </w:rPr>
-        <w:t>Второй запрос: SELECT title, genre, price FROM books ORDER BY price DESC LIMIT 5. Вывод пяти самых дорогих книг.</w:t>
+        <w:t>Второй</w:t>
+      </w:r>
+      <w:r>
+        <w:rPr>
+          <w:rFonts w:ascii="Times New Roman" w:eastAsia="Calibri" w:hAnsi="Times New Roman" w:cs="Times New Roman"/>
+          <w:bCs/>
+          <w:color w:val="000000"/>
+          <w:kern w:val="0"/>
+          <w:sz w:val="28"/>
+          <w:szCs w:val="28"/>
+          <w:lang w:val="en-US"/>
+          <w14:ligatures w14:val="none"/>
+        </w:rPr>
+        <w:t xml:space="preserve"> </w:t>
+      </w:r>
+      <w:r>
+        <w:rPr>
+          <w:rFonts w:ascii="Times New Roman" w:eastAsia="Calibri" w:hAnsi="Times New Roman" w:cs="Times New Roman"/>
+          <w:bCs/>
+          <w:color w:val="000000"/>
+          <w:kern w:val="0"/>
+          <w:sz w:val="28"/>
+          <w:szCs w:val="28"/>
+          <w14:ligatures w14:val="none"/>
+        </w:rPr>
+        <w:t>запрос</w:t>
+      </w:r>
+      <w:r>
+        <w:rPr>
+          <w:rFonts w:ascii="Times New Roman" w:eastAsia="Calibri" w:hAnsi="Times New Roman" w:cs="Times New Roman"/>
+          <w:bCs/>
+          <w:color w:val="000000"/>
+          <w:kern w:val="0"/>
+          <w:sz w:val="28"/>
+          <w:szCs w:val="28"/>
+          <w:lang w:val="en-US"/>
+          <w14:ligatures w14:val="none"/>
+        </w:rPr>
+        <w:t xml:space="preserve">: SELECT title, genre, price FROM books ORDER BY price DESC LIMIT 5. </w:t>
+      </w:r>
+      <w:r>
+        <w:rPr>
+          <w:rFonts w:ascii="Times New Roman" w:eastAsia="Calibri" w:hAnsi="Times New Roman" w:cs="Times New Roman"/>
+          <w:bCs/>
+          <w:color w:val="000000"/>
+          <w:kern w:val="0"/>
+          <w:sz w:val="28"/>
+          <w:szCs w:val="28"/>
+          <w14:ligatures w14:val="none"/>
+        </w:rPr>
+        <w:t>Вывод пяти самых дорогих книг.</w:t>
       </w:r>
     </w:p>
     <w:p>
@@ -1894,7 +2551,57 @@
           <w:szCs w:val="28"/>
           <w14:ligatures w14:val="none"/>
         </w:rPr>
-        <w:t>Третий запрос: SELECT title, author, year FROM books WHERE year = 2022 ORDER BY title. Нахождение книг, изданных в 2022 году.</w:t>
+        <w:t>Третий</w:t>
+      </w:r>
+      <w:r>
+        <w:rPr>
+          <w:rFonts w:ascii="Times New Roman" w:eastAsia="Calibri" w:hAnsi="Times New Roman" w:cs="Times New Roman"/>
+          <w:bCs/>
+          <w:color w:val="000000"/>
+          <w:kern w:val="0"/>
+          <w:sz w:val="28"/>
+          <w:szCs w:val="28"/>
+          <w:lang w:val="en-US"/>
+          <w14:ligatures w14:val="none"/>
+        </w:rPr>
+        <w:t xml:space="preserve"> </w:t>
+      </w:r>
+      <w:r>
+        <w:rPr>
+          <w:rFonts w:ascii="Times New Roman" w:eastAsia="Calibri" w:hAnsi="Times New Roman" w:cs="Times New Roman"/>
+          <w:bCs/>
+          <w:color w:val="000000"/>
+          <w:kern w:val="0"/>
+          <w:sz w:val="28"/>
+          <w:szCs w:val="28"/>
+          <w14:ligatures w14:val="none"/>
+        </w:rPr>
+        <w:t>запрос</w:t>
+      </w:r>
+      <w:r>
+        <w:rPr>
+          <w:rFonts w:ascii="Times New Roman" w:eastAsia="Calibri" w:hAnsi="Times New Roman" w:cs="Times New Roman"/>
+          <w:bCs/>
+          <w:color w:val="000000"/>
+          <w:kern w:val="0"/>
+          <w:sz w:val="28"/>
+          <w:szCs w:val="28"/>
+          <w:lang w:val="en-US"/>
+          <w14:ligatures w14:val="none"/>
+        </w:rPr>
+        <w:t xml:space="preserve">: SELECT title, author, year FROM books WHERE year = 2022 ORDER BY title. </w:t>
+      </w:r>
+      <w:r>
+        <w:rPr>
+          <w:rFonts w:ascii="Times New Roman" w:eastAsia="Calibri" w:hAnsi="Times New Roman" w:cs="Times New Roman"/>
+          <w:bCs/>
+          <w:color w:val="000000"/>
+          <w:kern w:val="0"/>
+          <w:sz w:val="28"/>
+          <w:szCs w:val="28"/>
+          <w14:ligatures w14:val="none"/>
+        </w:rPr>
+        <w:t>Нахождение книг, изданных в 2022 году.</w:t>
       </w:r>
     </w:p>
     <w:p>
@@ -1944,7 +2651,7 @@
           <w:noProof/>
         </w:rPr>
         <w:drawing>
-          <wp:inline distT="0" distB="0" distL="0" distR="0">
+          <wp:inline distT="0" distB="0" distL="0" distR="0" wp14:anchorId="19B540E4" wp14:editId="59871BE8">
             <wp:extent cx="5760000" cy="4595235"/>
             <wp:effectExtent l="0" t="0" r="0" b="0"/>
             <wp:docPr id="1" name="Picture 1"/>
@@ -2059,6 +2766,7 @@
           <w:szCs w:val="28"/>
           <w14:ligatures w14:val="none"/>
         </w:rPr>
+        <w:lastRenderedPageBreak/>
         <w:br w:type="page"/>
       </w:r>
     </w:p>
@@ -2091,6 +2799,7 @@
           <w:szCs w:val="28"/>
           <w14:ligatures w14:val="none"/>
         </w:rPr>
+        <w:lastRenderedPageBreak/>
         <w:t>Вывод</w:t>
       </w:r>
       <w:bookmarkEnd w:id="4"/>
@@ -2121,7 +2830,59 @@
           <w:szCs w:val="28"/>
           <w14:ligatures w14:val="none"/>
         </w:rPr>
-        <w:t>В ходе лабораторной работы были выполнены все задачи: подключена библиотека встраиваемой базы данных SQLite к проекту на C++ в Visual Studio 2022, выполнено подключение к базе из программы, создана таблица books и загружены в неё 25 записей о книгах, а также выполнены три запроса SELECT.</w:t>
+        <w:t xml:space="preserve">В ходе лабораторной работы были выполнены все задачи: подключена библиотека встраиваемой базы данных </w:t>
+      </w:r>
+      <w:proofErr w:type="spellStart"/>
+      <w:r>
+        <w:rPr>
+          <w:rFonts w:ascii="Times New Roman" w:eastAsia="Calibri" w:hAnsi="Times New Roman" w:cs="Times New Roman"/>
+          <w:bCs/>
+          <w:color w:val="000000"/>
+          <w:kern w:val="0"/>
+          <w:sz w:val="28"/>
+          <w:szCs w:val="28"/>
+          <w14:ligatures w14:val="none"/>
+        </w:rPr>
+        <w:t>SQLite</w:t>
+      </w:r>
+      <w:proofErr w:type="spellEnd"/>
+      <w:r>
+        <w:rPr>
+          <w:rFonts w:ascii="Times New Roman" w:eastAsia="Calibri" w:hAnsi="Times New Roman" w:cs="Times New Roman"/>
+          <w:bCs/>
+          <w:color w:val="000000"/>
+          <w:kern w:val="0"/>
+          <w:sz w:val="28"/>
+          <w:szCs w:val="28"/>
+          <w14:ligatures w14:val="none"/>
+        </w:rPr>
+        <w:t xml:space="preserve"> к проекту на C++ в Visual Studio 2022, выполнено подключение к базе из программы, создана таблица </w:t>
+      </w:r>
+      <w:proofErr w:type="spellStart"/>
+      <w:r>
+        <w:rPr>
+          <w:rFonts w:ascii="Times New Roman" w:eastAsia="Calibri" w:hAnsi="Times New Roman" w:cs="Times New Roman"/>
+          <w:bCs/>
+          <w:color w:val="000000"/>
+          <w:kern w:val="0"/>
+          <w:sz w:val="28"/>
+          <w:szCs w:val="28"/>
+          <w14:ligatures w14:val="none"/>
+        </w:rPr>
+        <w:t>books</w:t>
+      </w:r>
+      <w:proofErr w:type="spellEnd"/>
+      <w:r>
+        <w:rPr>
+          <w:rFonts w:ascii="Times New Roman" w:eastAsia="Calibri" w:hAnsi="Times New Roman" w:cs="Times New Roman"/>
+          <w:bCs/>
+          <w:color w:val="000000"/>
+          <w:kern w:val="0"/>
+          <w:sz w:val="28"/>
+          <w:szCs w:val="28"/>
+          <w14:ligatures w14:val="none"/>
+        </w:rPr>
+        <w:t xml:space="preserve"> и загружены в неё 25 записей о книгах, а также выполнены три запроса SELECT.</w:t>
       </w:r>
     </w:p>
     <w:p>
@@ -2273,7 +3034,33 @@
           <w:szCs w:val="28"/>
           <w14:ligatures w14:val="none"/>
         </w:rPr>
-        <w:t>В итоге были освоены основные операции работы с базой данных SQLite из программы на C++: подключение к БД, создание таблицы, загрузка данных из файла с помощью подготовленных запросов, выполнение запросов с условиями WHERE, сортировкой ORDER BY, ограничением LIMIT и чтение результатов. Полученные навыки позволяют интегрировать работу с базами данных в прикладные программы.</w:t>
+        <w:t xml:space="preserve">В итоге были освоены основные операции работы с базой данных </w:t>
+      </w:r>
+      <w:proofErr w:type="spellStart"/>
+      <w:r>
+        <w:rPr>
+          <w:rFonts w:ascii="Times New Roman" w:eastAsia="Calibri" w:hAnsi="Times New Roman" w:cs="Times New Roman"/>
+          <w:bCs/>
+          <w:color w:val="000000"/>
+          <w:kern w:val="0"/>
+          <w:sz w:val="28"/>
+          <w:szCs w:val="28"/>
+          <w14:ligatures w14:val="none"/>
+        </w:rPr>
+        <w:t>SQLite</w:t>
+      </w:r>
+      <w:proofErr w:type="spellEnd"/>
+      <w:r>
+        <w:rPr>
+          <w:rFonts w:ascii="Times New Roman" w:eastAsia="Calibri" w:hAnsi="Times New Roman" w:cs="Times New Roman"/>
+          <w:bCs/>
+          <w:color w:val="000000"/>
+          <w:kern w:val="0"/>
+          <w:sz w:val="28"/>
+          <w:szCs w:val="28"/>
+          <w14:ligatures w14:val="none"/>
+        </w:rPr>
+        <w:t xml:space="preserve"> из программы на C++: подключение к БД, создание таблицы, загрузка данных из файла с помощью подготовленных запросов, выполнение запросов с условиями WHERE, сортировкой ORDER BY, ограничением LIMIT и чтение результатов. Полученные навыки позволяют интегрировать работу с базами данных в прикладные программы.</w:t>
       </w:r>
     </w:p>
     <w:p>
@@ -2332,6 +3119,7 @@
           <w:szCs w:val="28"/>
           <w14:ligatures w14:val="none"/>
         </w:rPr>
+        <w:lastRenderedPageBreak/>
         <w:t>Приложение А</w:t>
       </w:r>
       <w:bookmarkEnd w:id="6"/>
@@ -2346,58 +3134,154 @@
           <w:rFonts w:ascii="Courier New" w:eastAsia="Courier New" w:hAnsi="Courier New" w:cs="Courier New"/>
           <w:sz w:val="20"/>
         </w:rPr>
-        <w:t>// Лабораторная работа 2. Подключение к встраиваемой БД (SQLite) из программы на C++.</w:t>
-      </w:r>
-    </w:p>
-    <w:p>
-      <w:pPr>
-        <w:spacing w:after="0" w:line="240" w:lineRule="auto"/>
-      </w:pPr>
-      <w:r>
-        <w:rPr>
-          <w:rFonts w:ascii="Courier New" w:eastAsia="Courier New" w:hAnsi="Courier New" w:cs="Courier New"/>
-          <w:sz w:val="20"/>
-        </w:rPr>
-        <w:t>// Создаём таблицу books, загружаем data/books.txt и выполняем 3 запроса SELECT.</w:t>
-      </w:r>
-    </w:p>
-    <w:p>
-      <w:pPr>
-        <w:spacing w:after="0" w:line="240" w:lineRule="auto"/>
-      </w:pPr>
-    </w:p>
-    <w:p>
-      <w:pPr>
-        <w:spacing w:after="0" w:line="240" w:lineRule="auto"/>
-      </w:pPr>
-      <w:r>
-        <w:rPr>
-          <w:rFonts w:ascii="Courier New" w:eastAsia="Courier New" w:hAnsi="Courier New" w:cs="Courier New"/>
-          <w:sz w:val="20"/>
-        </w:rPr>
-        <w:t>#include &lt;windows.h&gt;</w:t>
-      </w:r>
-    </w:p>
-    <w:p>
-      <w:pPr>
-        <w:spacing w:after="0" w:line="240" w:lineRule="auto"/>
-      </w:pPr>
-      <w:r>
-        <w:rPr>
-          <w:rFonts w:ascii="Courier New" w:eastAsia="Courier New" w:hAnsi="Courier New" w:cs="Courier New"/>
-          <w:sz w:val="20"/>
-        </w:rPr>
-        <w:t>#include &lt;fstream&gt;</w:t>
-      </w:r>
-    </w:p>
-    <w:p>
-      <w:pPr>
-        <w:spacing w:after="0" w:line="240" w:lineRule="auto"/>
-      </w:pPr>
-      <w:r>
-        <w:rPr>
-          <w:rFonts w:ascii="Courier New" w:eastAsia="Courier New" w:hAnsi="Courier New" w:cs="Courier New"/>
-          <w:sz w:val="20"/>
+        <w:t>// Лабораторная работа 2. Подключение к встраиваемой БД (</w:t>
+      </w:r>
+      <w:proofErr w:type="spellStart"/>
+      <w:r>
+        <w:rPr>
+          <w:rFonts w:ascii="Courier New" w:eastAsia="Courier New" w:hAnsi="Courier New" w:cs="Courier New"/>
+          <w:sz w:val="20"/>
+        </w:rPr>
+        <w:t>SQLite</w:t>
+      </w:r>
+      <w:proofErr w:type="spellEnd"/>
+      <w:r>
+        <w:rPr>
+          <w:rFonts w:ascii="Courier New" w:eastAsia="Courier New" w:hAnsi="Courier New" w:cs="Courier New"/>
+          <w:sz w:val="20"/>
+        </w:rPr>
+        <w:t>) из программы на C++.</w:t>
+      </w:r>
+    </w:p>
+    <w:p>
+      <w:pPr>
+        <w:spacing w:after="0" w:line="240" w:lineRule="auto"/>
+      </w:pPr>
+      <w:r>
+        <w:rPr>
+          <w:rFonts w:ascii="Courier New" w:eastAsia="Courier New" w:hAnsi="Courier New" w:cs="Courier New"/>
+          <w:sz w:val="20"/>
+        </w:rPr>
+        <w:t xml:space="preserve">// Создаём таблицу </w:t>
+      </w:r>
+      <w:proofErr w:type="spellStart"/>
+      <w:r>
+        <w:rPr>
+          <w:rFonts w:ascii="Courier New" w:eastAsia="Courier New" w:hAnsi="Courier New" w:cs="Courier New"/>
+          <w:sz w:val="20"/>
+        </w:rPr>
+        <w:t>books</w:t>
+      </w:r>
+      <w:proofErr w:type="spellEnd"/>
+      <w:r>
+        <w:rPr>
+          <w:rFonts w:ascii="Courier New" w:eastAsia="Courier New" w:hAnsi="Courier New" w:cs="Courier New"/>
+          <w:sz w:val="20"/>
+        </w:rPr>
+        <w:t xml:space="preserve">, загружаем </w:t>
+      </w:r>
+      <w:proofErr w:type="spellStart"/>
+      <w:r>
+        <w:rPr>
+          <w:rFonts w:ascii="Courier New" w:eastAsia="Courier New" w:hAnsi="Courier New" w:cs="Courier New"/>
+          <w:sz w:val="20"/>
+        </w:rPr>
+        <w:t>data</w:t>
+      </w:r>
+      <w:proofErr w:type="spellEnd"/>
+      <w:r>
+        <w:rPr>
+          <w:rFonts w:ascii="Courier New" w:eastAsia="Courier New" w:hAnsi="Courier New" w:cs="Courier New"/>
+          <w:sz w:val="20"/>
+        </w:rPr>
+        <w:t>/books.txt и выполняем 3 запроса SELECT.</w:t>
+      </w:r>
+    </w:p>
+    <w:p>
+      <w:pPr>
+        <w:spacing w:after="0" w:line="240" w:lineRule="auto"/>
+      </w:pPr>
+    </w:p>
+    <w:p>
+      <w:pPr>
+        <w:spacing w:after="0" w:line="240" w:lineRule="auto"/>
+        <w:rPr>
+          <w:lang w:val="en-US"/>
+        </w:rPr>
+      </w:pPr>
+      <w:r>
+        <w:rPr>
+          <w:rFonts w:ascii="Courier New" w:eastAsia="Courier New" w:hAnsi="Courier New" w:cs="Courier New"/>
+          <w:sz w:val="20"/>
+          <w:lang w:val="en-US"/>
+        </w:rPr>
+        <w:t>#include &lt;</w:t>
+      </w:r>
+      <w:proofErr w:type="spellStart"/>
+      <w:r>
+        <w:rPr>
+          <w:rFonts w:ascii="Courier New" w:eastAsia="Courier New" w:hAnsi="Courier New" w:cs="Courier New"/>
+          <w:sz w:val="20"/>
+          <w:lang w:val="en-US"/>
+        </w:rPr>
+        <w:t>windows.h</w:t>
+      </w:r>
+      <w:proofErr w:type="spellEnd"/>
+      <w:r>
+        <w:rPr>
+          <w:rFonts w:ascii="Courier New" w:eastAsia="Courier New" w:hAnsi="Courier New" w:cs="Courier New"/>
+          <w:sz w:val="20"/>
+          <w:lang w:val="en-US"/>
+        </w:rPr>
+        <w:t>&gt;</w:t>
+      </w:r>
+    </w:p>
+    <w:p>
+      <w:pPr>
+        <w:spacing w:after="0" w:line="240" w:lineRule="auto"/>
+        <w:rPr>
+          <w:lang w:val="en-US"/>
+        </w:rPr>
+      </w:pPr>
+      <w:r>
+        <w:rPr>
+          <w:rFonts w:ascii="Courier New" w:eastAsia="Courier New" w:hAnsi="Courier New" w:cs="Courier New"/>
+          <w:sz w:val="20"/>
+          <w:lang w:val="en-US"/>
+        </w:rPr>
+        <w:t>#include &lt;</w:t>
+      </w:r>
+      <w:proofErr w:type="spellStart"/>
+      <w:r>
+        <w:rPr>
+          <w:rFonts w:ascii="Courier New" w:eastAsia="Courier New" w:hAnsi="Courier New" w:cs="Courier New"/>
+          <w:sz w:val="20"/>
+          <w:lang w:val="en-US"/>
+        </w:rPr>
+        <w:t>fstream</w:t>
+      </w:r>
+      <w:proofErr w:type="spellEnd"/>
+      <w:r>
+        <w:rPr>
+          <w:rFonts w:ascii="Courier New" w:eastAsia="Courier New" w:hAnsi="Courier New" w:cs="Courier New"/>
+          <w:sz w:val="20"/>
+          <w:lang w:val="en-US"/>
+        </w:rPr>
+        <w:t>&gt;</w:t>
+      </w:r>
+    </w:p>
+    <w:p>
+      <w:pPr>
+        <w:spacing w:after="0" w:line="240" w:lineRule="auto"/>
+        <w:rPr>
+          <w:lang w:val="en-US"/>
+        </w:rPr>
+      </w:pPr>
+      <w:r>
+        <w:rPr>
+          <w:rFonts w:ascii="Courier New" w:eastAsia="Courier New" w:hAnsi="Courier New" w:cs="Courier New"/>
+          <w:sz w:val="20"/>
+          <w:lang w:val="en-US"/>
         </w:rPr>
         <w:t>#include &lt;iostream&gt;</w:t>
       </w:r>
@@ -2405,23 +3289,49 @@
     <w:p>
       <w:pPr>
         <w:spacing w:after="0" w:line="240" w:lineRule="auto"/>
-      </w:pPr>
-      <w:r>
-        <w:rPr>
-          <w:rFonts w:ascii="Courier New" w:eastAsia="Courier New" w:hAnsi="Courier New" w:cs="Courier New"/>
-          <w:sz w:val="20"/>
-        </w:rPr>
-        <w:t>#include &lt;sstream&gt;</w:t>
-      </w:r>
-    </w:p>
-    <w:p>
-      <w:pPr>
-        <w:spacing w:after="0" w:line="240" w:lineRule="auto"/>
-      </w:pPr>
-      <w:r>
-        <w:rPr>
-          <w:rFonts w:ascii="Courier New" w:eastAsia="Courier New" w:hAnsi="Courier New" w:cs="Courier New"/>
-          <w:sz w:val="20"/>
+        <w:rPr>
+          <w:lang w:val="en-US"/>
+        </w:rPr>
+      </w:pPr>
+      <w:r>
+        <w:rPr>
+          <w:rFonts w:ascii="Courier New" w:eastAsia="Courier New" w:hAnsi="Courier New" w:cs="Courier New"/>
+          <w:sz w:val="20"/>
+          <w:lang w:val="en-US"/>
+        </w:rPr>
+        <w:t>#include &lt;</w:t>
+      </w:r>
+      <w:proofErr w:type="spellStart"/>
+      <w:r>
+        <w:rPr>
+          <w:rFonts w:ascii="Courier New" w:eastAsia="Courier New" w:hAnsi="Courier New" w:cs="Courier New"/>
+          <w:sz w:val="20"/>
+          <w:lang w:val="en-US"/>
+        </w:rPr>
+        <w:t>sstream</w:t>
+      </w:r>
+      <w:proofErr w:type="spellEnd"/>
+      <w:r>
+        <w:rPr>
+          <w:rFonts w:ascii="Courier New" w:eastAsia="Courier New" w:hAnsi="Courier New" w:cs="Courier New"/>
+          <w:sz w:val="20"/>
+          <w:lang w:val="en-US"/>
+        </w:rPr>
+        <w:t>&gt;</w:t>
+      </w:r>
+    </w:p>
+    <w:p>
+      <w:pPr>
+        <w:spacing w:after="0" w:line="240" w:lineRule="auto"/>
+        <w:rPr>
+          <w:lang w:val="en-US"/>
+        </w:rPr>
+      </w:pPr>
+      <w:r>
+        <w:rPr>
+          <w:rFonts w:ascii="Courier New" w:eastAsia="Courier New" w:hAnsi="Courier New" w:cs="Courier New"/>
+          <w:sz w:val="20"/>
+          <w:lang w:val="en-US"/>
         </w:rPr>
         <w:t>#include &lt;string&gt;</w:t>
       </w:r>
@@ -2429,11 +3339,15 @@
     <w:p>
       <w:pPr>
         <w:spacing w:after="0" w:line="240" w:lineRule="auto"/>
-      </w:pPr>
-      <w:r>
-        <w:rPr>
-          <w:rFonts w:ascii="Courier New" w:eastAsia="Courier New" w:hAnsi="Courier New" w:cs="Courier New"/>
-          <w:sz w:val="20"/>
+        <w:rPr>
+          <w:lang w:val="en-US"/>
+        </w:rPr>
+      </w:pPr>
+      <w:r>
+        <w:rPr>
+          <w:rFonts w:ascii="Courier New" w:eastAsia="Courier New" w:hAnsi="Courier New" w:cs="Courier New"/>
+          <w:sz w:val="20"/>
+          <w:lang w:val="en-US"/>
         </w:rPr>
         <w:t>#include &lt;vector&gt;</w:t>
       </w:r>
@@ -2441,11 +3355,15 @@
     <w:p>
       <w:pPr>
         <w:spacing w:after="0" w:line="240" w:lineRule="auto"/>
-      </w:pPr>
-      <w:r>
-        <w:rPr>
-          <w:rFonts w:ascii="Courier New" w:eastAsia="Courier New" w:hAnsi="Courier New" w:cs="Courier New"/>
-          <w:sz w:val="20"/>
+        <w:rPr>
+          <w:lang w:val="en-US"/>
+        </w:rPr>
+      </w:pPr>
+      <w:r>
+        <w:rPr>
+          <w:rFonts w:ascii="Courier New" w:eastAsia="Courier New" w:hAnsi="Courier New" w:cs="Courier New"/>
+          <w:sz w:val="20"/>
+          <w:lang w:val="en-US"/>
         </w:rPr>
         <w:t>#include "sqlite3.h"</w:t>
       </w:r>
@@ -2453,40 +3371,131 @@
     <w:p>
       <w:pPr>
         <w:spacing w:after="0" w:line="240" w:lineRule="auto"/>
-      </w:pPr>
-    </w:p>
-    <w:p>
-      <w:pPr>
-        <w:spacing w:after="0" w:line="240" w:lineRule="auto"/>
-      </w:pPr>
-      <w:r>
-        <w:rPr>
-          <w:rFonts w:ascii="Courier New" w:eastAsia="Courier New" w:hAnsi="Courier New" w:cs="Courier New"/>
-          <w:sz w:val="20"/>
-        </w:rPr>
-        <w:t>// Дополняет строку пробелами до width символов (считаем символы, а не байты UTF-8)</w:t>
-      </w:r>
-    </w:p>
-    <w:p>
-      <w:pPr>
-        <w:spacing w:after="0" w:line="240" w:lineRule="auto"/>
-      </w:pPr>
-      <w:r>
-        <w:rPr>
-          <w:rFonts w:ascii="Courier New" w:eastAsia="Courier New" w:hAnsi="Courier New" w:cs="Courier New"/>
-          <w:sz w:val="20"/>
-        </w:rPr>
-        <w:t>std::string pad(const std::string&amp; s, size_t width)</w:t>
-      </w:r>
-    </w:p>
-    <w:p>
-      <w:pPr>
-        <w:spacing w:after="0" w:line="240" w:lineRule="auto"/>
-      </w:pPr>
-      <w:r>
-        <w:rPr>
-          <w:rFonts w:ascii="Courier New" w:eastAsia="Courier New" w:hAnsi="Courier New" w:cs="Courier New"/>
-          <w:sz w:val="20"/>
+        <w:rPr>
+          <w:lang w:val="en-US"/>
+        </w:rPr>
+      </w:pPr>
+    </w:p>
+    <w:p>
+      <w:pPr>
+        <w:spacing w:after="0" w:line="240" w:lineRule="auto"/>
+      </w:pPr>
+      <w:r>
+        <w:rPr>
+          <w:rFonts w:ascii="Courier New" w:eastAsia="Courier New" w:hAnsi="Courier New" w:cs="Courier New"/>
+          <w:sz w:val="20"/>
+        </w:rPr>
+        <w:t xml:space="preserve">// Дополняет строку пробелами до </w:t>
+      </w:r>
+      <w:proofErr w:type="spellStart"/>
+      <w:r>
+        <w:rPr>
+          <w:rFonts w:ascii="Courier New" w:eastAsia="Courier New" w:hAnsi="Courier New" w:cs="Courier New"/>
+          <w:sz w:val="20"/>
+        </w:rPr>
+        <w:t>width</w:t>
+      </w:r>
+      <w:proofErr w:type="spellEnd"/>
+      <w:r>
+        <w:rPr>
+          <w:rFonts w:ascii="Courier New" w:eastAsia="Courier New" w:hAnsi="Courier New" w:cs="Courier New"/>
+          <w:sz w:val="20"/>
+        </w:rPr>
+        <w:t xml:space="preserve"> символов (считаем символы, а не байты UTF-8)</w:t>
+      </w:r>
+    </w:p>
+    <w:p>
+      <w:pPr>
+        <w:spacing w:after="0" w:line="240" w:lineRule="auto"/>
+        <w:rPr>
+          <w:lang w:val="en-US"/>
+        </w:rPr>
+      </w:pPr>
+      <w:proofErr w:type="gramStart"/>
+      <w:r>
+        <w:rPr>
+          <w:rFonts w:ascii="Courier New" w:eastAsia="Courier New" w:hAnsi="Courier New" w:cs="Courier New"/>
+          <w:sz w:val="20"/>
+          <w:lang w:val="en-US"/>
+        </w:rPr>
+        <w:t>std::</w:t>
+      </w:r>
+      <w:proofErr w:type="gramEnd"/>
+      <w:r>
+        <w:rPr>
+          <w:rFonts w:ascii="Courier New" w:eastAsia="Courier New" w:hAnsi="Courier New" w:cs="Courier New"/>
+          <w:sz w:val="20"/>
+          <w:lang w:val="en-US"/>
+        </w:rPr>
+        <w:t xml:space="preserve">string </w:t>
+      </w:r>
+      <w:proofErr w:type="gramStart"/>
+      <w:r>
+        <w:rPr>
+          <w:rFonts w:ascii="Courier New" w:eastAsia="Courier New" w:hAnsi="Courier New" w:cs="Courier New"/>
+          <w:sz w:val="20"/>
+          <w:lang w:val="en-US"/>
+        </w:rPr>
+        <w:t>pad(</w:t>
+      </w:r>
+      <w:proofErr w:type="gramEnd"/>
+      <w:r>
+        <w:rPr>
+          <w:rFonts w:ascii="Courier New" w:eastAsia="Courier New" w:hAnsi="Courier New" w:cs="Courier New"/>
+          <w:sz w:val="20"/>
+          <w:lang w:val="en-US"/>
+        </w:rPr>
+        <w:t xml:space="preserve">const </w:t>
+      </w:r>
+      <w:proofErr w:type="gramStart"/>
+      <w:r>
+        <w:rPr>
+          <w:rFonts w:ascii="Courier New" w:eastAsia="Courier New" w:hAnsi="Courier New" w:cs="Courier New"/>
+          <w:sz w:val="20"/>
+          <w:lang w:val="en-US"/>
+        </w:rPr>
+        <w:t>std::</w:t>
+      </w:r>
+      <w:proofErr w:type="gramEnd"/>
+      <w:r>
+        <w:rPr>
+          <w:rFonts w:ascii="Courier New" w:eastAsia="Courier New" w:hAnsi="Courier New" w:cs="Courier New"/>
+          <w:sz w:val="20"/>
+          <w:lang w:val="en-US"/>
+        </w:rPr>
+        <w:t xml:space="preserve">string&amp; s, </w:t>
+      </w:r>
+      <w:proofErr w:type="spellStart"/>
+      <w:r>
+        <w:rPr>
+          <w:rFonts w:ascii="Courier New" w:eastAsia="Courier New" w:hAnsi="Courier New" w:cs="Courier New"/>
+          <w:sz w:val="20"/>
+          <w:lang w:val="en-US"/>
+        </w:rPr>
+        <w:t>size_t</w:t>
+      </w:r>
+      <w:proofErr w:type="spellEnd"/>
+      <w:r>
+        <w:rPr>
+          <w:rFonts w:ascii="Courier New" w:eastAsia="Courier New" w:hAnsi="Courier New" w:cs="Courier New"/>
+          <w:sz w:val="20"/>
+          <w:lang w:val="en-US"/>
+        </w:rPr>
+        <w:t xml:space="preserve"> width)</w:t>
+      </w:r>
+    </w:p>
+    <w:p>
+      <w:pPr>
+        <w:spacing w:after="0" w:line="240" w:lineRule="auto"/>
+        <w:rPr>
+          <w:lang w:val="en-US"/>
+        </w:rPr>
+      </w:pPr>
+      <w:r>
+        <w:rPr>
+          <w:rFonts w:ascii="Courier New" w:eastAsia="Courier New" w:hAnsi="Courier New" w:cs="Courier New"/>
+          <w:sz w:val="20"/>
+          <w:lang w:val="en-US"/>
         </w:rPr>
         <w:t>{</w:t>
       </w:r>
@@ -2494,49 +3503,155 @@
     <w:p>
       <w:pPr>
         <w:spacing w:after="0" w:line="240" w:lineRule="auto"/>
-      </w:pPr>
-      <w:r>
-        <w:rPr>
-          <w:rFonts w:ascii="Courier New" w:eastAsia="Courier New" w:hAnsi="Courier New" w:cs="Courier New"/>
-          <w:sz w:val="20"/>
-        </w:rPr>
-        <w:t xml:space="preserve">    size_t chars = 0;</w:t>
-      </w:r>
-    </w:p>
-    <w:p>
-      <w:pPr>
-        <w:spacing w:after="0" w:line="240" w:lineRule="auto"/>
-      </w:pPr>
-      <w:r>
-        <w:rPr>
-          <w:rFonts w:ascii="Courier New" w:eastAsia="Courier New" w:hAnsi="Courier New" w:cs="Courier New"/>
-          <w:sz w:val="20"/>
-        </w:rPr>
-        <w:t xml:space="preserve">    for (unsigned char c : s)</w:t>
-      </w:r>
-    </w:p>
-    <w:p>
-      <w:pPr>
-        <w:spacing w:after="0" w:line="240" w:lineRule="auto"/>
-      </w:pPr>
-      <w:r>
-        <w:rPr>
-          <w:rFonts w:ascii="Courier New" w:eastAsia="Courier New" w:hAnsi="Courier New" w:cs="Courier New"/>
-          <w:sz w:val="20"/>
-        </w:rPr>
-        <w:t xml:space="preserve">        if ((c &amp; 0xC0) != 0x80) chars++;</w:t>
-      </w:r>
-    </w:p>
-    <w:p>
-      <w:pPr>
-        <w:spacing w:after="0" w:line="240" w:lineRule="auto"/>
-      </w:pPr>
-      <w:r>
-        <w:rPr>
-          <w:rFonts w:ascii="Courier New" w:eastAsia="Courier New" w:hAnsi="Courier New" w:cs="Courier New"/>
-          <w:sz w:val="20"/>
-        </w:rPr>
-        <w:t xml:space="preserve">    return chars &gt;= width ? s : s + std::string(width - chars, ' ');</w:t>
+        <w:rPr>
+          <w:lang w:val="en-US"/>
+        </w:rPr>
+      </w:pPr>
+      <w:r>
+        <w:rPr>
+          <w:rFonts w:ascii="Courier New" w:eastAsia="Courier New" w:hAnsi="Courier New" w:cs="Courier New"/>
+          <w:sz w:val="20"/>
+          <w:lang w:val="en-US"/>
+        </w:rPr>
+        <w:t xml:space="preserve">    </w:t>
+      </w:r>
+      <w:proofErr w:type="spellStart"/>
+      <w:r>
+        <w:rPr>
+          <w:rFonts w:ascii="Courier New" w:eastAsia="Courier New" w:hAnsi="Courier New" w:cs="Courier New"/>
+          <w:sz w:val="20"/>
+          <w:lang w:val="en-US"/>
+        </w:rPr>
+        <w:t>size_t</w:t>
+      </w:r>
+      <w:proofErr w:type="spellEnd"/>
+      <w:r>
+        <w:rPr>
+          <w:rFonts w:ascii="Courier New" w:eastAsia="Courier New" w:hAnsi="Courier New" w:cs="Courier New"/>
+          <w:sz w:val="20"/>
+          <w:lang w:val="en-US"/>
+        </w:rPr>
+        <w:t xml:space="preserve"> chars = 0;</w:t>
+      </w:r>
+    </w:p>
+    <w:p>
+      <w:pPr>
+        <w:spacing w:after="0" w:line="240" w:lineRule="auto"/>
+        <w:rPr>
+          <w:lang w:val="en-US"/>
+        </w:rPr>
+      </w:pPr>
+      <w:r>
+        <w:rPr>
+          <w:rFonts w:ascii="Courier New" w:eastAsia="Courier New" w:hAnsi="Courier New" w:cs="Courier New"/>
+          <w:sz w:val="20"/>
+          <w:lang w:val="en-US"/>
+        </w:rPr>
+        <w:t xml:space="preserve">    for (unsigned char </w:t>
+      </w:r>
+      <w:proofErr w:type="gramStart"/>
+      <w:r>
+        <w:rPr>
+          <w:rFonts w:ascii="Courier New" w:eastAsia="Courier New" w:hAnsi="Courier New" w:cs="Courier New"/>
+          <w:sz w:val="20"/>
+          <w:lang w:val="en-US"/>
+        </w:rPr>
+        <w:t>c :</w:t>
+      </w:r>
+      <w:proofErr w:type="gramEnd"/>
+      <w:r>
+        <w:rPr>
+          <w:rFonts w:ascii="Courier New" w:eastAsia="Courier New" w:hAnsi="Courier New" w:cs="Courier New"/>
+          <w:sz w:val="20"/>
+          <w:lang w:val="en-US"/>
+        </w:rPr>
+        <w:t xml:space="preserve"> s)</w:t>
+      </w:r>
+    </w:p>
+    <w:p>
+      <w:pPr>
+        <w:spacing w:after="0" w:line="240" w:lineRule="auto"/>
+        <w:rPr>
+          <w:lang w:val="en-US"/>
+        </w:rPr>
+      </w:pPr>
+      <w:r>
+        <w:rPr>
+          <w:rFonts w:ascii="Courier New" w:eastAsia="Courier New" w:hAnsi="Courier New" w:cs="Courier New"/>
+          <w:sz w:val="20"/>
+          <w:lang w:val="en-US"/>
+        </w:rPr>
+        <w:t xml:space="preserve">        if ((c &amp; 0xC0</w:t>
+      </w:r>
+      <w:proofErr w:type="gramStart"/>
+      <w:r>
+        <w:rPr>
+          <w:rFonts w:ascii="Courier New" w:eastAsia="Courier New" w:hAnsi="Courier New" w:cs="Courier New"/>
+          <w:sz w:val="20"/>
+          <w:lang w:val="en-US"/>
+        </w:rPr>
+        <w:t>) !</w:t>
+      </w:r>
+      <w:proofErr w:type="gramEnd"/>
+      <w:r>
+        <w:rPr>
+          <w:rFonts w:ascii="Courier New" w:eastAsia="Courier New" w:hAnsi="Courier New" w:cs="Courier New"/>
+          <w:sz w:val="20"/>
+          <w:lang w:val="en-US"/>
+        </w:rPr>
+        <w:t>= 0x80) chars++;</w:t>
+      </w:r>
+    </w:p>
+    <w:p>
+      <w:pPr>
+        <w:spacing w:after="0" w:line="240" w:lineRule="auto"/>
+        <w:rPr>
+          <w:lang w:val="en-US"/>
+        </w:rPr>
+      </w:pPr>
+      <w:r>
+        <w:rPr>
+          <w:rFonts w:ascii="Courier New" w:eastAsia="Courier New" w:hAnsi="Courier New" w:cs="Courier New"/>
+          <w:sz w:val="20"/>
+          <w:lang w:val="en-US"/>
+        </w:rPr>
+        <w:t xml:space="preserve">    return chars &gt;= width ? </w:t>
+      </w:r>
+      <w:proofErr w:type="gramStart"/>
+      <w:r>
+        <w:rPr>
+          <w:rFonts w:ascii="Courier New" w:eastAsia="Courier New" w:hAnsi="Courier New" w:cs="Courier New"/>
+          <w:sz w:val="20"/>
+          <w:lang w:val="en-US"/>
+        </w:rPr>
+        <w:t>s :</w:t>
+      </w:r>
+      <w:proofErr w:type="gramEnd"/>
+      <w:r>
+        <w:rPr>
+          <w:rFonts w:ascii="Courier New" w:eastAsia="Courier New" w:hAnsi="Courier New" w:cs="Courier New"/>
+          <w:sz w:val="20"/>
+          <w:lang w:val="en-US"/>
+        </w:rPr>
+        <w:t xml:space="preserve"> s + </w:t>
+      </w:r>
+      <w:proofErr w:type="gramStart"/>
+      <w:r>
+        <w:rPr>
+          <w:rFonts w:ascii="Courier New" w:eastAsia="Courier New" w:hAnsi="Courier New" w:cs="Courier New"/>
+          <w:sz w:val="20"/>
+          <w:lang w:val="en-US"/>
+        </w:rPr>
+        <w:t>std::string(</w:t>
+      </w:r>
+      <w:proofErr w:type="gramEnd"/>
+      <w:r>
+        <w:rPr>
+          <w:rFonts w:ascii="Courier New" w:eastAsia="Courier New" w:hAnsi="Courier New" w:cs="Courier New"/>
+          <w:sz w:val="20"/>
+          <w:lang w:val="en-US"/>
+        </w:rPr>
+        <w:t>width - chars, ' ');</w:t>
       </w:r>
     </w:p>
     <w:p>
@@ -2565,29 +3680,110 @@
           <w:rFonts w:ascii="Courier New" w:eastAsia="Courier New" w:hAnsi="Courier New" w:cs="Courier New"/>
           <w:sz w:val="20"/>
         </w:rPr>
-        <w:t>// Выполняет SQL без результата (CREATE, DROP, BEGIN, COMMIT). При ошибке печатает её и возвращает false</w:t>
-      </w:r>
-    </w:p>
-    <w:p>
-      <w:pPr>
-        <w:spacing w:after="0" w:line="240" w:lineRule="auto"/>
-      </w:pPr>
-      <w:r>
-        <w:rPr>
-          <w:rFonts w:ascii="Courier New" w:eastAsia="Courier New" w:hAnsi="Courier New" w:cs="Courier New"/>
-          <w:sz w:val="20"/>
-        </w:rPr>
-        <w:t>bool execSql(sqlite3* db, const char* sql)</w:t>
-      </w:r>
-    </w:p>
-    <w:p>
-      <w:pPr>
-        <w:spacing w:after="0" w:line="240" w:lineRule="auto"/>
-      </w:pPr>
-      <w:r>
-        <w:rPr>
-          <w:rFonts w:ascii="Courier New" w:eastAsia="Courier New" w:hAnsi="Courier New" w:cs="Courier New"/>
-          <w:sz w:val="20"/>
+        <w:t xml:space="preserve">// Выполняет SQL без результата (CREATE, DROP, BEGIN, COMMIT). При ошибке печатает её и возвращает </w:t>
+      </w:r>
+      <w:proofErr w:type="spellStart"/>
+      <w:r>
+        <w:rPr>
+          <w:rFonts w:ascii="Courier New" w:eastAsia="Courier New" w:hAnsi="Courier New" w:cs="Courier New"/>
+          <w:sz w:val="20"/>
+        </w:rPr>
+        <w:t>false</w:t>
+      </w:r>
+      <w:proofErr w:type="spellEnd"/>
+    </w:p>
+    <w:p>
+      <w:pPr>
+        <w:spacing w:after="0" w:line="240" w:lineRule="auto"/>
+        <w:rPr>
+          <w:lang w:val="en-US"/>
+        </w:rPr>
+      </w:pPr>
+      <w:r>
+        <w:rPr>
+          <w:rFonts w:ascii="Courier New" w:eastAsia="Courier New" w:hAnsi="Courier New" w:cs="Courier New"/>
+          <w:sz w:val="20"/>
+          <w:lang w:val="en-US"/>
+        </w:rPr>
+        <w:t xml:space="preserve">bool </w:t>
+      </w:r>
+      <w:proofErr w:type="spellStart"/>
+      <w:proofErr w:type="gramStart"/>
+      <w:r>
+        <w:rPr>
+          <w:rFonts w:ascii="Courier New" w:eastAsia="Courier New" w:hAnsi="Courier New" w:cs="Courier New"/>
+          <w:sz w:val="20"/>
+          <w:lang w:val="en-US"/>
+        </w:rPr>
+        <w:t>execSql</w:t>
+      </w:r>
+      <w:proofErr w:type="spellEnd"/>
+      <w:r>
+        <w:rPr>
+          <w:rFonts w:ascii="Courier New" w:eastAsia="Courier New" w:hAnsi="Courier New" w:cs="Courier New"/>
+          <w:sz w:val="20"/>
+          <w:lang w:val="en-US"/>
+        </w:rPr>
+        <w:t>(</w:t>
+      </w:r>
+      <w:proofErr w:type="gramEnd"/>
+      <w:r>
+        <w:rPr>
+          <w:rFonts w:ascii="Courier New" w:eastAsia="Courier New" w:hAnsi="Courier New" w:cs="Courier New"/>
+          <w:sz w:val="20"/>
+          <w:lang w:val="en-US"/>
+        </w:rPr>
+        <w:t xml:space="preserve">sqlite3* </w:t>
+      </w:r>
+      <w:proofErr w:type="spellStart"/>
+      <w:r>
+        <w:rPr>
+          <w:rFonts w:ascii="Courier New" w:eastAsia="Courier New" w:hAnsi="Courier New" w:cs="Courier New"/>
+          <w:sz w:val="20"/>
+          <w:lang w:val="en-US"/>
+        </w:rPr>
+        <w:t>db</w:t>
+      </w:r>
+      <w:proofErr w:type="spellEnd"/>
+      <w:r>
+        <w:rPr>
+          <w:rFonts w:ascii="Courier New" w:eastAsia="Courier New" w:hAnsi="Courier New" w:cs="Courier New"/>
+          <w:sz w:val="20"/>
+          <w:lang w:val="en-US"/>
+        </w:rPr>
+        <w:t xml:space="preserve">, const char* </w:t>
+      </w:r>
+      <w:proofErr w:type="spellStart"/>
+      <w:r>
+        <w:rPr>
+          <w:rFonts w:ascii="Courier New" w:eastAsia="Courier New" w:hAnsi="Courier New" w:cs="Courier New"/>
+          <w:sz w:val="20"/>
+          <w:lang w:val="en-US"/>
+        </w:rPr>
+        <w:t>sql</w:t>
+      </w:r>
+      <w:proofErr w:type="spellEnd"/>
+      <w:r>
+        <w:rPr>
+          <w:rFonts w:ascii="Courier New" w:eastAsia="Courier New" w:hAnsi="Courier New" w:cs="Courier New"/>
+          <w:sz w:val="20"/>
+          <w:lang w:val="en-US"/>
+        </w:rPr>
+        <w:t>)</w:t>
+      </w:r>
+    </w:p>
+    <w:p>
+      <w:pPr>
+        <w:spacing w:after="0" w:line="240" w:lineRule="auto"/>
+        <w:rPr>
+          <w:lang w:val="en-US"/>
+        </w:rPr>
+      </w:pPr>
+      <w:r>
+        <w:rPr>
+          <w:rFonts w:ascii="Courier New" w:eastAsia="Courier New" w:hAnsi="Courier New" w:cs="Courier New"/>
+          <w:sz w:val="20"/>
+          <w:lang w:val="en-US"/>
         </w:rPr>
         <w:t>{</w:t>
       </w:r>
@@ -2595,47 +3791,227 @@
     <w:p>
       <w:pPr>
         <w:spacing w:after="0" w:line="240" w:lineRule="auto"/>
-      </w:pPr>
-      <w:r>
-        <w:rPr>
-          <w:rFonts w:ascii="Courier New" w:eastAsia="Courier New" w:hAnsi="Courier New" w:cs="Courier New"/>
-          <w:sz w:val="20"/>
-        </w:rPr>
-        <w:t xml:space="preserve">    char* error = nullptr;</w:t>
-      </w:r>
-    </w:p>
-    <w:p>
-      <w:pPr>
-        <w:spacing w:after="0" w:line="240" w:lineRule="auto"/>
-      </w:pPr>
-      <w:r>
-        <w:rPr>
-          <w:rFonts w:ascii="Courier New" w:eastAsia="Courier New" w:hAnsi="Courier New" w:cs="Courier New"/>
-          <w:sz w:val="20"/>
-        </w:rPr>
-        <w:t xml:space="preserve">    if (sqlite3_exec(db, sql, nullptr, nullptr, &amp;error) != SQLITE_OK) {</w:t>
-      </w:r>
-    </w:p>
-    <w:p>
-      <w:pPr>
-        <w:spacing w:after="0" w:line="240" w:lineRule="auto"/>
-      </w:pPr>
-      <w:r>
-        <w:rPr>
-          <w:rFonts w:ascii="Courier New" w:eastAsia="Courier New" w:hAnsi="Courier New" w:cs="Courier New"/>
-          <w:sz w:val="20"/>
-        </w:rPr>
-        <w:t xml:space="preserve">        std::cerr &lt;&lt; "Ошибка SQL: " &lt;&lt; error &lt;&lt; "\n";</w:t>
-      </w:r>
-    </w:p>
-    <w:p>
-      <w:pPr>
-        <w:spacing w:after="0" w:line="240" w:lineRule="auto"/>
-      </w:pPr>
-      <w:r>
-        <w:rPr>
-          <w:rFonts w:ascii="Courier New" w:eastAsia="Courier New" w:hAnsi="Courier New" w:cs="Courier New"/>
-          <w:sz w:val="20"/>
+        <w:rPr>
+          <w:lang w:val="en-US"/>
+        </w:rPr>
+      </w:pPr>
+      <w:r>
+        <w:rPr>
+          <w:rFonts w:ascii="Courier New" w:eastAsia="Courier New" w:hAnsi="Courier New" w:cs="Courier New"/>
+          <w:sz w:val="20"/>
+          <w:lang w:val="en-US"/>
+        </w:rPr>
+        <w:t xml:space="preserve">    char* error = </w:t>
+      </w:r>
+      <w:proofErr w:type="spellStart"/>
+      <w:r>
+        <w:rPr>
+          <w:rFonts w:ascii="Courier New" w:eastAsia="Courier New" w:hAnsi="Courier New" w:cs="Courier New"/>
+          <w:sz w:val="20"/>
+          <w:lang w:val="en-US"/>
+        </w:rPr>
+        <w:t>nullptr</w:t>
+      </w:r>
+      <w:proofErr w:type="spellEnd"/>
+      <w:r>
+        <w:rPr>
+          <w:rFonts w:ascii="Courier New" w:eastAsia="Courier New" w:hAnsi="Courier New" w:cs="Courier New"/>
+          <w:sz w:val="20"/>
+          <w:lang w:val="en-US"/>
+        </w:rPr>
+        <w:t>;</w:t>
+      </w:r>
+    </w:p>
+    <w:p>
+      <w:pPr>
+        <w:spacing w:after="0" w:line="240" w:lineRule="auto"/>
+      </w:pPr>
+      <w:r>
+        <w:rPr>
+          <w:rFonts w:ascii="Courier New" w:eastAsia="Courier New" w:hAnsi="Courier New" w:cs="Courier New"/>
+          <w:sz w:val="20"/>
+          <w:lang w:val="en-US"/>
+        </w:rPr>
+        <w:t xml:space="preserve">    if (sqlite3_</w:t>
+      </w:r>
+      <w:proofErr w:type="gramStart"/>
+      <w:r>
+        <w:rPr>
+          <w:rFonts w:ascii="Courier New" w:eastAsia="Courier New" w:hAnsi="Courier New" w:cs="Courier New"/>
+          <w:sz w:val="20"/>
+          <w:lang w:val="en-US"/>
+        </w:rPr>
+        <w:t>exec(</w:t>
+      </w:r>
+      <w:proofErr w:type="spellStart"/>
+      <w:proofErr w:type="gramEnd"/>
+      <w:r>
+        <w:rPr>
+          <w:rFonts w:ascii="Courier New" w:eastAsia="Courier New" w:hAnsi="Courier New" w:cs="Courier New"/>
+          <w:sz w:val="20"/>
+          <w:lang w:val="en-US"/>
+        </w:rPr>
+        <w:t>db</w:t>
+      </w:r>
+      <w:proofErr w:type="spellEnd"/>
+      <w:r>
+        <w:rPr>
+          <w:rFonts w:ascii="Courier New" w:eastAsia="Courier New" w:hAnsi="Courier New" w:cs="Courier New"/>
+          <w:sz w:val="20"/>
+          <w:lang w:val="en-US"/>
+        </w:rPr>
+        <w:t xml:space="preserve">, </w:t>
+      </w:r>
+      <w:proofErr w:type="spellStart"/>
+      <w:r>
+        <w:rPr>
+          <w:rFonts w:ascii="Courier New" w:eastAsia="Courier New" w:hAnsi="Courier New" w:cs="Courier New"/>
+          <w:sz w:val="20"/>
+          <w:lang w:val="en-US"/>
+        </w:rPr>
+        <w:t>sql</w:t>
+      </w:r>
+      <w:proofErr w:type="spellEnd"/>
+      <w:r>
+        <w:rPr>
+          <w:rFonts w:ascii="Courier New" w:eastAsia="Courier New" w:hAnsi="Courier New" w:cs="Courier New"/>
+          <w:sz w:val="20"/>
+          <w:lang w:val="en-US"/>
+        </w:rPr>
+        <w:t xml:space="preserve">, </w:t>
+      </w:r>
+      <w:proofErr w:type="spellStart"/>
+      <w:r>
+        <w:rPr>
+          <w:rFonts w:ascii="Courier New" w:eastAsia="Courier New" w:hAnsi="Courier New" w:cs="Courier New"/>
+          <w:sz w:val="20"/>
+          <w:lang w:val="en-US"/>
+        </w:rPr>
+        <w:t>nullptr</w:t>
+      </w:r>
+      <w:proofErr w:type="spellEnd"/>
+      <w:r>
+        <w:rPr>
+          <w:rFonts w:ascii="Courier New" w:eastAsia="Courier New" w:hAnsi="Courier New" w:cs="Courier New"/>
+          <w:sz w:val="20"/>
+          <w:lang w:val="en-US"/>
+        </w:rPr>
+        <w:t xml:space="preserve">, </w:t>
+      </w:r>
+      <w:proofErr w:type="spellStart"/>
+      <w:r>
+        <w:rPr>
+          <w:rFonts w:ascii="Courier New" w:eastAsia="Courier New" w:hAnsi="Courier New" w:cs="Courier New"/>
+          <w:sz w:val="20"/>
+          <w:lang w:val="en-US"/>
+        </w:rPr>
+        <w:t>nullptr</w:t>
+      </w:r>
+      <w:proofErr w:type="spellEnd"/>
+      <w:r>
+        <w:rPr>
+          <w:rFonts w:ascii="Courier New" w:eastAsia="Courier New" w:hAnsi="Courier New" w:cs="Courier New"/>
+          <w:sz w:val="20"/>
+          <w:lang w:val="en-US"/>
+        </w:rPr>
+        <w:t>, &amp;error</w:t>
+      </w:r>
+      <w:proofErr w:type="gramStart"/>
+      <w:r>
+        <w:rPr>
+          <w:rFonts w:ascii="Courier New" w:eastAsia="Courier New" w:hAnsi="Courier New" w:cs="Courier New"/>
+          <w:sz w:val="20"/>
+          <w:lang w:val="en-US"/>
+        </w:rPr>
+        <w:t>) !</w:t>
+      </w:r>
+      <w:proofErr w:type="gramEnd"/>
+      <w:r>
+        <w:rPr>
+          <w:rFonts w:ascii="Courier New" w:eastAsia="Courier New" w:hAnsi="Courier New" w:cs="Courier New"/>
+          <w:sz w:val="20"/>
+          <w:lang w:val="en-US"/>
+        </w:rPr>
+        <w:t xml:space="preserve">= </w:t>
+      </w:r>
+      <w:r>
+        <w:rPr>
+          <w:rFonts w:ascii="Courier New" w:eastAsia="Courier New" w:hAnsi="Courier New" w:cs="Courier New"/>
+          <w:sz w:val="20"/>
+        </w:rPr>
+        <w:t>SQLITE_OK) {</w:t>
+      </w:r>
+    </w:p>
+    <w:p>
+      <w:pPr>
+        <w:spacing w:after="0" w:line="240" w:lineRule="auto"/>
+        <w:rPr>
+          <w:lang w:val="en-US"/>
+        </w:rPr>
+      </w:pPr>
+      <w:r>
+        <w:rPr>
+          <w:rFonts w:ascii="Courier New" w:eastAsia="Courier New" w:hAnsi="Courier New" w:cs="Courier New"/>
+          <w:sz w:val="20"/>
+        </w:rPr>
+        <w:t xml:space="preserve">        </w:t>
+      </w:r>
+      <w:proofErr w:type="gramStart"/>
+      <w:r>
+        <w:rPr>
+          <w:rFonts w:ascii="Courier New" w:eastAsia="Courier New" w:hAnsi="Courier New" w:cs="Courier New"/>
+          <w:sz w:val="20"/>
+          <w:lang w:val="en-US"/>
+        </w:rPr>
+        <w:t>std::</w:t>
+      </w:r>
+      <w:proofErr w:type="spellStart"/>
+      <w:proofErr w:type="gramEnd"/>
+      <w:r>
+        <w:rPr>
+          <w:rFonts w:ascii="Courier New" w:eastAsia="Courier New" w:hAnsi="Courier New" w:cs="Courier New"/>
+          <w:sz w:val="20"/>
+          <w:lang w:val="en-US"/>
+        </w:rPr>
+        <w:t>cerr</w:t>
+      </w:r>
+      <w:proofErr w:type="spellEnd"/>
+      <w:r>
+        <w:rPr>
+          <w:rFonts w:ascii="Courier New" w:eastAsia="Courier New" w:hAnsi="Courier New" w:cs="Courier New"/>
+          <w:sz w:val="20"/>
+          <w:lang w:val="en-US"/>
+        </w:rPr>
+        <w:t xml:space="preserve"> &lt;&lt; "</w:t>
+      </w:r>
+      <w:r>
+        <w:rPr>
+          <w:rFonts w:ascii="Courier New" w:eastAsia="Courier New" w:hAnsi="Courier New" w:cs="Courier New"/>
+          <w:sz w:val="20"/>
+        </w:rPr>
+        <w:t>Ошибка</w:t>
+      </w:r>
+      <w:r>
+        <w:rPr>
+          <w:rFonts w:ascii="Courier New" w:eastAsia="Courier New" w:hAnsi="Courier New" w:cs="Courier New"/>
+          <w:sz w:val="20"/>
+          <w:lang w:val="en-US"/>
+        </w:rPr>
+        <w:t xml:space="preserve"> SQL: " &lt;&lt; error &lt;&lt; "\n";</w:t>
+      </w:r>
+    </w:p>
+    <w:p>
+      <w:pPr>
+        <w:spacing w:after="0" w:line="240" w:lineRule="auto"/>
+        <w:rPr>
+          <w:lang w:val="en-US"/>
+        </w:rPr>
+      </w:pPr>
+      <w:r>
+        <w:rPr>
+          <w:rFonts w:ascii="Courier New" w:eastAsia="Courier New" w:hAnsi="Courier New" w:cs="Courier New"/>
+          <w:sz w:val="20"/>
+          <w:lang w:val="en-US"/>
         </w:rPr>
         <w:t xml:space="preserve">        sqlite3_free(error);</w:t>
       </w:r>
@@ -2643,11 +4019,15 @@
     <w:p>
       <w:pPr>
         <w:spacing w:after="0" w:line="240" w:lineRule="auto"/>
-      </w:pPr>
-      <w:r>
-        <w:rPr>
-          <w:rFonts w:ascii="Courier New" w:eastAsia="Courier New" w:hAnsi="Courier New" w:cs="Courier New"/>
-          <w:sz w:val="20"/>
+        <w:rPr>
+          <w:lang w:val="en-US"/>
+        </w:rPr>
+      </w:pPr>
+      <w:r>
+        <w:rPr>
+          <w:rFonts w:ascii="Courier New" w:eastAsia="Courier New" w:hAnsi="Courier New" w:cs="Courier New"/>
+          <w:sz w:val="20"/>
+          <w:lang w:val="en-US"/>
         </w:rPr>
         <w:t xml:space="preserve">        return false;</w:t>
       </w:r>
@@ -2660,6 +4040,610 @@
         <w:rPr>
           <w:rFonts w:ascii="Courier New" w:eastAsia="Courier New" w:hAnsi="Courier New" w:cs="Courier New"/>
           <w:sz w:val="20"/>
+          <w:lang w:val="en-US"/>
+        </w:rPr>
+        <w:t xml:space="preserve">    </w:t>
+      </w:r>
+      <w:r>
+        <w:rPr>
+          <w:rFonts w:ascii="Courier New" w:eastAsia="Courier New" w:hAnsi="Courier New" w:cs="Courier New"/>
+          <w:sz w:val="20"/>
+        </w:rPr>
+        <w:t>}</w:t>
+      </w:r>
+    </w:p>
+    <w:p>
+      <w:pPr>
+        <w:spacing w:after="0" w:line="240" w:lineRule="auto"/>
+      </w:pPr>
+      <w:r>
+        <w:rPr>
+          <w:rFonts w:ascii="Courier New" w:eastAsia="Courier New" w:hAnsi="Courier New" w:cs="Courier New"/>
+          <w:sz w:val="20"/>
+        </w:rPr>
+        <w:t xml:space="preserve">    </w:t>
+      </w:r>
+      <w:proofErr w:type="spellStart"/>
+      <w:r>
+        <w:rPr>
+          <w:rFonts w:ascii="Courier New" w:eastAsia="Courier New" w:hAnsi="Courier New" w:cs="Courier New"/>
+          <w:sz w:val="20"/>
+        </w:rPr>
+        <w:t>return</w:t>
+      </w:r>
+      <w:proofErr w:type="spellEnd"/>
+      <w:r>
+        <w:rPr>
+          <w:rFonts w:ascii="Courier New" w:eastAsia="Courier New" w:hAnsi="Courier New" w:cs="Courier New"/>
+          <w:sz w:val="20"/>
+        </w:rPr>
+        <w:t xml:space="preserve"> </w:t>
+      </w:r>
+      <w:proofErr w:type="spellStart"/>
+      <w:r>
+        <w:rPr>
+          <w:rFonts w:ascii="Courier New" w:eastAsia="Courier New" w:hAnsi="Courier New" w:cs="Courier New"/>
+          <w:sz w:val="20"/>
+        </w:rPr>
+        <w:t>true</w:t>
+      </w:r>
+      <w:proofErr w:type="spellEnd"/>
+      <w:r>
+        <w:rPr>
+          <w:rFonts w:ascii="Courier New" w:eastAsia="Courier New" w:hAnsi="Courier New" w:cs="Courier New"/>
+          <w:sz w:val="20"/>
+        </w:rPr>
+        <w:t>;</w:t>
+      </w:r>
+    </w:p>
+    <w:p>
+      <w:pPr>
+        <w:spacing w:after="0" w:line="240" w:lineRule="auto"/>
+      </w:pPr>
+      <w:r>
+        <w:rPr>
+          <w:rFonts w:ascii="Courier New" w:eastAsia="Courier New" w:hAnsi="Courier New" w:cs="Courier New"/>
+          <w:sz w:val="20"/>
+        </w:rPr>
+        <w:t>}</w:t>
+      </w:r>
+    </w:p>
+    <w:p>
+      <w:pPr>
+        <w:spacing w:after="0" w:line="240" w:lineRule="auto"/>
+      </w:pPr>
+    </w:p>
+    <w:p>
+      <w:pPr>
+        <w:spacing w:after="0" w:line="240" w:lineRule="auto"/>
+      </w:pPr>
+      <w:r>
+        <w:rPr>
+          <w:rFonts w:ascii="Courier New" w:eastAsia="Courier New" w:hAnsi="Courier New" w:cs="Courier New"/>
+          <w:sz w:val="20"/>
+        </w:rPr>
+        <w:t>// Выполняет SELECT и печатает все строки результата в виде таблицы</w:t>
+      </w:r>
+    </w:p>
+    <w:p>
+      <w:pPr>
+        <w:spacing w:after="0" w:line="240" w:lineRule="auto"/>
+        <w:rPr>
+          <w:lang w:val="en-US"/>
+        </w:rPr>
+      </w:pPr>
+      <w:r>
+        <w:rPr>
+          <w:rFonts w:ascii="Courier New" w:eastAsia="Courier New" w:hAnsi="Courier New" w:cs="Courier New"/>
+          <w:sz w:val="20"/>
+          <w:lang w:val="en-US"/>
+        </w:rPr>
+        <w:t xml:space="preserve">bool </w:t>
+      </w:r>
+      <w:proofErr w:type="spellStart"/>
+      <w:proofErr w:type="gramStart"/>
+      <w:r>
+        <w:rPr>
+          <w:rFonts w:ascii="Courier New" w:eastAsia="Courier New" w:hAnsi="Courier New" w:cs="Courier New"/>
+          <w:sz w:val="20"/>
+          <w:lang w:val="en-US"/>
+        </w:rPr>
+        <w:t>printQuery</w:t>
+      </w:r>
+      <w:proofErr w:type="spellEnd"/>
+      <w:r>
+        <w:rPr>
+          <w:rFonts w:ascii="Courier New" w:eastAsia="Courier New" w:hAnsi="Courier New" w:cs="Courier New"/>
+          <w:sz w:val="20"/>
+          <w:lang w:val="en-US"/>
+        </w:rPr>
+        <w:t>(</w:t>
+      </w:r>
+      <w:proofErr w:type="gramEnd"/>
+      <w:r>
+        <w:rPr>
+          <w:rFonts w:ascii="Courier New" w:eastAsia="Courier New" w:hAnsi="Courier New" w:cs="Courier New"/>
+          <w:sz w:val="20"/>
+          <w:lang w:val="en-US"/>
+        </w:rPr>
+        <w:t xml:space="preserve">sqlite3* </w:t>
+      </w:r>
+      <w:proofErr w:type="spellStart"/>
+      <w:r>
+        <w:rPr>
+          <w:rFonts w:ascii="Courier New" w:eastAsia="Courier New" w:hAnsi="Courier New" w:cs="Courier New"/>
+          <w:sz w:val="20"/>
+          <w:lang w:val="en-US"/>
+        </w:rPr>
+        <w:t>db</w:t>
+      </w:r>
+      <w:proofErr w:type="spellEnd"/>
+      <w:r>
+        <w:rPr>
+          <w:rFonts w:ascii="Courier New" w:eastAsia="Courier New" w:hAnsi="Courier New" w:cs="Courier New"/>
+          <w:sz w:val="20"/>
+          <w:lang w:val="en-US"/>
+        </w:rPr>
+        <w:t xml:space="preserve">, const </w:t>
+      </w:r>
+      <w:proofErr w:type="gramStart"/>
+      <w:r>
+        <w:rPr>
+          <w:rFonts w:ascii="Courier New" w:eastAsia="Courier New" w:hAnsi="Courier New" w:cs="Courier New"/>
+          <w:sz w:val="20"/>
+          <w:lang w:val="en-US"/>
+        </w:rPr>
+        <w:t>std::</w:t>
+      </w:r>
+      <w:proofErr w:type="gramEnd"/>
+      <w:r>
+        <w:rPr>
+          <w:rFonts w:ascii="Courier New" w:eastAsia="Courier New" w:hAnsi="Courier New" w:cs="Courier New"/>
+          <w:sz w:val="20"/>
+          <w:lang w:val="en-US"/>
+        </w:rPr>
+        <w:t xml:space="preserve">string&amp; title, const char* </w:t>
+      </w:r>
+      <w:proofErr w:type="spellStart"/>
+      <w:r>
+        <w:rPr>
+          <w:rFonts w:ascii="Courier New" w:eastAsia="Courier New" w:hAnsi="Courier New" w:cs="Courier New"/>
+          <w:sz w:val="20"/>
+          <w:lang w:val="en-US"/>
+        </w:rPr>
+        <w:t>sql</w:t>
+      </w:r>
+      <w:proofErr w:type="spellEnd"/>
+      <w:r>
+        <w:rPr>
+          <w:rFonts w:ascii="Courier New" w:eastAsia="Courier New" w:hAnsi="Courier New" w:cs="Courier New"/>
+          <w:sz w:val="20"/>
+          <w:lang w:val="en-US"/>
+        </w:rPr>
+        <w:t xml:space="preserve">, const </w:t>
+      </w:r>
+      <w:proofErr w:type="gramStart"/>
+      <w:r>
+        <w:rPr>
+          <w:rFonts w:ascii="Courier New" w:eastAsia="Courier New" w:hAnsi="Courier New" w:cs="Courier New"/>
+          <w:sz w:val="20"/>
+          <w:lang w:val="en-US"/>
+        </w:rPr>
+        <w:t>std::</w:t>
+      </w:r>
+      <w:proofErr w:type="gramEnd"/>
+      <w:r>
+        <w:rPr>
+          <w:rFonts w:ascii="Courier New" w:eastAsia="Courier New" w:hAnsi="Courier New" w:cs="Courier New"/>
+          <w:sz w:val="20"/>
+          <w:lang w:val="en-US"/>
+        </w:rPr>
+        <w:t>vector&lt;</w:t>
+      </w:r>
+      <w:proofErr w:type="spellStart"/>
+      <w:r>
+        <w:rPr>
+          <w:rFonts w:ascii="Courier New" w:eastAsia="Courier New" w:hAnsi="Courier New" w:cs="Courier New"/>
+          <w:sz w:val="20"/>
+          <w:lang w:val="en-US"/>
+        </w:rPr>
+        <w:t>size_t</w:t>
+      </w:r>
+      <w:proofErr w:type="spellEnd"/>
+      <w:r>
+        <w:rPr>
+          <w:rFonts w:ascii="Courier New" w:eastAsia="Courier New" w:hAnsi="Courier New" w:cs="Courier New"/>
+          <w:sz w:val="20"/>
+          <w:lang w:val="en-US"/>
+        </w:rPr>
+        <w:t>&gt;&amp; widths)</w:t>
+      </w:r>
+    </w:p>
+    <w:p>
+      <w:pPr>
+        <w:spacing w:after="0" w:line="240" w:lineRule="auto"/>
+        <w:rPr>
+          <w:lang w:val="en-US"/>
+        </w:rPr>
+      </w:pPr>
+      <w:r>
+        <w:rPr>
+          <w:rFonts w:ascii="Courier New" w:eastAsia="Courier New" w:hAnsi="Courier New" w:cs="Courier New"/>
+          <w:sz w:val="20"/>
+          <w:lang w:val="en-US"/>
+        </w:rPr>
+        <w:t>{</w:t>
+      </w:r>
+    </w:p>
+    <w:p>
+      <w:pPr>
+        <w:spacing w:after="0" w:line="240" w:lineRule="auto"/>
+        <w:rPr>
+          <w:lang w:val="en-US"/>
+        </w:rPr>
+      </w:pPr>
+      <w:r>
+        <w:rPr>
+          <w:rFonts w:ascii="Courier New" w:eastAsia="Courier New" w:hAnsi="Courier New" w:cs="Courier New"/>
+          <w:sz w:val="20"/>
+          <w:lang w:val="en-US"/>
+        </w:rPr>
+        <w:t xml:space="preserve">    </w:t>
+      </w:r>
+      <w:proofErr w:type="gramStart"/>
+      <w:r>
+        <w:rPr>
+          <w:rFonts w:ascii="Courier New" w:eastAsia="Courier New" w:hAnsi="Courier New" w:cs="Courier New"/>
+          <w:sz w:val="20"/>
+          <w:lang w:val="en-US"/>
+        </w:rPr>
+        <w:t>std::</w:t>
+      </w:r>
+      <w:proofErr w:type="spellStart"/>
+      <w:proofErr w:type="gramEnd"/>
+      <w:r>
+        <w:rPr>
+          <w:rFonts w:ascii="Courier New" w:eastAsia="Courier New" w:hAnsi="Courier New" w:cs="Courier New"/>
+          <w:sz w:val="20"/>
+          <w:lang w:val="en-US"/>
+        </w:rPr>
+        <w:t>cout</w:t>
+      </w:r>
+      <w:proofErr w:type="spellEnd"/>
+      <w:r>
+        <w:rPr>
+          <w:rFonts w:ascii="Courier New" w:eastAsia="Courier New" w:hAnsi="Courier New" w:cs="Courier New"/>
+          <w:sz w:val="20"/>
+          <w:lang w:val="en-US"/>
+        </w:rPr>
+        <w:t xml:space="preserve"> &lt;&lt; "\n" &lt;&lt; title &lt;&lt; "\n" &lt;&lt; </w:t>
+      </w:r>
+      <w:proofErr w:type="spellStart"/>
+      <w:r>
+        <w:rPr>
+          <w:rFonts w:ascii="Courier New" w:eastAsia="Courier New" w:hAnsi="Courier New" w:cs="Courier New"/>
+          <w:sz w:val="20"/>
+          <w:lang w:val="en-US"/>
+        </w:rPr>
+        <w:t>sql</w:t>
+      </w:r>
+      <w:proofErr w:type="spellEnd"/>
+      <w:r>
+        <w:rPr>
+          <w:rFonts w:ascii="Courier New" w:eastAsia="Courier New" w:hAnsi="Courier New" w:cs="Courier New"/>
+          <w:sz w:val="20"/>
+          <w:lang w:val="en-US"/>
+        </w:rPr>
+        <w:t xml:space="preserve"> &lt;&lt; "\n";</w:t>
+      </w:r>
+    </w:p>
+    <w:p>
+      <w:pPr>
+        <w:spacing w:after="0" w:line="240" w:lineRule="auto"/>
+        <w:rPr>
+          <w:lang w:val="en-US"/>
+        </w:rPr>
+      </w:pPr>
+    </w:p>
+    <w:p>
+      <w:pPr>
+        <w:spacing w:after="0" w:line="240" w:lineRule="auto"/>
+        <w:rPr>
+          <w:lang w:val="en-US"/>
+        </w:rPr>
+      </w:pPr>
+      <w:r>
+        <w:rPr>
+          <w:rFonts w:ascii="Courier New" w:eastAsia="Courier New" w:hAnsi="Courier New" w:cs="Courier New"/>
+          <w:sz w:val="20"/>
+          <w:lang w:val="en-US"/>
+        </w:rPr>
+        <w:t xml:space="preserve">    sqlite3_stmt* </w:t>
+      </w:r>
+      <w:proofErr w:type="spellStart"/>
+      <w:r>
+        <w:rPr>
+          <w:rFonts w:ascii="Courier New" w:eastAsia="Courier New" w:hAnsi="Courier New" w:cs="Courier New"/>
+          <w:sz w:val="20"/>
+          <w:lang w:val="en-US"/>
+        </w:rPr>
+        <w:t>stmt</w:t>
+      </w:r>
+      <w:proofErr w:type="spellEnd"/>
+      <w:r>
+        <w:rPr>
+          <w:rFonts w:ascii="Courier New" w:eastAsia="Courier New" w:hAnsi="Courier New" w:cs="Courier New"/>
+          <w:sz w:val="20"/>
+          <w:lang w:val="en-US"/>
+        </w:rPr>
+        <w:t xml:space="preserve"> = </w:t>
+      </w:r>
+      <w:proofErr w:type="spellStart"/>
+      <w:r>
+        <w:rPr>
+          <w:rFonts w:ascii="Courier New" w:eastAsia="Courier New" w:hAnsi="Courier New" w:cs="Courier New"/>
+          <w:sz w:val="20"/>
+          <w:lang w:val="en-US"/>
+        </w:rPr>
+        <w:t>nullptr</w:t>
+      </w:r>
+      <w:proofErr w:type="spellEnd"/>
+      <w:r>
+        <w:rPr>
+          <w:rFonts w:ascii="Courier New" w:eastAsia="Courier New" w:hAnsi="Courier New" w:cs="Courier New"/>
+          <w:sz w:val="20"/>
+          <w:lang w:val="en-US"/>
+        </w:rPr>
+        <w:t>;</w:t>
+      </w:r>
+    </w:p>
+    <w:p>
+      <w:pPr>
+        <w:spacing w:after="0" w:line="240" w:lineRule="auto"/>
+      </w:pPr>
+      <w:r>
+        <w:rPr>
+          <w:rFonts w:ascii="Courier New" w:eastAsia="Courier New" w:hAnsi="Courier New" w:cs="Courier New"/>
+          <w:sz w:val="20"/>
+          <w:lang w:val="en-US"/>
+        </w:rPr>
+        <w:t xml:space="preserve">    if (sqlite3_prepare_v2(</w:t>
+      </w:r>
+      <w:proofErr w:type="spellStart"/>
+      <w:r>
+        <w:rPr>
+          <w:rFonts w:ascii="Courier New" w:eastAsia="Courier New" w:hAnsi="Courier New" w:cs="Courier New"/>
+          <w:sz w:val="20"/>
+          <w:lang w:val="en-US"/>
+        </w:rPr>
+        <w:t>db</w:t>
+      </w:r>
+      <w:proofErr w:type="spellEnd"/>
+      <w:r>
+        <w:rPr>
+          <w:rFonts w:ascii="Courier New" w:eastAsia="Courier New" w:hAnsi="Courier New" w:cs="Courier New"/>
+          <w:sz w:val="20"/>
+          <w:lang w:val="en-US"/>
+        </w:rPr>
+        <w:t xml:space="preserve">, </w:t>
+      </w:r>
+      <w:proofErr w:type="spellStart"/>
+      <w:r>
+        <w:rPr>
+          <w:rFonts w:ascii="Courier New" w:eastAsia="Courier New" w:hAnsi="Courier New" w:cs="Courier New"/>
+          <w:sz w:val="20"/>
+          <w:lang w:val="en-US"/>
+        </w:rPr>
+        <w:t>sql</w:t>
+      </w:r>
+      <w:proofErr w:type="spellEnd"/>
+      <w:r>
+        <w:rPr>
+          <w:rFonts w:ascii="Courier New" w:eastAsia="Courier New" w:hAnsi="Courier New" w:cs="Courier New"/>
+          <w:sz w:val="20"/>
+          <w:lang w:val="en-US"/>
+        </w:rPr>
+        <w:t>, -1, &amp;</w:t>
+      </w:r>
+      <w:proofErr w:type="spellStart"/>
+      <w:r>
+        <w:rPr>
+          <w:rFonts w:ascii="Courier New" w:eastAsia="Courier New" w:hAnsi="Courier New" w:cs="Courier New"/>
+          <w:sz w:val="20"/>
+          <w:lang w:val="en-US"/>
+        </w:rPr>
+        <w:t>stmt</w:t>
+      </w:r>
+      <w:proofErr w:type="spellEnd"/>
+      <w:r>
+        <w:rPr>
+          <w:rFonts w:ascii="Courier New" w:eastAsia="Courier New" w:hAnsi="Courier New" w:cs="Courier New"/>
+          <w:sz w:val="20"/>
+          <w:lang w:val="en-US"/>
+        </w:rPr>
+        <w:t xml:space="preserve">, </w:t>
+      </w:r>
+      <w:proofErr w:type="spellStart"/>
+      <w:r>
+        <w:rPr>
+          <w:rFonts w:ascii="Courier New" w:eastAsia="Courier New" w:hAnsi="Courier New" w:cs="Courier New"/>
+          <w:sz w:val="20"/>
+          <w:lang w:val="en-US"/>
+        </w:rPr>
+        <w:t>nullptr</w:t>
+      </w:r>
+      <w:proofErr w:type="spellEnd"/>
+      <w:proofErr w:type="gramStart"/>
+      <w:r>
+        <w:rPr>
+          <w:rFonts w:ascii="Courier New" w:eastAsia="Courier New" w:hAnsi="Courier New" w:cs="Courier New"/>
+          <w:sz w:val="20"/>
+          <w:lang w:val="en-US"/>
+        </w:rPr>
+        <w:t>) !</w:t>
+      </w:r>
+      <w:proofErr w:type="gramEnd"/>
+      <w:r>
+        <w:rPr>
+          <w:rFonts w:ascii="Courier New" w:eastAsia="Courier New" w:hAnsi="Courier New" w:cs="Courier New"/>
+          <w:sz w:val="20"/>
+          <w:lang w:val="en-US"/>
+        </w:rPr>
+        <w:t xml:space="preserve">= </w:t>
+      </w:r>
+      <w:r>
+        <w:rPr>
+          <w:rFonts w:ascii="Courier New" w:eastAsia="Courier New" w:hAnsi="Courier New" w:cs="Courier New"/>
+          <w:sz w:val="20"/>
+        </w:rPr>
+        <w:t>SQLITE_OK) {</w:t>
+      </w:r>
+    </w:p>
+    <w:p>
+      <w:pPr>
+        <w:spacing w:after="0" w:line="240" w:lineRule="auto"/>
+      </w:pPr>
+      <w:r>
+        <w:rPr>
+          <w:rFonts w:ascii="Courier New" w:eastAsia="Courier New" w:hAnsi="Courier New" w:cs="Courier New"/>
+          <w:sz w:val="20"/>
+        </w:rPr>
+        <w:t xml:space="preserve">        </w:t>
+      </w:r>
+      <w:proofErr w:type="spellStart"/>
+      <w:proofErr w:type="gramStart"/>
+      <w:r>
+        <w:rPr>
+          <w:rFonts w:ascii="Courier New" w:eastAsia="Courier New" w:hAnsi="Courier New" w:cs="Courier New"/>
+          <w:sz w:val="20"/>
+        </w:rPr>
+        <w:t>std</w:t>
+      </w:r>
+      <w:proofErr w:type="spellEnd"/>
+      <w:r>
+        <w:rPr>
+          <w:rFonts w:ascii="Courier New" w:eastAsia="Courier New" w:hAnsi="Courier New" w:cs="Courier New"/>
+          <w:sz w:val="20"/>
+        </w:rPr>
+        <w:t>::</w:t>
+      </w:r>
+      <w:proofErr w:type="spellStart"/>
+      <w:proofErr w:type="gramEnd"/>
+      <w:r>
+        <w:rPr>
+          <w:rFonts w:ascii="Courier New" w:eastAsia="Courier New" w:hAnsi="Courier New" w:cs="Courier New"/>
+          <w:sz w:val="20"/>
+        </w:rPr>
+        <w:t>cerr</w:t>
+      </w:r>
+      <w:proofErr w:type="spellEnd"/>
+      <w:r>
+        <w:rPr>
+          <w:rFonts w:ascii="Courier New" w:eastAsia="Courier New" w:hAnsi="Courier New" w:cs="Courier New"/>
+          <w:sz w:val="20"/>
+        </w:rPr>
+        <w:t xml:space="preserve"> </w:t>
+      </w:r>
+      <w:proofErr w:type="gramStart"/>
+      <w:r>
+        <w:rPr>
+          <w:rFonts w:ascii="Courier New" w:eastAsia="Courier New" w:hAnsi="Courier New" w:cs="Courier New"/>
+          <w:sz w:val="20"/>
+        </w:rPr>
+        <w:t>&lt;&lt; "</w:t>
+      </w:r>
+      <w:proofErr w:type="gramEnd"/>
+      <w:r>
+        <w:rPr>
+          <w:rFonts w:ascii="Courier New" w:eastAsia="Courier New" w:hAnsi="Courier New" w:cs="Courier New"/>
+          <w:sz w:val="20"/>
+        </w:rPr>
+        <w:t xml:space="preserve">Ошибка подготовки запроса: " </w:t>
+      </w:r>
+      <w:proofErr w:type="gramStart"/>
+      <w:r>
+        <w:rPr>
+          <w:rFonts w:ascii="Courier New" w:eastAsia="Courier New" w:hAnsi="Courier New" w:cs="Courier New"/>
+          <w:sz w:val="20"/>
+        </w:rPr>
+        <w:t>&lt;&lt; sqlite</w:t>
+      </w:r>
+      <w:proofErr w:type="gramEnd"/>
+      <w:r>
+        <w:rPr>
+          <w:rFonts w:ascii="Courier New" w:eastAsia="Courier New" w:hAnsi="Courier New" w:cs="Courier New"/>
+          <w:sz w:val="20"/>
+        </w:rPr>
+        <w:t>3_errmsg(</w:t>
+      </w:r>
+      <w:proofErr w:type="spellStart"/>
+      <w:r>
+        <w:rPr>
+          <w:rFonts w:ascii="Courier New" w:eastAsia="Courier New" w:hAnsi="Courier New" w:cs="Courier New"/>
+          <w:sz w:val="20"/>
+        </w:rPr>
+        <w:t>db</w:t>
+      </w:r>
+      <w:proofErr w:type="spellEnd"/>
+      <w:r>
+        <w:rPr>
+          <w:rFonts w:ascii="Courier New" w:eastAsia="Courier New" w:hAnsi="Courier New" w:cs="Courier New"/>
+          <w:sz w:val="20"/>
+        </w:rPr>
+        <w:t xml:space="preserve">) </w:t>
+      </w:r>
+      <w:proofErr w:type="gramStart"/>
+      <w:r>
+        <w:rPr>
+          <w:rFonts w:ascii="Courier New" w:eastAsia="Courier New" w:hAnsi="Courier New" w:cs="Courier New"/>
+          <w:sz w:val="20"/>
+        </w:rPr>
+        <w:t>&lt;&lt; "</w:t>
+      </w:r>
+      <w:proofErr w:type="gramEnd"/>
+      <w:r>
+        <w:rPr>
+          <w:rFonts w:ascii="Courier New" w:eastAsia="Courier New" w:hAnsi="Courier New" w:cs="Courier New"/>
+          <w:sz w:val="20"/>
+        </w:rPr>
+        <w:t>\n";</w:t>
+      </w:r>
+    </w:p>
+    <w:p>
+      <w:pPr>
+        <w:spacing w:after="0" w:line="240" w:lineRule="auto"/>
+        <w:rPr>
+          <w:lang w:val="en-US"/>
+        </w:rPr>
+      </w:pPr>
+      <w:r>
+        <w:rPr>
+          <w:rFonts w:ascii="Courier New" w:eastAsia="Courier New" w:hAnsi="Courier New" w:cs="Courier New"/>
+          <w:sz w:val="20"/>
+        </w:rPr>
+        <w:t xml:space="preserve">        </w:t>
+      </w:r>
+      <w:r>
+        <w:rPr>
+          <w:rFonts w:ascii="Courier New" w:eastAsia="Courier New" w:hAnsi="Courier New" w:cs="Courier New"/>
+          <w:sz w:val="20"/>
+          <w:lang w:val="en-US"/>
+        </w:rPr>
+        <w:t>return false;</w:t>
+      </w:r>
+    </w:p>
+    <w:p>
+      <w:pPr>
+        <w:spacing w:after="0" w:line="240" w:lineRule="auto"/>
+        <w:rPr>
+          <w:lang w:val="en-US"/>
+        </w:rPr>
+      </w:pPr>
+      <w:r>
+        <w:rPr>
+          <w:rFonts w:ascii="Courier New" w:eastAsia="Courier New" w:hAnsi="Courier New" w:cs="Courier New"/>
+          <w:sz w:val="20"/>
+          <w:lang w:val="en-US"/>
         </w:rPr>
         <w:t xml:space="preserve">    }</w:t>
       </w:r>
@@ -2667,11 +4651,829 @@
     <w:p>
       <w:pPr>
         <w:spacing w:after="0" w:line="240" w:lineRule="auto"/>
-      </w:pPr>
-      <w:r>
-        <w:rPr>
-          <w:rFonts w:ascii="Courier New" w:eastAsia="Courier New" w:hAnsi="Courier New" w:cs="Courier New"/>
-          <w:sz w:val="20"/>
+        <w:rPr>
+          <w:lang w:val="en-US"/>
+        </w:rPr>
+      </w:pPr>
+    </w:p>
+    <w:p>
+      <w:pPr>
+        <w:spacing w:after="0" w:line="240" w:lineRule="auto"/>
+        <w:rPr>
+          <w:lang w:val="en-US"/>
+        </w:rPr>
+      </w:pPr>
+      <w:r>
+        <w:rPr>
+          <w:rFonts w:ascii="Courier New" w:eastAsia="Courier New" w:hAnsi="Courier New" w:cs="Courier New"/>
+          <w:sz w:val="20"/>
+          <w:lang w:val="en-US"/>
+        </w:rPr>
+        <w:t xml:space="preserve">    int columns = sqlite3_column_count(</w:t>
+      </w:r>
+      <w:proofErr w:type="spellStart"/>
+      <w:r>
+        <w:rPr>
+          <w:rFonts w:ascii="Courier New" w:eastAsia="Courier New" w:hAnsi="Courier New" w:cs="Courier New"/>
+          <w:sz w:val="20"/>
+          <w:lang w:val="en-US"/>
+        </w:rPr>
+        <w:t>stmt</w:t>
+      </w:r>
+      <w:proofErr w:type="spellEnd"/>
+      <w:r>
+        <w:rPr>
+          <w:rFonts w:ascii="Courier New" w:eastAsia="Courier New" w:hAnsi="Courier New" w:cs="Courier New"/>
+          <w:sz w:val="20"/>
+          <w:lang w:val="en-US"/>
+        </w:rPr>
+        <w:t>);</w:t>
+      </w:r>
+    </w:p>
+    <w:p>
+      <w:pPr>
+        <w:spacing w:after="0" w:line="240" w:lineRule="auto"/>
+        <w:rPr>
+          <w:lang w:val="en-US"/>
+        </w:rPr>
+      </w:pPr>
+      <w:r>
+        <w:rPr>
+          <w:rFonts w:ascii="Courier New" w:eastAsia="Courier New" w:hAnsi="Courier New" w:cs="Courier New"/>
+          <w:sz w:val="20"/>
+          <w:lang w:val="en-US"/>
+        </w:rPr>
+        <w:t xml:space="preserve">    for (int </w:t>
+      </w:r>
+      <w:proofErr w:type="spellStart"/>
+      <w:r>
+        <w:rPr>
+          <w:rFonts w:ascii="Courier New" w:eastAsia="Courier New" w:hAnsi="Courier New" w:cs="Courier New"/>
+          <w:sz w:val="20"/>
+          <w:lang w:val="en-US"/>
+        </w:rPr>
+        <w:t>i</w:t>
+      </w:r>
+      <w:proofErr w:type="spellEnd"/>
+      <w:r>
+        <w:rPr>
+          <w:rFonts w:ascii="Courier New" w:eastAsia="Courier New" w:hAnsi="Courier New" w:cs="Courier New"/>
+          <w:sz w:val="20"/>
+          <w:lang w:val="en-US"/>
+        </w:rPr>
+        <w:t xml:space="preserve"> = 0; </w:t>
+      </w:r>
+      <w:proofErr w:type="spellStart"/>
+      <w:r>
+        <w:rPr>
+          <w:rFonts w:ascii="Courier New" w:eastAsia="Courier New" w:hAnsi="Courier New" w:cs="Courier New"/>
+          <w:sz w:val="20"/>
+          <w:lang w:val="en-US"/>
+        </w:rPr>
+        <w:t>i</w:t>
+      </w:r>
+      <w:proofErr w:type="spellEnd"/>
+      <w:r>
+        <w:rPr>
+          <w:rFonts w:ascii="Courier New" w:eastAsia="Courier New" w:hAnsi="Courier New" w:cs="Courier New"/>
+          <w:sz w:val="20"/>
+          <w:lang w:val="en-US"/>
+        </w:rPr>
+        <w:t xml:space="preserve"> &lt; columns; </w:t>
+      </w:r>
+      <w:proofErr w:type="spellStart"/>
+      <w:r>
+        <w:rPr>
+          <w:rFonts w:ascii="Courier New" w:eastAsia="Courier New" w:hAnsi="Courier New" w:cs="Courier New"/>
+          <w:sz w:val="20"/>
+          <w:lang w:val="en-US"/>
+        </w:rPr>
+        <w:t>i</w:t>
+      </w:r>
+      <w:proofErr w:type="spellEnd"/>
+      <w:r>
+        <w:rPr>
+          <w:rFonts w:ascii="Courier New" w:eastAsia="Courier New" w:hAnsi="Courier New" w:cs="Courier New"/>
+          <w:sz w:val="20"/>
+          <w:lang w:val="en-US"/>
+        </w:rPr>
+        <w:t>++)</w:t>
+      </w:r>
+    </w:p>
+    <w:p>
+      <w:pPr>
+        <w:spacing w:after="0" w:line="240" w:lineRule="auto"/>
+        <w:rPr>
+          <w:lang w:val="en-US"/>
+        </w:rPr>
+      </w:pPr>
+      <w:r>
+        <w:rPr>
+          <w:rFonts w:ascii="Courier New" w:eastAsia="Courier New" w:hAnsi="Courier New" w:cs="Courier New"/>
+          <w:sz w:val="20"/>
+          <w:lang w:val="en-US"/>
+        </w:rPr>
+        <w:t xml:space="preserve">        </w:t>
+      </w:r>
+      <w:proofErr w:type="gramStart"/>
+      <w:r>
+        <w:rPr>
+          <w:rFonts w:ascii="Courier New" w:eastAsia="Courier New" w:hAnsi="Courier New" w:cs="Courier New"/>
+          <w:sz w:val="20"/>
+          <w:lang w:val="en-US"/>
+        </w:rPr>
+        <w:t>std::</w:t>
+      </w:r>
+      <w:proofErr w:type="spellStart"/>
+      <w:proofErr w:type="gramEnd"/>
+      <w:r>
+        <w:rPr>
+          <w:rFonts w:ascii="Courier New" w:eastAsia="Courier New" w:hAnsi="Courier New" w:cs="Courier New"/>
+          <w:sz w:val="20"/>
+          <w:lang w:val="en-US"/>
+        </w:rPr>
+        <w:t>cout</w:t>
+      </w:r>
+      <w:proofErr w:type="spellEnd"/>
+      <w:r>
+        <w:rPr>
+          <w:rFonts w:ascii="Courier New" w:eastAsia="Courier New" w:hAnsi="Courier New" w:cs="Courier New"/>
+          <w:sz w:val="20"/>
+          <w:lang w:val="en-US"/>
+        </w:rPr>
+        <w:t xml:space="preserve"> &lt;&lt; </w:t>
+      </w:r>
+      <w:proofErr w:type="gramStart"/>
+      <w:r>
+        <w:rPr>
+          <w:rFonts w:ascii="Courier New" w:eastAsia="Courier New" w:hAnsi="Courier New" w:cs="Courier New"/>
+          <w:sz w:val="20"/>
+          <w:lang w:val="en-US"/>
+        </w:rPr>
+        <w:t>pad(</w:t>
+      </w:r>
+      <w:proofErr w:type="gramEnd"/>
+      <w:r>
+        <w:rPr>
+          <w:rFonts w:ascii="Courier New" w:eastAsia="Courier New" w:hAnsi="Courier New" w:cs="Courier New"/>
+          <w:sz w:val="20"/>
+          <w:lang w:val="en-US"/>
+        </w:rPr>
+        <w:t>sqlite3_column_</w:t>
+      </w:r>
+      <w:proofErr w:type="gramStart"/>
+      <w:r>
+        <w:rPr>
+          <w:rFonts w:ascii="Courier New" w:eastAsia="Courier New" w:hAnsi="Courier New" w:cs="Courier New"/>
+          <w:sz w:val="20"/>
+          <w:lang w:val="en-US"/>
+        </w:rPr>
+        <w:t>name(</w:t>
+      </w:r>
+      <w:proofErr w:type="spellStart"/>
+      <w:proofErr w:type="gramEnd"/>
+      <w:r>
+        <w:rPr>
+          <w:rFonts w:ascii="Courier New" w:eastAsia="Courier New" w:hAnsi="Courier New" w:cs="Courier New"/>
+          <w:sz w:val="20"/>
+          <w:lang w:val="en-US"/>
+        </w:rPr>
+        <w:t>stmt</w:t>
+      </w:r>
+      <w:proofErr w:type="spellEnd"/>
+      <w:r>
+        <w:rPr>
+          <w:rFonts w:ascii="Courier New" w:eastAsia="Courier New" w:hAnsi="Courier New" w:cs="Courier New"/>
+          <w:sz w:val="20"/>
+          <w:lang w:val="en-US"/>
+        </w:rPr>
+        <w:t xml:space="preserve">, </w:t>
+      </w:r>
+      <w:proofErr w:type="spellStart"/>
+      <w:r>
+        <w:rPr>
+          <w:rFonts w:ascii="Courier New" w:eastAsia="Courier New" w:hAnsi="Courier New" w:cs="Courier New"/>
+          <w:sz w:val="20"/>
+          <w:lang w:val="en-US"/>
+        </w:rPr>
+        <w:t>i</w:t>
+      </w:r>
+      <w:proofErr w:type="spellEnd"/>
+      <w:r>
+        <w:rPr>
+          <w:rFonts w:ascii="Courier New" w:eastAsia="Courier New" w:hAnsi="Courier New" w:cs="Courier New"/>
+          <w:sz w:val="20"/>
+          <w:lang w:val="en-US"/>
+        </w:rPr>
+        <w:t>), widths[</w:t>
+      </w:r>
+      <w:proofErr w:type="spellStart"/>
+      <w:r>
+        <w:rPr>
+          <w:rFonts w:ascii="Courier New" w:eastAsia="Courier New" w:hAnsi="Courier New" w:cs="Courier New"/>
+          <w:sz w:val="20"/>
+          <w:lang w:val="en-US"/>
+        </w:rPr>
+        <w:t>i</w:t>
+      </w:r>
+      <w:proofErr w:type="spellEnd"/>
+      <w:r>
+        <w:rPr>
+          <w:rFonts w:ascii="Courier New" w:eastAsia="Courier New" w:hAnsi="Courier New" w:cs="Courier New"/>
+          <w:sz w:val="20"/>
+          <w:lang w:val="en-US"/>
+        </w:rPr>
+        <w:t>]);</w:t>
+      </w:r>
+    </w:p>
+    <w:p>
+      <w:pPr>
+        <w:spacing w:after="0" w:line="240" w:lineRule="auto"/>
+        <w:rPr>
+          <w:lang w:val="en-US"/>
+        </w:rPr>
+      </w:pPr>
+      <w:r>
+        <w:rPr>
+          <w:rFonts w:ascii="Courier New" w:eastAsia="Courier New" w:hAnsi="Courier New" w:cs="Courier New"/>
+          <w:sz w:val="20"/>
+          <w:lang w:val="en-US"/>
+        </w:rPr>
+        <w:t xml:space="preserve">    </w:t>
+      </w:r>
+      <w:proofErr w:type="spellStart"/>
+      <w:r>
+        <w:rPr>
+          <w:rFonts w:ascii="Courier New" w:eastAsia="Courier New" w:hAnsi="Courier New" w:cs="Courier New"/>
+          <w:sz w:val="20"/>
+          <w:lang w:val="en-US"/>
+        </w:rPr>
+        <w:t>size_t</w:t>
+      </w:r>
+      <w:proofErr w:type="spellEnd"/>
+      <w:r>
+        <w:rPr>
+          <w:rFonts w:ascii="Courier New" w:eastAsia="Courier New" w:hAnsi="Courier New" w:cs="Courier New"/>
+          <w:sz w:val="20"/>
+          <w:lang w:val="en-US"/>
+        </w:rPr>
+        <w:t xml:space="preserve"> total = 0;</w:t>
+      </w:r>
+    </w:p>
+    <w:p>
+      <w:pPr>
+        <w:spacing w:after="0" w:line="240" w:lineRule="auto"/>
+        <w:rPr>
+          <w:lang w:val="en-US"/>
+        </w:rPr>
+      </w:pPr>
+      <w:r>
+        <w:rPr>
+          <w:rFonts w:ascii="Courier New" w:eastAsia="Courier New" w:hAnsi="Courier New" w:cs="Courier New"/>
+          <w:sz w:val="20"/>
+          <w:lang w:val="en-US"/>
+        </w:rPr>
+        <w:t xml:space="preserve">    for (</w:t>
+      </w:r>
+      <w:proofErr w:type="spellStart"/>
+      <w:r>
+        <w:rPr>
+          <w:rFonts w:ascii="Courier New" w:eastAsia="Courier New" w:hAnsi="Courier New" w:cs="Courier New"/>
+          <w:sz w:val="20"/>
+          <w:lang w:val="en-US"/>
+        </w:rPr>
+        <w:t>size_t</w:t>
+      </w:r>
+      <w:proofErr w:type="spellEnd"/>
+      <w:r>
+        <w:rPr>
+          <w:rFonts w:ascii="Courier New" w:eastAsia="Courier New" w:hAnsi="Courier New" w:cs="Courier New"/>
+          <w:sz w:val="20"/>
+          <w:lang w:val="en-US"/>
+        </w:rPr>
+        <w:t xml:space="preserve"> </w:t>
+      </w:r>
+      <w:proofErr w:type="gramStart"/>
+      <w:r>
+        <w:rPr>
+          <w:rFonts w:ascii="Courier New" w:eastAsia="Courier New" w:hAnsi="Courier New" w:cs="Courier New"/>
+          <w:sz w:val="20"/>
+          <w:lang w:val="en-US"/>
+        </w:rPr>
+        <w:t>w :</w:t>
+      </w:r>
+      <w:proofErr w:type="gramEnd"/>
+      <w:r>
+        <w:rPr>
+          <w:rFonts w:ascii="Courier New" w:eastAsia="Courier New" w:hAnsi="Courier New" w:cs="Courier New"/>
+          <w:sz w:val="20"/>
+          <w:lang w:val="en-US"/>
+        </w:rPr>
+        <w:t xml:space="preserve"> widths) total += w;</w:t>
+      </w:r>
+    </w:p>
+    <w:p>
+      <w:pPr>
+        <w:spacing w:after="0" w:line="240" w:lineRule="auto"/>
+        <w:rPr>
+          <w:lang w:val="en-US"/>
+        </w:rPr>
+      </w:pPr>
+      <w:r>
+        <w:rPr>
+          <w:rFonts w:ascii="Courier New" w:eastAsia="Courier New" w:hAnsi="Courier New" w:cs="Courier New"/>
+          <w:sz w:val="20"/>
+          <w:lang w:val="en-US"/>
+        </w:rPr>
+        <w:t xml:space="preserve">    </w:t>
+      </w:r>
+      <w:proofErr w:type="gramStart"/>
+      <w:r>
+        <w:rPr>
+          <w:rFonts w:ascii="Courier New" w:eastAsia="Courier New" w:hAnsi="Courier New" w:cs="Courier New"/>
+          <w:sz w:val="20"/>
+          <w:lang w:val="en-US"/>
+        </w:rPr>
+        <w:t>std::</w:t>
+      </w:r>
+      <w:proofErr w:type="spellStart"/>
+      <w:proofErr w:type="gramEnd"/>
+      <w:r>
+        <w:rPr>
+          <w:rFonts w:ascii="Courier New" w:eastAsia="Courier New" w:hAnsi="Courier New" w:cs="Courier New"/>
+          <w:sz w:val="20"/>
+          <w:lang w:val="en-US"/>
+        </w:rPr>
+        <w:t>cout</w:t>
+      </w:r>
+      <w:proofErr w:type="spellEnd"/>
+      <w:r>
+        <w:rPr>
+          <w:rFonts w:ascii="Courier New" w:eastAsia="Courier New" w:hAnsi="Courier New" w:cs="Courier New"/>
+          <w:sz w:val="20"/>
+          <w:lang w:val="en-US"/>
+        </w:rPr>
+        <w:t xml:space="preserve"> &lt;&lt; "\n" &lt;&lt; </w:t>
+      </w:r>
+      <w:proofErr w:type="gramStart"/>
+      <w:r>
+        <w:rPr>
+          <w:rFonts w:ascii="Courier New" w:eastAsia="Courier New" w:hAnsi="Courier New" w:cs="Courier New"/>
+          <w:sz w:val="20"/>
+          <w:lang w:val="en-US"/>
+        </w:rPr>
+        <w:t>std::string(</w:t>
+      </w:r>
+      <w:proofErr w:type="gramEnd"/>
+      <w:r>
+        <w:rPr>
+          <w:rFonts w:ascii="Courier New" w:eastAsia="Courier New" w:hAnsi="Courier New" w:cs="Courier New"/>
+          <w:sz w:val="20"/>
+          <w:lang w:val="en-US"/>
+        </w:rPr>
+        <w:t>total, '-') &lt;&lt; "\n";</w:t>
+      </w:r>
+    </w:p>
+    <w:p>
+      <w:pPr>
+        <w:spacing w:after="0" w:line="240" w:lineRule="auto"/>
+        <w:rPr>
+          <w:lang w:val="en-US"/>
+        </w:rPr>
+      </w:pPr>
+    </w:p>
+    <w:p>
+      <w:pPr>
+        <w:spacing w:after="0" w:line="240" w:lineRule="auto"/>
+      </w:pPr>
+      <w:r>
+        <w:rPr>
+          <w:rFonts w:ascii="Courier New" w:eastAsia="Courier New" w:hAnsi="Courier New" w:cs="Courier New"/>
+          <w:sz w:val="20"/>
+          <w:lang w:val="en-US"/>
+        </w:rPr>
+        <w:t xml:space="preserve">    </w:t>
+      </w:r>
+      <w:r>
+        <w:rPr>
+          <w:rFonts w:ascii="Courier New" w:eastAsia="Courier New" w:hAnsi="Courier New" w:cs="Courier New"/>
+          <w:sz w:val="20"/>
+        </w:rPr>
+        <w:t>// sqlite3_step возвращает SQLITE_ROW, пока есть строки</w:t>
+      </w:r>
+    </w:p>
+    <w:p>
+      <w:pPr>
+        <w:spacing w:after="0" w:line="240" w:lineRule="auto"/>
+        <w:rPr>
+          <w:lang w:val="en-US"/>
+        </w:rPr>
+      </w:pPr>
+      <w:r>
+        <w:rPr>
+          <w:rFonts w:ascii="Courier New" w:eastAsia="Courier New" w:hAnsi="Courier New" w:cs="Courier New"/>
+          <w:sz w:val="20"/>
+        </w:rPr>
+        <w:t xml:space="preserve">    </w:t>
+      </w:r>
+      <w:r>
+        <w:rPr>
+          <w:rFonts w:ascii="Courier New" w:eastAsia="Courier New" w:hAnsi="Courier New" w:cs="Courier New"/>
+          <w:sz w:val="20"/>
+          <w:lang w:val="en-US"/>
+        </w:rPr>
+        <w:t>while (sqlite3_step(</w:t>
+      </w:r>
+      <w:proofErr w:type="spellStart"/>
+      <w:r>
+        <w:rPr>
+          <w:rFonts w:ascii="Courier New" w:eastAsia="Courier New" w:hAnsi="Courier New" w:cs="Courier New"/>
+          <w:sz w:val="20"/>
+          <w:lang w:val="en-US"/>
+        </w:rPr>
+        <w:t>stmt</w:t>
+      </w:r>
+      <w:proofErr w:type="spellEnd"/>
+      <w:r>
+        <w:rPr>
+          <w:rFonts w:ascii="Courier New" w:eastAsia="Courier New" w:hAnsi="Courier New" w:cs="Courier New"/>
+          <w:sz w:val="20"/>
+          <w:lang w:val="en-US"/>
+        </w:rPr>
+        <w:t>) == SQLITE_ROW) {</w:t>
+      </w:r>
+    </w:p>
+    <w:p>
+      <w:pPr>
+        <w:spacing w:after="0" w:line="240" w:lineRule="auto"/>
+        <w:rPr>
+          <w:lang w:val="en-US"/>
+        </w:rPr>
+      </w:pPr>
+      <w:r>
+        <w:rPr>
+          <w:rFonts w:ascii="Courier New" w:eastAsia="Courier New" w:hAnsi="Courier New" w:cs="Courier New"/>
+          <w:sz w:val="20"/>
+          <w:lang w:val="en-US"/>
+        </w:rPr>
+        <w:t xml:space="preserve">        for (int </w:t>
+      </w:r>
+      <w:proofErr w:type="spellStart"/>
+      <w:r>
+        <w:rPr>
+          <w:rFonts w:ascii="Courier New" w:eastAsia="Courier New" w:hAnsi="Courier New" w:cs="Courier New"/>
+          <w:sz w:val="20"/>
+          <w:lang w:val="en-US"/>
+        </w:rPr>
+        <w:t>i</w:t>
+      </w:r>
+      <w:proofErr w:type="spellEnd"/>
+      <w:r>
+        <w:rPr>
+          <w:rFonts w:ascii="Courier New" w:eastAsia="Courier New" w:hAnsi="Courier New" w:cs="Courier New"/>
+          <w:sz w:val="20"/>
+          <w:lang w:val="en-US"/>
+        </w:rPr>
+        <w:t xml:space="preserve"> = 0; </w:t>
+      </w:r>
+      <w:proofErr w:type="spellStart"/>
+      <w:r>
+        <w:rPr>
+          <w:rFonts w:ascii="Courier New" w:eastAsia="Courier New" w:hAnsi="Courier New" w:cs="Courier New"/>
+          <w:sz w:val="20"/>
+          <w:lang w:val="en-US"/>
+        </w:rPr>
+        <w:t>i</w:t>
+      </w:r>
+      <w:proofErr w:type="spellEnd"/>
+      <w:r>
+        <w:rPr>
+          <w:rFonts w:ascii="Courier New" w:eastAsia="Courier New" w:hAnsi="Courier New" w:cs="Courier New"/>
+          <w:sz w:val="20"/>
+          <w:lang w:val="en-US"/>
+        </w:rPr>
+        <w:t xml:space="preserve"> &lt; columns; </w:t>
+      </w:r>
+      <w:proofErr w:type="spellStart"/>
+      <w:r>
+        <w:rPr>
+          <w:rFonts w:ascii="Courier New" w:eastAsia="Courier New" w:hAnsi="Courier New" w:cs="Courier New"/>
+          <w:sz w:val="20"/>
+          <w:lang w:val="en-US"/>
+        </w:rPr>
+        <w:t>i</w:t>
+      </w:r>
+      <w:proofErr w:type="spellEnd"/>
+      <w:r>
+        <w:rPr>
+          <w:rFonts w:ascii="Courier New" w:eastAsia="Courier New" w:hAnsi="Courier New" w:cs="Courier New"/>
+          <w:sz w:val="20"/>
+          <w:lang w:val="en-US"/>
+        </w:rPr>
+        <w:t>++) {</w:t>
+      </w:r>
+    </w:p>
+    <w:p>
+      <w:pPr>
+        <w:spacing w:after="0" w:line="240" w:lineRule="auto"/>
+        <w:rPr>
+          <w:lang w:val="en-US"/>
+        </w:rPr>
+      </w:pPr>
+      <w:r>
+        <w:rPr>
+          <w:rFonts w:ascii="Courier New" w:eastAsia="Courier New" w:hAnsi="Courier New" w:cs="Courier New"/>
+          <w:sz w:val="20"/>
+          <w:lang w:val="en-US"/>
+        </w:rPr>
+        <w:t xml:space="preserve">            const unsigned char* text = sqlite3_column_</w:t>
+      </w:r>
+      <w:proofErr w:type="gramStart"/>
+      <w:r>
+        <w:rPr>
+          <w:rFonts w:ascii="Courier New" w:eastAsia="Courier New" w:hAnsi="Courier New" w:cs="Courier New"/>
+          <w:sz w:val="20"/>
+          <w:lang w:val="en-US"/>
+        </w:rPr>
+        <w:t>text(</w:t>
+      </w:r>
+      <w:proofErr w:type="spellStart"/>
+      <w:proofErr w:type="gramEnd"/>
+      <w:r>
+        <w:rPr>
+          <w:rFonts w:ascii="Courier New" w:eastAsia="Courier New" w:hAnsi="Courier New" w:cs="Courier New"/>
+          <w:sz w:val="20"/>
+          <w:lang w:val="en-US"/>
+        </w:rPr>
+        <w:t>stmt</w:t>
+      </w:r>
+      <w:proofErr w:type="spellEnd"/>
+      <w:r>
+        <w:rPr>
+          <w:rFonts w:ascii="Courier New" w:eastAsia="Courier New" w:hAnsi="Courier New" w:cs="Courier New"/>
+          <w:sz w:val="20"/>
+          <w:lang w:val="en-US"/>
+        </w:rPr>
+        <w:t xml:space="preserve">, </w:t>
+      </w:r>
+      <w:proofErr w:type="spellStart"/>
+      <w:r>
+        <w:rPr>
+          <w:rFonts w:ascii="Courier New" w:eastAsia="Courier New" w:hAnsi="Courier New" w:cs="Courier New"/>
+          <w:sz w:val="20"/>
+          <w:lang w:val="en-US"/>
+        </w:rPr>
+        <w:t>i</w:t>
+      </w:r>
+      <w:proofErr w:type="spellEnd"/>
+      <w:r>
+        <w:rPr>
+          <w:rFonts w:ascii="Courier New" w:eastAsia="Courier New" w:hAnsi="Courier New" w:cs="Courier New"/>
+          <w:sz w:val="20"/>
+          <w:lang w:val="en-US"/>
+        </w:rPr>
+        <w:t>);</w:t>
+      </w:r>
+    </w:p>
+    <w:p>
+      <w:pPr>
+        <w:spacing w:after="0" w:line="240" w:lineRule="auto"/>
+        <w:rPr>
+          <w:lang w:val="en-US"/>
+        </w:rPr>
+      </w:pPr>
+      <w:r>
+        <w:rPr>
+          <w:rFonts w:ascii="Courier New" w:eastAsia="Courier New" w:hAnsi="Courier New" w:cs="Courier New"/>
+          <w:sz w:val="20"/>
+          <w:lang w:val="en-US"/>
+        </w:rPr>
+        <w:lastRenderedPageBreak/>
+        <w:t xml:space="preserve">            </w:t>
+      </w:r>
+      <w:proofErr w:type="gramStart"/>
+      <w:r>
+        <w:rPr>
+          <w:rFonts w:ascii="Courier New" w:eastAsia="Courier New" w:hAnsi="Courier New" w:cs="Courier New"/>
+          <w:sz w:val="20"/>
+          <w:lang w:val="en-US"/>
+        </w:rPr>
+        <w:t>std::</w:t>
+      </w:r>
+      <w:proofErr w:type="spellStart"/>
+      <w:proofErr w:type="gramEnd"/>
+      <w:r>
+        <w:rPr>
+          <w:rFonts w:ascii="Courier New" w:eastAsia="Courier New" w:hAnsi="Courier New" w:cs="Courier New"/>
+          <w:sz w:val="20"/>
+          <w:lang w:val="en-US"/>
+        </w:rPr>
+        <w:t>cout</w:t>
+      </w:r>
+      <w:proofErr w:type="spellEnd"/>
+      <w:r>
+        <w:rPr>
+          <w:rFonts w:ascii="Courier New" w:eastAsia="Courier New" w:hAnsi="Courier New" w:cs="Courier New"/>
+          <w:sz w:val="20"/>
+          <w:lang w:val="en-US"/>
+        </w:rPr>
+        <w:t xml:space="preserve"> &lt;&lt; </w:t>
+      </w:r>
+      <w:proofErr w:type="gramStart"/>
+      <w:r>
+        <w:rPr>
+          <w:rFonts w:ascii="Courier New" w:eastAsia="Courier New" w:hAnsi="Courier New" w:cs="Courier New"/>
+          <w:sz w:val="20"/>
+          <w:lang w:val="en-US"/>
+        </w:rPr>
+        <w:t>pad(text ?</w:t>
+      </w:r>
+      <w:proofErr w:type="gramEnd"/>
+      <w:r>
+        <w:rPr>
+          <w:rFonts w:ascii="Courier New" w:eastAsia="Courier New" w:hAnsi="Courier New" w:cs="Courier New"/>
+          <w:sz w:val="20"/>
+          <w:lang w:val="en-US"/>
+        </w:rPr>
+        <w:t xml:space="preserve"> </w:t>
+      </w:r>
+      <w:proofErr w:type="spellStart"/>
+      <w:r>
+        <w:rPr>
+          <w:rFonts w:ascii="Courier New" w:eastAsia="Courier New" w:hAnsi="Courier New" w:cs="Courier New"/>
+          <w:sz w:val="20"/>
+          <w:lang w:val="en-US"/>
+        </w:rPr>
+        <w:t>reinterpret_cast</w:t>
+      </w:r>
+      <w:proofErr w:type="spellEnd"/>
+      <w:r>
+        <w:rPr>
+          <w:rFonts w:ascii="Courier New" w:eastAsia="Courier New" w:hAnsi="Courier New" w:cs="Courier New"/>
+          <w:sz w:val="20"/>
+          <w:lang w:val="en-US"/>
+        </w:rPr>
+        <w:t>&lt;const char*&gt;(text</w:t>
+      </w:r>
+      <w:proofErr w:type="gramStart"/>
+      <w:r>
+        <w:rPr>
+          <w:rFonts w:ascii="Courier New" w:eastAsia="Courier New" w:hAnsi="Courier New" w:cs="Courier New"/>
+          <w:sz w:val="20"/>
+          <w:lang w:val="en-US"/>
+        </w:rPr>
+        <w:t>) :</w:t>
+      </w:r>
+      <w:proofErr w:type="gramEnd"/>
+      <w:r>
+        <w:rPr>
+          <w:rFonts w:ascii="Courier New" w:eastAsia="Courier New" w:hAnsi="Courier New" w:cs="Courier New"/>
+          <w:sz w:val="20"/>
+          <w:lang w:val="en-US"/>
+        </w:rPr>
+        <w:t xml:space="preserve"> "NULL", widths[</w:t>
+      </w:r>
+      <w:proofErr w:type="spellStart"/>
+      <w:r>
+        <w:rPr>
+          <w:rFonts w:ascii="Courier New" w:eastAsia="Courier New" w:hAnsi="Courier New" w:cs="Courier New"/>
+          <w:sz w:val="20"/>
+          <w:lang w:val="en-US"/>
+        </w:rPr>
+        <w:t>i</w:t>
+      </w:r>
+      <w:proofErr w:type="spellEnd"/>
+      <w:r>
+        <w:rPr>
+          <w:rFonts w:ascii="Courier New" w:eastAsia="Courier New" w:hAnsi="Courier New" w:cs="Courier New"/>
+          <w:sz w:val="20"/>
+          <w:lang w:val="en-US"/>
+        </w:rPr>
+        <w:t>]);</w:t>
+      </w:r>
+    </w:p>
+    <w:p>
+      <w:pPr>
+        <w:spacing w:after="0" w:line="240" w:lineRule="auto"/>
+        <w:rPr>
+          <w:lang w:val="en-US"/>
+        </w:rPr>
+      </w:pPr>
+      <w:r>
+        <w:rPr>
+          <w:rFonts w:ascii="Courier New" w:eastAsia="Courier New" w:hAnsi="Courier New" w:cs="Courier New"/>
+          <w:sz w:val="20"/>
+          <w:lang w:val="en-US"/>
+        </w:rPr>
+        <w:t xml:space="preserve">        }</w:t>
+      </w:r>
+    </w:p>
+    <w:p>
+      <w:pPr>
+        <w:spacing w:after="0" w:line="240" w:lineRule="auto"/>
+        <w:rPr>
+          <w:lang w:val="en-US"/>
+        </w:rPr>
+      </w:pPr>
+      <w:r>
+        <w:rPr>
+          <w:rFonts w:ascii="Courier New" w:eastAsia="Courier New" w:hAnsi="Courier New" w:cs="Courier New"/>
+          <w:sz w:val="20"/>
+          <w:lang w:val="en-US"/>
+        </w:rPr>
+        <w:t xml:space="preserve">        </w:t>
+      </w:r>
+      <w:proofErr w:type="gramStart"/>
+      <w:r>
+        <w:rPr>
+          <w:rFonts w:ascii="Courier New" w:eastAsia="Courier New" w:hAnsi="Courier New" w:cs="Courier New"/>
+          <w:sz w:val="20"/>
+          <w:lang w:val="en-US"/>
+        </w:rPr>
+        <w:t>std::</w:t>
+      </w:r>
+      <w:proofErr w:type="spellStart"/>
+      <w:proofErr w:type="gramEnd"/>
+      <w:r>
+        <w:rPr>
+          <w:rFonts w:ascii="Courier New" w:eastAsia="Courier New" w:hAnsi="Courier New" w:cs="Courier New"/>
+          <w:sz w:val="20"/>
+          <w:lang w:val="en-US"/>
+        </w:rPr>
+        <w:t>cout</w:t>
+      </w:r>
+      <w:proofErr w:type="spellEnd"/>
+      <w:r>
+        <w:rPr>
+          <w:rFonts w:ascii="Courier New" w:eastAsia="Courier New" w:hAnsi="Courier New" w:cs="Courier New"/>
+          <w:sz w:val="20"/>
+          <w:lang w:val="en-US"/>
+        </w:rPr>
+        <w:t xml:space="preserve"> &lt;&lt; "\n";</w:t>
+      </w:r>
+    </w:p>
+    <w:p>
+      <w:pPr>
+        <w:spacing w:after="0" w:line="240" w:lineRule="auto"/>
+        <w:rPr>
+          <w:lang w:val="en-US"/>
+        </w:rPr>
+      </w:pPr>
+      <w:r>
+        <w:rPr>
+          <w:rFonts w:ascii="Courier New" w:eastAsia="Courier New" w:hAnsi="Courier New" w:cs="Courier New"/>
+          <w:sz w:val="20"/>
+          <w:lang w:val="en-US"/>
+        </w:rPr>
+        <w:t xml:space="preserve">    }</w:t>
+      </w:r>
+    </w:p>
+    <w:p>
+      <w:pPr>
+        <w:spacing w:after="0" w:line="240" w:lineRule="auto"/>
+        <w:rPr>
+          <w:lang w:val="en-US"/>
+        </w:rPr>
+      </w:pPr>
+      <w:r>
+        <w:rPr>
+          <w:rFonts w:ascii="Courier New" w:eastAsia="Courier New" w:hAnsi="Courier New" w:cs="Courier New"/>
+          <w:sz w:val="20"/>
+          <w:lang w:val="en-US"/>
+        </w:rPr>
+        <w:t xml:space="preserve">    sqlite3_finalize(</w:t>
+      </w:r>
+      <w:proofErr w:type="spellStart"/>
+      <w:r>
+        <w:rPr>
+          <w:rFonts w:ascii="Courier New" w:eastAsia="Courier New" w:hAnsi="Courier New" w:cs="Courier New"/>
+          <w:sz w:val="20"/>
+          <w:lang w:val="en-US"/>
+        </w:rPr>
+        <w:t>stmt</w:t>
+      </w:r>
+      <w:proofErr w:type="spellEnd"/>
+      <w:r>
+        <w:rPr>
+          <w:rFonts w:ascii="Courier New" w:eastAsia="Courier New" w:hAnsi="Courier New" w:cs="Courier New"/>
+          <w:sz w:val="20"/>
+          <w:lang w:val="en-US"/>
+        </w:rPr>
+        <w:t>);</w:t>
+      </w:r>
+    </w:p>
+    <w:p>
+      <w:pPr>
+        <w:spacing w:after="0" w:line="240" w:lineRule="auto"/>
+        <w:rPr>
+          <w:lang w:val="en-US"/>
+        </w:rPr>
+      </w:pPr>
+      <w:r>
+        <w:rPr>
+          <w:rFonts w:ascii="Courier New" w:eastAsia="Courier New" w:hAnsi="Courier New" w:cs="Courier New"/>
+          <w:sz w:val="20"/>
+          <w:lang w:val="en-US"/>
         </w:rPr>
         <w:t xml:space="preserve">    return true;</w:t>
       </w:r>
@@ -2679,11 +5481,15 @@
     <w:p>
       <w:pPr>
         <w:spacing w:after="0" w:line="240" w:lineRule="auto"/>
-      </w:pPr>
-      <w:r>
-        <w:rPr>
-          <w:rFonts w:ascii="Courier New" w:eastAsia="Courier New" w:hAnsi="Courier New" w:cs="Courier New"/>
-          <w:sz w:val="20"/>
+        <w:rPr>
+          <w:lang w:val="en-US"/>
+        </w:rPr>
+      </w:pPr>
+      <w:r>
+        <w:rPr>
+          <w:rFonts w:ascii="Courier New" w:eastAsia="Courier New" w:hAnsi="Courier New" w:cs="Courier New"/>
+          <w:sz w:val="20"/>
+          <w:lang w:val="en-US"/>
         </w:rPr>
         <w:t>}</w:t>
       </w:r>
@@ -2691,40 +5497,57 @@
     <w:p>
       <w:pPr>
         <w:spacing w:after="0" w:line="240" w:lineRule="auto"/>
-      </w:pPr>
-    </w:p>
-    <w:p>
-      <w:pPr>
-        <w:spacing w:after="0" w:line="240" w:lineRule="auto"/>
-      </w:pPr>
-      <w:r>
-        <w:rPr>
-          <w:rFonts w:ascii="Courier New" w:eastAsia="Courier New" w:hAnsi="Courier New" w:cs="Courier New"/>
-          <w:sz w:val="20"/>
-        </w:rPr>
-        <w:t>// Выполняет SELECT и печатает все строки результата в виде таблицы</w:t>
-      </w:r>
-    </w:p>
-    <w:p>
-      <w:pPr>
-        <w:spacing w:after="0" w:line="240" w:lineRule="auto"/>
-      </w:pPr>
-      <w:r>
-        <w:rPr>
-          <w:rFonts w:ascii="Courier New" w:eastAsia="Courier New" w:hAnsi="Courier New" w:cs="Courier New"/>
-          <w:sz w:val="20"/>
-        </w:rPr>
-        <w:t>bool printQuery(sqlite3* db, const std::string&amp; title, const char* sql, const std::vector&lt;size_t&gt;&amp; widths)</w:t>
-      </w:r>
-    </w:p>
-    <w:p>
-      <w:pPr>
-        <w:spacing w:after="0" w:line="240" w:lineRule="auto"/>
-      </w:pPr>
-      <w:r>
-        <w:rPr>
-          <w:rFonts w:ascii="Courier New" w:eastAsia="Courier New" w:hAnsi="Courier New" w:cs="Courier New"/>
-          <w:sz w:val="20"/>
+        <w:rPr>
+          <w:lang w:val="en-US"/>
+        </w:rPr>
+      </w:pPr>
+    </w:p>
+    <w:p>
+      <w:pPr>
+        <w:spacing w:after="0" w:line="240" w:lineRule="auto"/>
+        <w:rPr>
+          <w:lang w:val="en-US"/>
+        </w:rPr>
+      </w:pPr>
+      <w:r>
+        <w:rPr>
+          <w:rFonts w:ascii="Courier New" w:eastAsia="Courier New" w:hAnsi="Courier New" w:cs="Courier New"/>
+          <w:sz w:val="20"/>
+          <w:lang w:val="en-US"/>
+        </w:rPr>
+        <w:t xml:space="preserve">int </w:t>
+      </w:r>
+      <w:proofErr w:type="gramStart"/>
+      <w:r>
+        <w:rPr>
+          <w:rFonts w:ascii="Courier New" w:eastAsia="Courier New" w:hAnsi="Courier New" w:cs="Courier New"/>
+          <w:sz w:val="20"/>
+          <w:lang w:val="en-US"/>
+        </w:rPr>
+        <w:t>main(</w:t>
+      </w:r>
+      <w:proofErr w:type="gramEnd"/>
+      <w:r>
+        <w:rPr>
+          <w:rFonts w:ascii="Courier New" w:eastAsia="Courier New" w:hAnsi="Courier New" w:cs="Courier New"/>
+          <w:sz w:val="20"/>
+          <w:lang w:val="en-US"/>
+        </w:rPr>
+        <w:t>)</w:t>
+      </w:r>
+    </w:p>
+    <w:p>
+      <w:pPr>
+        <w:spacing w:after="0" w:line="240" w:lineRule="auto"/>
+        <w:rPr>
+          <w:lang w:val="en-US"/>
+        </w:rPr>
+      </w:pPr>
+      <w:r>
+        <w:rPr>
+          <w:rFonts w:ascii="Courier New" w:eastAsia="Courier New" w:hAnsi="Courier New" w:cs="Courier New"/>
+          <w:sz w:val="20"/>
+          <w:lang w:val="en-US"/>
         </w:rPr>
         <w:t>{</w:t>
       </w:r>
@@ -2732,66 +5555,336 @@
     <w:p>
       <w:pPr>
         <w:spacing w:after="0" w:line="240" w:lineRule="auto"/>
-      </w:pPr>
-      <w:r>
-        <w:rPr>
-          <w:rFonts w:ascii="Courier New" w:eastAsia="Courier New" w:hAnsi="Courier New" w:cs="Courier New"/>
-          <w:sz w:val="20"/>
-        </w:rPr>
-        <w:t xml:space="preserve">    std::cout &lt;&lt; "\n" &lt;&lt; title &lt;&lt; "\n" &lt;&lt; sql &lt;&lt; "\n";</w:t>
-      </w:r>
-    </w:p>
-    <w:p>
-      <w:pPr>
-        <w:spacing w:after="0" w:line="240" w:lineRule="auto"/>
-      </w:pPr>
-    </w:p>
-    <w:p>
-      <w:pPr>
-        <w:spacing w:after="0" w:line="240" w:lineRule="auto"/>
-      </w:pPr>
-      <w:r>
-        <w:rPr>
-          <w:rFonts w:ascii="Courier New" w:eastAsia="Courier New" w:hAnsi="Courier New" w:cs="Courier New"/>
-          <w:sz w:val="20"/>
-        </w:rPr>
-        <w:t xml:space="preserve">    sqlite3_stmt* stmt = nullptr;</w:t>
-      </w:r>
-    </w:p>
-    <w:p>
-      <w:pPr>
-        <w:spacing w:after="0" w:line="240" w:lineRule="auto"/>
-      </w:pPr>
-      <w:r>
-        <w:rPr>
-          <w:rFonts w:ascii="Courier New" w:eastAsia="Courier New" w:hAnsi="Courier New" w:cs="Courier New"/>
-          <w:sz w:val="20"/>
-        </w:rPr>
-        <w:t xml:space="preserve">    if (sqlite3_prepare_v2(db, sql, -1, &amp;stmt, nullptr) != SQLITE_OK) {</w:t>
-      </w:r>
-    </w:p>
-    <w:p>
-      <w:pPr>
-        <w:spacing w:after="0" w:line="240" w:lineRule="auto"/>
-      </w:pPr>
-      <w:r>
-        <w:rPr>
-          <w:rFonts w:ascii="Courier New" w:eastAsia="Courier New" w:hAnsi="Courier New" w:cs="Courier New"/>
-          <w:sz w:val="20"/>
-        </w:rPr>
-        <w:t xml:space="preserve">        std::cerr &lt;&lt; "Ошибка подготовки запроса: " &lt;&lt; sqlite3_errmsg(db) &lt;&lt; "\n";</w:t>
-      </w:r>
-    </w:p>
-    <w:p>
-      <w:pPr>
-        <w:spacing w:after="0" w:line="240" w:lineRule="auto"/>
-      </w:pPr>
-      <w:r>
-        <w:rPr>
-          <w:rFonts w:ascii="Courier New" w:eastAsia="Courier New" w:hAnsi="Courier New" w:cs="Courier New"/>
-          <w:sz w:val="20"/>
-        </w:rPr>
-        <w:t xml:space="preserve">        return false;</w:t>
+        <w:rPr>
+          <w:lang w:val="en-US"/>
+        </w:rPr>
+      </w:pPr>
+      <w:r>
+        <w:rPr>
+          <w:rFonts w:ascii="Courier New" w:eastAsia="Courier New" w:hAnsi="Courier New" w:cs="Courier New"/>
+          <w:sz w:val="20"/>
+          <w:lang w:val="en-US"/>
+        </w:rPr>
+        <w:t xml:space="preserve">    </w:t>
+      </w:r>
+      <w:proofErr w:type="spellStart"/>
+      <w:proofErr w:type="gramStart"/>
+      <w:r>
+        <w:rPr>
+          <w:rFonts w:ascii="Courier New" w:eastAsia="Courier New" w:hAnsi="Courier New" w:cs="Courier New"/>
+          <w:sz w:val="20"/>
+          <w:lang w:val="en-US"/>
+        </w:rPr>
+        <w:t>SetConsoleOutputCP</w:t>
+      </w:r>
+      <w:proofErr w:type="spellEnd"/>
+      <w:r>
+        <w:rPr>
+          <w:rFonts w:ascii="Courier New" w:eastAsia="Courier New" w:hAnsi="Courier New" w:cs="Courier New"/>
+          <w:sz w:val="20"/>
+          <w:lang w:val="en-US"/>
+        </w:rPr>
+        <w:t>(</w:t>
+      </w:r>
+      <w:proofErr w:type="gramEnd"/>
+      <w:r>
+        <w:rPr>
+          <w:rFonts w:ascii="Courier New" w:eastAsia="Courier New" w:hAnsi="Courier New" w:cs="Courier New"/>
+          <w:sz w:val="20"/>
+          <w:lang w:val="en-US"/>
+        </w:rPr>
+        <w:t>CP_UTF8);</w:t>
+      </w:r>
+    </w:p>
+    <w:p>
+      <w:pPr>
+        <w:spacing w:after="0" w:line="240" w:lineRule="auto"/>
+        <w:rPr>
+          <w:lang w:val="en-US"/>
+        </w:rPr>
+      </w:pPr>
+    </w:p>
+    <w:p>
+      <w:pPr>
+        <w:spacing w:after="0" w:line="240" w:lineRule="auto"/>
+      </w:pPr>
+      <w:r>
+        <w:rPr>
+          <w:rFonts w:ascii="Courier New" w:eastAsia="Courier New" w:hAnsi="Courier New" w:cs="Courier New"/>
+          <w:sz w:val="20"/>
+          <w:lang w:val="en-US"/>
+        </w:rPr>
+        <w:t xml:space="preserve">    </w:t>
+      </w:r>
+      <w:r>
+        <w:rPr>
+          <w:rFonts w:ascii="Courier New" w:eastAsia="Courier New" w:hAnsi="Courier New" w:cs="Courier New"/>
+          <w:sz w:val="20"/>
+        </w:rPr>
+        <w:t>// 1. Подключение к базе (файл создаётся, если его нет)</w:t>
+      </w:r>
+    </w:p>
+    <w:p>
+      <w:pPr>
+        <w:spacing w:after="0" w:line="240" w:lineRule="auto"/>
+        <w:rPr>
+          <w:lang w:val="en-US"/>
+        </w:rPr>
+      </w:pPr>
+      <w:r>
+        <w:rPr>
+          <w:rFonts w:ascii="Courier New" w:eastAsia="Courier New" w:hAnsi="Courier New" w:cs="Courier New"/>
+          <w:sz w:val="20"/>
+        </w:rPr>
+        <w:t xml:space="preserve">    </w:t>
+      </w:r>
+      <w:r>
+        <w:rPr>
+          <w:rFonts w:ascii="Courier New" w:eastAsia="Courier New" w:hAnsi="Courier New" w:cs="Courier New"/>
+          <w:sz w:val="20"/>
+          <w:lang w:val="en-US"/>
+        </w:rPr>
+        <w:t xml:space="preserve">sqlite3* </w:t>
+      </w:r>
+      <w:proofErr w:type="spellStart"/>
+      <w:r>
+        <w:rPr>
+          <w:rFonts w:ascii="Courier New" w:eastAsia="Courier New" w:hAnsi="Courier New" w:cs="Courier New"/>
+          <w:sz w:val="20"/>
+          <w:lang w:val="en-US"/>
+        </w:rPr>
+        <w:t>db</w:t>
+      </w:r>
+      <w:proofErr w:type="spellEnd"/>
+      <w:r>
+        <w:rPr>
+          <w:rFonts w:ascii="Courier New" w:eastAsia="Courier New" w:hAnsi="Courier New" w:cs="Courier New"/>
+          <w:sz w:val="20"/>
+          <w:lang w:val="en-US"/>
+        </w:rPr>
+        <w:t xml:space="preserve"> = </w:t>
+      </w:r>
+      <w:proofErr w:type="spellStart"/>
+      <w:r>
+        <w:rPr>
+          <w:rFonts w:ascii="Courier New" w:eastAsia="Courier New" w:hAnsi="Courier New" w:cs="Courier New"/>
+          <w:sz w:val="20"/>
+          <w:lang w:val="en-US"/>
+        </w:rPr>
+        <w:t>nullptr</w:t>
+      </w:r>
+      <w:proofErr w:type="spellEnd"/>
+      <w:r>
+        <w:rPr>
+          <w:rFonts w:ascii="Courier New" w:eastAsia="Courier New" w:hAnsi="Courier New" w:cs="Courier New"/>
+          <w:sz w:val="20"/>
+          <w:lang w:val="en-US"/>
+        </w:rPr>
+        <w:t>;</w:t>
+      </w:r>
+    </w:p>
+    <w:p>
+      <w:pPr>
+        <w:spacing w:after="0" w:line="240" w:lineRule="auto"/>
+      </w:pPr>
+      <w:r>
+        <w:rPr>
+          <w:rFonts w:ascii="Courier New" w:eastAsia="Courier New" w:hAnsi="Courier New" w:cs="Courier New"/>
+          <w:sz w:val="20"/>
+          <w:lang w:val="en-US"/>
+        </w:rPr>
+        <w:t xml:space="preserve">    if (sqlite3_</w:t>
+      </w:r>
+      <w:proofErr w:type="gramStart"/>
+      <w:r>
+        <w:rPr>
+          <w:rFonts w:ascii="Courier New" w:eastAsia="Courier New" w:hAnsi="Courier New" w:cs="Courier New"/>
+          <w:sz w:val="20"/>
+          <w:lang w:val="en-US"/>
+        </w:rPr>
+        <w:t>open(</w:t>
+      </w:r>
+      <w:proofErr w:type="gramEnd"/>
+      <w:r>
+        <w:rPr>
+          <w:rFonts w:ascii="Courier New" w:eastAsia="Courier New" w:hAnsi="Courier New" w:cs="Courier New"/>
+          <w:sz w:val="20"/>
+          <w:lang w:val="en-US"/>
+        </w:rPr>
+        <w:t>"lab2.db", &amp;</w:t>
+      </w:r>
+      <w:proofErr w:type="spellStart"/>
+      <w:r>
+        <w:rPr>
+          <w:rFonts w:ascii="Courier New" w:eastAsia="Courier New" w:hAnsi="Courier New" w:cs="Courier New"/>
+          <w:sz w:val="20"/>
+          <w:lang w:val="en-US"/>
+        </w:rPr>
+        <w:t>db</w:t>
+      </w:r>
+      <w:proofErr w:type="spellEnd"/>
+      <w:proofErr w:type="gramStart"/>
+      <w:r>
+        <w:rPr>
+          <w:rFonts w:ascii="Courier New" w:eastAsia="Courier New" w:hAnsi="Courier New" w:cs="Courier New"/>
+          <w:sz w:val="20"/>
+          <w:lang w:val="en-US"/>
+        </w:rPr>
+        <w:t>) !</w:t>
+      </w:r>
+      <w:proofErr w:type="gramEnd"/>
+      <w:r>
+        <w:rPr>
+          <w:rFonts w:ascii="Courier New" w:eastAsia="Courier New" w:hAnsi="Courier New" w:cs="Courier New"/>
+          <w:sz w:val="20"/>
+          <w:lang w:val="en-US"/>
+        </w:rPr>
+        <w:t xml:space="preserve">= </w:t>
+      </w:r>
+      <w:r>
+        <w:rPr>
+          <w:rFonts w:ascii="Courier New" w:eastAsia="Courier New" w:hAnsi="Courier New" w:cs="Courier New"/>
+          <w:sz w:val="20"/>
+        </w:rPr>
+        <w:t>SQLITE_OK) {</w:t>
+      </w:r>
+    </w:p>
+    <w:p>
+      <w:pPr>
+        <w:spacing w:after="0" w:line="240" w:lineRule="auto"/>
+      </w:pPr>
+      <w:r>
+        <w:rPr>
+          <w:rFonts w:ascii="Courier New" w:eastAsia="Courier New" w:hAnsi="Courier New" w:cs="Courier New"/>
+          <w:sz w:val="20"/>
+        </w:rPr>
+        <w:t xml:space="preserve">        </w:t>
+      </w:r>
+      <w:proofErr w:type="spellStart"/>
+      <w:proofErr w:type="gramStart"/>
+      <w:r>
+        <w:rPr>
+          <w:rFonts w:ascii="Courier New" w:eastAsia="Courier New" w:hAnsi="Courier New" w:cs="Courier New"/>
+          <w:sz w:val="20"/>
+        </w:rPr>
+        <w:t>std</w:t>
+      </w:r>
+      <w:proofErr w:type="spellEnd"/>
+      <w:r>
+        <w:rPr>
+          <w:rFonts w:ascii="Courier New" w:eastAsia="Courier New" w:hAnsi="Courier New" w:cs="Courier New"/>
+          <w:sz w:val="20"/>
+        </w:rPr>
+        <w:t>::</w:t>
+      </w:r>
+      <w:proofErr w:type="spellStart"/>
+      <w:proofErr w:type="gramEnd"/>
+      <w:r>
+        <w:rPr>
+          <w:rFonts w:ascii="Courier New" w:eastAsia="Courier New" w:hAnsi="Courier New" w:cs="Courier New"/>
+          <w:sz w:val="20"/>
+        </w:rPr>
+        <w:t>cerr</w:t>
+      </w:r>
+      <w:proofErr w:type="spellEnd"/>
+      <w:r>
+        <w:rPr>
+          <w:rFonts w:ascii="Courier New" w:eastAsia="Courier New" w:hAnsi="Courier New" w:cs="Courier New"/>
+          <w:sz w:val="20"/>
+        </w:rPr>
+        <w:t xml:space="preserve"> </w:t>
+      </w:r>
+      <w:proofErr w:type="gramStart"/>
+      <w:r>
+        <w:rPr>
+          <w:rFonts w:ascii="Courier New" w:eastAsia="Courier New" w:hAnsi="Courier New" w:cs="Courier New"/>
+          <w:sz w:val="20"/>
+        </w:rPr>
+        <w:t>&lt;&lt; "</w:t>
+      </w:r>
+      <w:proofErr w:type="gramEnd"/>
+      <w:r>
+        <w:rPr>
+          <w:rFonts w:ascii="Courier New" w:eastAsia="Courier New" w:hAnsi="Courier New" w:cs="Courier New"/>
+          <w:sz w:val="20"/>
+        </w:rPr>
+        <w:t xml:space="preserve">Не удалось открыть БД: " </w:t>
+      </w:r>
+      <w:proofErr w:type="gramStart"/>
+      <w:r>
+        <w:rPr>
+          <w:rFonts w:ascii="Courier New" w:eastAsia="Courier New" w:hAnsi="Courier New" w:cs="Courier New"/>
+          <w:sz w:val="20"/>
+        </w:rPr>
+        <w:t>&lt;&lt; sqlite</w:t>
+      </w:r>
+      <w:proofErr w:type="gramEnd"/>
+      <w:r>
+        <w:rPr>
+          <w:rFonts w:ascii="Courier New" w:eastAsia="Courier New" w:hAnsi="Courier New" w:cs="Courier New"/>
+          <w:sz w:val="20"/>
+        </w:rPr>
+        <w:t>3_errmsg(</w:t>
+      </w:r>
+      <w:proofErr w:type="spellStart"/>
+      <w:r>
+        <w:rPr>
+          <w:rFonts w:ascii="Courier New" w:eastAsia="Courier New" w:hAnsi="Courier New" w:cs="Courier New"/>
+          <w:sz w:val="20"/>
+        </w:rPr>
+        <w:t>db</w:t>
+      </w:r>
+      <w:proofErr w:type="spellEnd"/>
+      <w:r>
+        <w:rPr>
+          <w:rFonts w:ascii="Courier New" w:eastAsia="Courier New" w:hAnsi="Courier New" w:cs="Courier New"/>
+          <w:sz w:val="20"/>
+        </w:rPr>
+        <w:t xml:space="preserve">) </w:t>
+      </w:r>
+      <w:proofErr w:type="gramStart"/>
+      <w:r>
+        <w:rPr>
+          <w:rFonts w:ascii="Courier New" w:eastAsia="Courier New" w:hAnsi="Courier New" w:cs="Courier New"/>
+          <w:sz w:val="20"/>
+        </w:rPr>
+        <w:t>&lt;&lt; "</w:t>
+      </w:r>
+      <w:proofErr w:type="gramEnd"/>
+      <w:r>
+        <w:rPr>
+          <w:rFonts w:ascii="Courier New" w:eastAsia="Courier New" w:hAnsi="Courier New" w:cs="Courier New"/>
+          <w:sz w:val="20"/>
+        </w:rPr>
+        <w:t>\n";</w:t>
+      </w:r>
+    </w:p>
+    <w:p>
+      <w:pPr>
+        <w:spacing w:after="0" w:line="240" w:lineRule="auto"/>
+      </w:pPr>
+      <w:r>
+        <w:rPr>
+          <w:rFonts w:ascii="Courier New" w:eastAsia="Courier New" w:hAnsi="Courier New" w:cs="Courier New"/>
+          <w:sz w:val="20"/>
+        </w:rPr>
+        <w:t xml:space="preserve">        </w:t>
+      </w:r>
+      <w:proofErr w:type="spellStart"/>
+      <w:r>
+        <w:rPr>
+          <w:rFonts w:ascii="Courier New" w:eastAsia="Courier New" w:hAnsi="Courier New" w:cs="Courier New"/>
+          <w:sz w:val="20"/>
+        </w:rPr>
+        <w:t>return</w:t>
+      </w:r>
+      <w:proofErr w:type="spellEnd"/>
+      <w:r>
+        <w:rPr>
+          <w:rFonts w:ascii="Courier New" w:eastAsia="Courier New" w:hAnsi="Courier New" w:cs="Courier New"/>
+          <w:sz w:val="20"/>
+        </w:rPr>
+        <w:t xml:space="preserve"> 1;</w:t>
       </w:r>
     </w:p>
     <w:p>
@@ -2810,152 +5903,2039 @@
       <w:pPr>
         <w:spacing w:after="0" w:line="240" w:lineRule="auto"/>
       </w:pPr>
-    </w:p>
-    <w:p>
-      <w:pPr>
-        <w:spacing w:after="0" w:line="240" w:lineRule="auto"/>
-      </w:pPr>
-      <w:r>
-        <w:rPr>
-          <w:rFonts w:ascii="Courier New" w:eastAsia="Courier New" w:hAnsi="Courier New" w:cs="Courier New"/>
-          <w:sz w:val="20"/>
-        </w:rPr>
-        <w:t xml:space="preserve">    int columns = sqlite3_column_count(stmt);</w:t>
-      </w:r>
-    </w:p>
-    <w:p>
-      <w:pPr>
-        <w:spacing w:after="0" w:line="240" w:lineRule="auto"/>
-      </w:pPr>
-      <w:r>
-        <w:rPr>
-          <w:rFonts w:ascii="Courier New" w:eastAsia="Courier New" w:hAnsi="Courier New" w:cs="Courier New"/>
-          <w:sz w:val="20"/>
-        </w:rPr>
-        <w:t xml:space="preserve">    for (int i = 0; i &lt; columns; i++)</w:t>
-      </w:r>
-    </w:p>
-    <w:p>
-      <w:pPr>
-        <w:spacing w:after="0" w:line="240" w:lineRule="auto"/>
-      </w:pPr>
-      <w:r>
-        <w:rPr>
-          <w:rFonts w:ascii="Courier New" w:eastAsia="Courier New" w:hAnsi="Courier New" w:cs="Courier New"/>
-          <w:sz w:val="20"/>
-        </w:rPr>
-        <w:t xml:space="preserve">        std::cout &lt;&lt; pad(sqlite3_column_name(stmt, i), widths[i]);</w:t>
-      </w:r>
-    </w:p>
-    <w:p>
-      <w:pPr>
-        <w:spacing w:after="0" w:line="240" w:lineRule="auto"/>
-      </w:pPr>
-      <w:r>
-        <w:rPr>
-          <w:rFonts w:ascii="Courier New" w:eastAsia="Courier New" w:hAnsi="Courier New" w:cs="Courier New"/>
-          <w:sz w:val="20"/>
-        </w:rPr>
-        <w:t xml:space="preserve">    size_t total = 0;</w:t>
-      </w:r>
-    </w:p>
-    <w:p>
-      <w:pPr>
-        <w:spacing w:after="0" w:line="240" w:lineRule="auto"/>
-      </w:pPr>
-      <w:r>
-        <w:rPr>
-          <w:rFonts w:ascii="Courier New" w:eastAsia="Courier New" w:hAnsi="Courier New" w:cs="Courier New"/>
-          <w:sz w:val="20"/>
-        </w:rPr>
-        <w:t xml:space="preserve">    for (size_t w : widths) total += w;</w:t>
-      </w:r>
-    </w:p>
-    <w:p>
-      <w:pPr>
-        <w:spacing w:after="0" w:line="240" w:lineRule="auto"/>
-      </w:pPr>
-      <w:r>
-        <w:rPr>
-          <w:rFonts w:ascii="Courier New" w:eastAsia="Courier New" w:hAnsi="Courier New" w:cs="Courier New"/>
-          <w:sz w:val="20"/>
-        </w:rPr>
-        <w:t xml:space="preserve">    std::cout &lt;&lt; "\n" &lt;&lt; std::string(total, '-') &lt;&lt; "\n";</w:t>
-      </w:r>
-    </w:p>
-    <w:p>
-      <w:pPr>
-        <w:spacing w:after="0" w:line="240" w:lineRule="auto"/>
-      </w:pPr>
-    </w:p>
-    <w:p>
-      <w:pPr>
-        <w:spacing w:after="0" w:line="240" w:lineRule="auto"/>
-      </w:pPr>
-      <w:r>
-        <w:rPr>
-          <w:rFonts w:ascii="Courier New" w:eastAsia="Courier New" w:hAnsi="Courier New" w:cs="Courier New"/>
-          <w:sz w:val="20"/>
-        </w:rPr>
-        <w:t xml:space="preserve">    // sqlite3_step возвращает SQLITE_ROW, пока есть строки</w:t>
-      </w:r>
-    </w:p>
-    <w:p>
-      <w:pPr>
-        <w:spacing w:after="0" w:line="240" w:lineRule="auto"/>
-      </w:pPr>
-      <w:r>
-        <w:rPr>
-          <w:rFonts w:ascii="Courier New" w:eastAsia="Courier New" w:hAnsi="Courier New" w:cs="Courier New"/>
-          <w:sz w:val="20"/>
-        </w:rPr>
-        <w:t xml:space="preserve">    while (sqlite3_step(stmt) == SQLITE_ROW) {</w:t>
-      </w:r>
-    </w:p>
-    <w:p>
-      <w:pPr>
-        <w:spacing w:after="0" w:line="240" w:lineRule="auto"/>
-      </w:pPr>
-      <w:r>
-        <w:rPr>
-          <w:rFonts w:ascii="Courier New" w:eastAsia="Courier New" w:hAnsi="Courier New" w:cs="Courier New"/>
-          <w:sz w:val="20"/>
-        </w:rPr>
-        <w:t xml:space="preserve">        for (int i = 0; i &lt; columns; i++) {</w:t>
-      </w:r>
-    </w:p>
-    <w:p>
-      <w:pPr>
-        <w:spacing w:after="0" w:line="240" w:lineRule="auto"/>
-      </w:pPr>
-      <w:r>
-        <w:rPr>
-          <w:rFonts w:ascii="Courier New" w:eastAsia="Courier New" w:hAnsi="Courier New" w:cs="Courier New"/>
-          <w:sz w:val="20"/>
-        </w:rPr>
-        <w:t xml:space="preserve">            const unsigned char* text = sqlite3_column_text(stmt, i);</w:t>
-      </w:r>
-    </w:p>
-    <w:p>
-      <w:pPr>
-        <w:spacing w:after="0" w:line="240" w:lineRule="auto"/>
-      </w:pPr>
-      <w:r>
-        <w:rPr>
-          <w:rFonts w:ascii="Courier New" w:eastAsia="Courier New" w:hAnsi="Courier New" w:cs="Courier New"/>
-          <w:sz w:val="20"/>
-        </w:rPr>
-        <w:t xml:space="preserve">            std::cout &lt;&lt; pad(text ? reinterpret_cast&lt;const char*&gt;(text) : "NULL", widths[i]);</w:t>
-      </w:r>
-    </w:p>
-    <w:p>
-      <w:pPr>
-        <w:spacing w:after="0" w:line="240" w:lineRule="auto"/>
-      </w:pPr>
-      <w:r>
-        <w:rPr>
-          <w:rFonts w:ascii="Courier New" w:eastAsia="Courier New" w:hAnsi="Courier New" w:cs="Courier New"/>
-          <w:sz w:val="20"/>
+      <w:r>
+        <w:rPr>
+          <w:rFonts w:ascii="Courier New" w:eastAsia="Courier New" w:hAnsi="Courier New" w:cs="Courier New"/>
+          <w:sz w:val="20"/>
+        </w:rPr>
+        <w:t xml:space="preserve">    </w:t>
+      </w:r>
+      <w:proofErr w:type="spellStart"/>
+      <w:proofErr w:type="gramStart"/>
+      <w:r>
+        <w:rPr>
+          <w:rFonts w:ascii="Courier New" w:eastAsia="Courier New" w:hAnsi="Courier New" w:cs="Courier New"/>
+          <w:sz w:val="20"/>
+        </w:rPr>
+        <w:t>std</w:t>
+      </w:r>
+      <w:proofErr w:type="spellEnd"/>
+      <w:r>
+        <w:rPr>
+          <w:rFonts w:ascii="Courier New" w:eastAsia="Courier New" w:hAnsi="Courier New" w:cs="Courier New"/>
+          <w:sz w:val="20"/>
+        </w:rPr>
+        <w:t>::</w:t>
+      </w:r>
+      <w:proofErr w:type="spellStart"/>
+      <w:proofErr w:type="gramEnd"/>
+      <w:r>
+        <w:rPr>
+          <w:rFonts w:ascii="Courier New" w:eastAsia="Courier New" w:hAnsi="Courier New" w:cs="Courier New"/>
+          <w:sz w:val="20"/>
+        </w:rPr>
+        <w:t>cout</w:t>
+      </w:r>
+      <w:proofErr w:type="spellEnd"/>
+      <w:r>
+        <w:rPr>
+          <w:rFonts w:ascii="Courier New" w:eastAsia="Courier New" w:hAnsi="Courier New" w:cs="Courier New"/>
+          <w:sz w:val="20"/>
+        </w:rPr>
+        <w:t xml:space="preserve"> </w:t>
+      </w:r>
+      <w:proofErr w:type="gramStart"/>
+      <w:r>
+        <w:rPr>
+          <w:rFonts w:ascii="Courier New" w:eastAsia="Courier New" w:hAnsi="Courier New" w:cs="Courier New"/>
+          <w:sz w:val="20"/>
+        </w:rPr>
+        <w:t>&lt;&lt; "</w:t>
+      </w:r>
+      <w:proofErr w:type="gramEnd"/>
+      <w:r>
+        <w:rPr>
+          <w:rFonts w:ascii="Courier New" w:eastAsia="Courier New" w:hAnsi="Courier New" w:cs="Courier New"/>
+          <w:sz w:val="20"/>
+        </w:rPr>
+        <w:t>Подключение к lab2.db выполнено (</w:t>
+      </w:r>
+      <w:proofErr w:type="spellStart"/>
+      <w:r>
+        <w:rPr>
+          <w:rFonts w:ascii="Courier New" w:eastAsia="Courier New" w:hAnsi="Courier New" w:cs="Courier New"/>
+          <w:sz w:val="20"/>
+        </w:rPr>
+        <w:t>SQLite</w:t>
+      </w:r>
+      <w:proofErr w:type="spellEnd"/>
+      <w:r>
+        <w:rPr>
+          <w:rFonts w:ascii="Courier New" w:eastAsia="Courier New" w:hAnsi="Courier New" w:cs="Courier New"/>
+          <w:sz w:val="20"/>
+        </w:rPr>
+        <w:t xml:space="preserve"> " </w:t>
+      </w:r>
+      <w:proofErr w:type="gramStart"/>
+      <w:r>
+        <w:rPr>
+          <w:rFonts w:ascii="Courier New" w:eastAsia="Courier New" w:hAnsi="Courier New" w:cs="Courier New"/>
+          <w:sz w:val="20"/>
+        </w:rPr>
+        <w:t>&lt;&lt; sqlite</w:t>
+      </w:r>
+      <w:proofErr w:type="gramEnd"/>
+      <w:r>
+        <w:rPr>
+          <w:rFonts w:ascii="Courier New" w:eastAsia="Courier New" w:hAnsi="Courier New" w:cs="Courier New"/>
+          <w:sz w:val="20"/>
+        </w:rPr>
+        <w:t>3_</w:t>
+      </w:r>
+      <w:proofErr w:type="gramStart"/>
+      <w:r>
+        <w:rPr>
+          <w:rFonts w:ascii="Courier New" w:eastAsia="Courier New" w:hAnsi="Courier New" w:cs="Courier New"/>
+          <w:sz w:val="20"/>
+        </w:rPr>
+        <w:t>libversion(</w:t>
+      </w:r>
+      <w:proofErr w:type="gramEnd"/>
+      <w:r>
+        <w:rPr>
+          <w:rFonts w:ascii="Courier New" w:eastAsia="Courier New" w:hAnsi="Courier New" w:cs="Courier New"/>
+          <w:sz w:val="20"/>
+        </w:rPr>
+        <w:t xml:space="preserve">) </w:t>
+      </w:r>
+      <w:proofErr w:type="gramStart"/>
+      <w:r>
+        <w:rPr>
+          <w:rFonts w:ascii="Courier New" w:eastAsia="Courier New" w:hAnsi="Courier New" w:cs="Courier New"/>
+          <w:sz w:val="20"/>
+        </w:rPr>
+        <w:t>&lt;&lt; "</w:t>
+      </w:r>
+      <w:proofErr w:type="gramEnd"/>
+      <w:r>
+        <w:rPr>
+          <w:rFonts w:ascii="Courier New" w:eastAsia="Courier New" w:hAnsi="Courier New" w:cs="Courier New"/>
+          <w:sz w:val="20"/>
+        </w:rPr>
+        <w:t>)\n";</w:t>
+      </w:r>
+    </w:p>
+    <w:p>
+      <w:pPr>
+        <w:spacing w:after="0" w:line="240" w:lineRule="auto"/>
+      </w:pPr>
+    </w:p>
+    <w:p>
+      <w:pPr>
+        <w:spacing w:after="0" w:line="240" w:lineRule="auto"/>
+        <w:rPr>
+          <w:lang w:val="en-US"/>
+        </w:rPr>
+      </w:pPr>
+      <w:r>
+        <w:rPr>
+          <w:rFonts w:ascii="Courier New" w:eastAsia="Courier New" w:hAnsi="Courier New" w:cs="Courier New"/>
+          <w:sz w:val="20"/>
+        </w:rPr>
+        <w:t xml:space="preserve">    </w:t>
+      </w:r>
+      <w:r>
+        <w:rPr>
+          <w:rFonts w:ascii="Courier New" w:eastAsia="Courier New" w:hAnsi="Courier New" w:cs="Courier New"/>
+          <w:sz w:val="20"/>
+          <w:lang w:val="en-US"/>
+        </w:rPr>
+        <w:t xml:space="preserve">// 2. </w:t>
+      </w:r>
+      <w:r>
+        <w:rPr>
+          <w:rFonts w:ascii="Courier New" w:eastAsia="Courier New" w:hAnsi="Courier New" w:cs="Courier New"/>
+          <w:sz w:val="20"/>
+        </w:rPr>
+        <w:t>Создание</w:t>
+      </w:r>
+      <w:r>
+        <w:rPr>
+          <w:rFonts w:ascii="Courier New" w:eastAsia="Courier New" w:hAnsi="Courier New" w:cs="Courier New"/>
+          <w:sz w:val="20"/>
+          <w:lang w:val="en-US"/>
+        </w:rPr>
+        <w:t xml:space="preserve"> </w:t>
+      </w:r>
+      <w:r>
+        <w:rPr>
+          <w:rFonts w:ascii="Courier New" w:eastAsia="Courier New" w:hAnsi="Courier New" w:cs="Courier New"/>
+          <w:sz w:val="20"/>
+        </w:rPr>
+        <w:t>таблицы</w:t>
+      </w:r>
+    </w:p>
+    <w:p>
+      <w:pPr>
+        <w:spacing w:after="0" w:line="240" w:lineRule="auto"/>
+        <w:rPr>
+          <w:lang w:val="en-US"/>
+        </w:rPr>
+      </w:pPr>
+      <w:r>
+        <w:rPr>
+          <w:rFonts w:ascii="Courier New" w:eastAsia="Courier New" w:hAnsi="Courier New" w:cs="Courier New"/>
+          <w:sz w:val="20"/>
+          <w:lang w:val="en-US"/>
+        </w:rPr>
+        <w:t xml:space="preserve">    if </w:t>
+      </w:r>
+      <w:proofErr w:type="gramStart"/>
+      <w:r>
+        <w:rPr>
+          <w:rFonts w:ascii="Courier New" w:eastAsia="Courier New" w:hAnsi="Courier New" w:cs="Courier New"/>
+          <w:sz w:val="20"/>
+          <w:lang w:val="en-US"/>
+        </w:rPr>
+        <w:t>(!</w:t>
+      </w:r>
+      <w:proofErr w:type="spellStart"/>
+      <w:r>
+        <w:rPr>
+          <w:rFonts w:ascii="Courier New" w:eastAsia="Courier New" w:hAnsi="Courier New" w:cs="Courier New"/>
+          <w:sz w:val="20"/>
+          <w:lang w:val="en-US"/>
+        </w:rPr>
+        <w:t>execSql</w:t>
+      </w:r>
+      <w:proofErr w:type="spellEnd"/>
+      <w:proofErr w:type="gramEnd"/>
+      <w:r>
+        <w:rPr>
+          <w:rFonts w:ascii="Courier New" w:eastAsia="Courier New" w:hAnsi="Courier New" w:cs="Courier New"/>
+          <w:sz w:val="20"/>
+          <w:lang w:val="en-US"/>
+        </w:rPr>
+        <w:t>(</w:t>
+      </w:r>
+      <w:proofErr w:type="spellStart"/>
+      <w:r>
+        <w:rPr>
+          <w:rFonts w:ascii="Courier New" w:eastAsia="Courier New" w:hAnsi="Courier New" w:cs="Courier New"/>
+          <w:sz w:val="20"/>
+          <w:lang w:val="en-US"/>
+        </w:rPr>
+        <w:t>db</w:t>
+      </w:r>
+      <w:proofErr w:type="spellEnd"/>
+      <w:r>
+        <w:rPr>
+          <w:rFonts w:ascii="Courier New" w:eastAsia="Courier New" w:hAnsi="Courier New" w:cs="Courier New"/>
+          <w:sz w:val="20"/>
+          <w:lang w:val="en-US"/>
+        </w:rPr>
+        <w:t>, "DROP TABLE IF EXISTS books") ||</w:t>
+      </w:r>
+    </w:p>
+    <w:p>
+      <w:pPr>
+        <w:spacing w:after="0" w:line="240" w:lineRule="auto"/>
+        <w:rPr>
+          <w:lang w:val="en-US"/>
+        </w:rPr>
+      </w:pPr>
+      <w:r>
+        <w:rPr>
+          <w:rFonts w:ascii="Courier New" w:eastAsia="Courier New" w:hAnsi="Courier New" w:cs="Courier New"/>
+          <w:sz w:val="20"/>
+          <w:lang w:val="en-US"/>
+        </w:rPr>
+        <w:t xml:space="preserve">        </w:t>
+      </w:r>
+      <w:proofErr w:type="gramStart"/>
+      <w:r>
+        <w:rPr>
+          <w:rFonts w:ascii="Courier New" w:eastAsia="Courier New" w:hAnsi="Courier New" w:cs="Courier New"/>
+          <w:sz w:val="20"/>
+          <w:lang w:val="en-US"/>
+        </w:rPr>
+        <w:t>!</w:t>
+      </w:r>
+      <w:proofErr w:type="spellStart"/>
+      <w:r>
+        <w:rPr>
+          <w:rFonts w:ascii="Courier New" w:eastAsia="Courier New" w:hAnsi="Courier New" w:cs="Courier New"/>
+          <w:sz w:val="20"/>
+          <w:lang w:val="en-US"/>
+        </w:rPr>
+        <w:t>execSql</w:t>
+      </w:r>
+      <w:proofErr w:type="spellEnd"/>
+      <w:proofErr w:type="gramEnd"/>
+      <w:r>
+        <w:rPr>
+          <w:rFonts w:ascii="Courier New" w:eastAsia="Courier New" w:hAnsi="Courier New" w:cs="Courier New"/>
+          <w:sz w:val="20"/>
+          <w:lang w:val="en-US"/>
+        </w:rPr>
+        <w:t>(</w:t>
+      </w:r>
+      <w:proofErr w:type="spellStart"/>
+      <w:r>
+        <w:rPr>
+          <w:rFonts w:ascii="Courier New" w:eastAsia="Courier New" w:hAnsi="Courier New" w:cs="Courier New"/>
+          <w:sz w:val="20"/>
+          <w:lang w:val="en-US"/>
+        </w:rPr>
+        <w:t>db</w:t>
+      </w:r>
+      <w:proofErr w:type="spellEnd"/>
+      <w:r>
+        <w:rPr>
+          <w:rFonts w:ascii="Courier New" w:eastAsia="Courier New" w:hAnsi="Courier New" w:cs="Courier New"/>
+          <w:sz w:val="20"/>
+          <w:lang w:val="en-US"/>
+        </w:rPr>
+        <w:t>, "CREATE TABLE books ("</w:t>
+      </w:r>
+    </w:p>
+    <w:p>
+      <w:pPr>
+        <w:spacing w:after="0" w:line="240" w:lineRule="auto"/>
+        <w:rPr>
+          <w:lang w:val="en-US"/>
+        </w:rPr>
+      </w:pPr>
+      <w:r>
+        <w:rPr>
+          <w:rFonts w:ascii="Courier New" w:eastAsia="Courier New" w:hAnsi="Courier New" w:cs="Courier New"/>
+          <w:sz w:val="20"/>
+          <w:lang w:val="en-US"/>
+        </w:rPr>
+        <w:t xml:space="preserve">                     " </w:t>
+      </w:r>
+      <w:proofErr w:type="gramStart"/>
+      <w:r>
+        <w:rPr>
+          <w:rFonts w:ascii="Courier New" w:eastAsia="Courier New" w:hAnsi="Courier New" w:cs="Courier New"/>
+          <w:sz w:val="20"/>
+          <w:lang w:val="en-US"/>
+        </w:rPr>
+        <w:t>title</w:t>
+      </w:r>
+      <w:proofErr w:type="gramEnd"/>
+      <w:r>
+        <w:rPr>
+          <w:rFonts w:ascii="Courier New" w:eastAsia="Courier New" w:hAnsi="Courier New" w:cs="Courier New"/>
+          <w:sz w:val="20"/>
+          <w:lang w:val="en-US"/>
+        </w:rPr>
+        <w:t xml:space="preserve"> TEXT NOT NULL,"</w:t>
+      </w:r>
+    </w:p>
+    <w:p>
+      <w:pPr>
+        <w:spacing w:after="0" w:line="240" w:lineRule="auto"/>
+        <w:rPr>
+          <w:lang w:val="en-US"/>
+        </w:rPr>
+      </w:pPr>
+      <w:r>
+        <w:rPr>
+          <w:rFonts w:ascii="Courier New" w:eastAsia="Courier New" w:hAnsi="Courier New" w:cs="Courier New"/>
+          <w:sz w:val="20"/>
+          <w:lang w:val="en-US"/>
+        </w:rPr>
+        <w:t xml:space="preserve">                     " </w:t>
+      </w:r>
+      <w:proofErr w:type="gramStart"/>
+      <w:r>
+        <w:rPr>
+          <w:rFonts w:ascii="Courier New" w:eastAsia="Courier New" w:hAnsi="Courier New" w:cs="Courier New"/>
+          <w:sz w:val="20"/>
+          <w:lang w:val="en-US"/>
+        </w:rPr>
+        <w:t>genre</w:t>
+      </w:r>
+      <w:proofErr w:type="gramEnd"/>
+      <w:r>
+        <w:rPr>
+          <w:rFonts w:ascii="Courier New" w:eastAsia="Courier New" w:hAnsi="Courier New" w:cs="Courier New"/>
+          <w:sz w:val="20"/>
+          <w:lang w:val="en-US"/>
+        </w:rPr>
+        <w:t xml:space="preserve"> TEXT NOT NULL,"</w:t>
+      </w:r>
+    </w:p>
+    <w:p>
+      <w:pPr>
+        <w:spacing w:after="0" w:line="240" w:lineRule="auto"/>
+        <w:rPr>
+          <w:lang w:val="en-US"/>
+        </w:rPr>
+      </w:pPr>
+      <w:r>
+        <w:rPr>
+          <w:rFonts w:ascii="Courier New" w:eastAsia="Courier New" w:hAnsi="Courier New" w:cs="Courier New"/>
+          <w:sz w:val="20"/>
+          <w:lang w:val="en-US"/>
+        </w:rPr>
+        <w:t xml:space="preserve">                     " </w:t>
+      </w:r>
+      <w:proofErr w:type="gramStart"/>
+      <w:r>
+        <w:rPr>
+          <w:rFonts w:ascii="Courier New" w:eastAsia="Courier New" w:hAnsi="Courier New" w:cs="Courier New"/>
+          <w:sz w:val="20"/>
+          <w:lang w:val="en-US"/>
+        </w:rPr>
+        <w:t>price</w:t>
+      </w:r>
+      <w:proofErr w:type="gramEnd"/>
+      <w:r>
+        <w:rPr>
+          <w:rFonts w:ascii="Courier New" w:eastAsia="Courier New" w:hAnsi="Courier New" w:cs="Courier New"/>
+          <w:sz w:val="20"/>
+          <w:lang w:val="en-US"/>
+        </w:rPr>
+        <w:t xml:space="preserve"> INTEGER NOT NULL,"</w:t>
+      </w:r>
+    </w:p>
+    <w:p>
+      <w:pPr>
+        <w:spacing w:after="0" w:line="240" w:lineRule="auto"/>
+        <w:rPr>
+          <w:lang w:val="en-US"/>
+        </w:rPr>
+      </w:pPr>
+      <w:r>
+        <w:rPr>
+          <w:rFonts w:ascii="Courier New" w:eastAsia="Courier New" w:hAnsi="Courier New" w:cs="Courier New"/>
+          <w:sz w:val="20"/>
+          <w:lang w:val="en-US"/>
+        </w:rPr>
+        <w:t xml:space="preserve">                     " </w:t>
+      </w:r>
+      <w:proofErr w:type="gramStart"/>
+      <w:r>
+        <w:rPr>
+          <w:rFonts w:ascii="Courier New" w:eastAsia="Courier New" w:hAnsi="Courier New" w:cs="Courier New"/>
+          <w:sz w:val="20"/>
+          <w:lang w:val="en-US"/>
+        </w:rPr>
+        <w:t>year</w:t>
+      </w:r>
+      <w:proofErr w:type="gramEnd"/>
+      <w:r>
+        <w:rPr>
+          <w:rFonts w:ascii="Courier New" w:eastAsia="Courier New" w:hAnsi="Courier New" w:cs="Courier New"/>
+          <w:sz w:val="20"/>
+          <w:lang w:val="en-US"/>
+        </w:rPr>
+        <w:t xml:space="preserve"> INTEGER NOT NULL,"</w:t>
+      </w:r>
+    </w:p>
+    <w:p>
+      <w:pPr>
+        <w:spacing w:after="0" w:line="240" w:lineRule="auto"/>
+        <w:rPr>
+          <w:lang w:val="en-US"/>
+        </w:rPr>
+      </w:pPr>
+      <w:r>
+        <w:rPr>
+          <w:rFonts w:ascii="Courier New" w:eastAsia="Courier New" w:hAnsi="Courier New" w:cs="Courier New"/>
+          <w:sz w:val="20"/>
+          <w:lang w:val="en-US"/>
+        </w:rPr>
+        <w:t xml:space="preserve">                     " </w:t>
+      </w:r>
+      <w:proofErr w:type="gramStart"/>
+      <w:r>
+        <w:rPr>
+          <w:rFonts w:ascii="Courier New" w:eastAsia="Courier New" w:hAnsi="Courier New" w:cs="Courier New"/>
+          <w:sz w:val="20"/>
+          <w:lang w:val="en-US"/>
+        </w:rPr>
+        <w:t>author</w:t>
+      </w:r>
+      <w:proofErr w:type="gramEnd"/>
+      <w:r>
+        <w:rPr>
+          <w:rFonts w:ascii="Courier New" w:eastAsia="Courier New" w:hAnsi="Courier New" w:cs="Courier New"/>
+          <w:sz w:val="20"/>
+          <w:lang w:val="en-US"/>
+        </w:rPr>
+        <w:t xml:space="preserve"> TEXT NOT NULL)")) {</w:t>
+      </w:r>
+    </w:p>
+    <w:p>
+      <w:pPr>
+        <w:spacing w:after="0" w:line="240" w:lineRule="auto"/>
+        <w:rPr>
+          <w:lang w:val="en-US"/>
+        </w:rPr>
+      </w:pPr>
+      <w:r>
+        <w:rPr>
+          <w:rFonts w:ascii="Courier New" w:eastAsia="Courier New" w:hAnsi="Courier New" w:cs="Courier New"/>
+          <w:sz w:val="20"/>
+          <w:lang w:val="en-US"/>
+        </w:rPr>
+        <w:t xml:space="preserve">        sqlite3_close(</w:t>
+      </w:r>
+      <w:proofErr w:type="spellStart"/>
+      <w:r>
+        <w:rPr>
+          <w:rFonts w:ascii="Courier New" w:eastAsia="Courier New" w:hAnsi="Courier New" w:cs="Courier New"/>
+          <w:sz w:val="20"/>
+          <w:lang w:val="en-US"/>
+        </w:rPr>
+        <w:t>db</w:t>
+      </w:r>
+      <w:proofErr w:type="spellEnd"/>
+      <w:r>
+        <w:rPr>
+          <w:rFonts w:ascii="Courier New" w:eastAsia="Courier New" w:hAnsi="Courier New" w:cs="Courier New"/>
+          <w:sz w:val="20"/>
+          <w:lang w:val="en-US"/>
+        </w:rPr>
+        <w:t>);</w:t>
+      </w:r>
+    </w:p>
+    <w:p>
+      <w:pPr>
+        <w:spacing w:after="0" w:line="240" w:lineRule="auto"/>
+      </w:pPr>
+      <w:r>
+        <w:rPr>
+          <w:rFonts w:ascii="Courier New" w:eastAsia="Courier New" w:hAnsi="Courier New" w:cs="Courier New"/>
+          <w:sz w:val="20"/>
+          <w:lang w:val="en-US"/>
+        </w:rPr>
+        <w:t xml:space="preserve">        </w:t>
+      </w:r>
+      <w:proofErr w:type="spellStart"/>
+      <w:r>
+        <w:rPr>
+          <w:rFonts w:ascii="Courier New" w:eastAsia="Courier New" w:hAnsi="Courier New" w:cs="Courier New"/>
+          <w:sz w:val="20"/>
+        </w:rPr>
+        <w:t>return</w:t>
+      </w:r>
+      <w:proofErr w:type="spellEnd"/>
+      <w:r>
+        <w:rPr>
+          <w:rFonts w:ascii="Courier New" w:eastAsia="Courier New" w:hAnsi="Courier New" w:cs="Courier New"/>
+          <w:sz w:val="20"/>
+        </w:rPr>
+        <w:t xml:space="preserve"> 1;</w:t>
+      </w:r>
+    </w:p>
+    <w:p>
+      <w:pPr>
+        <w:spacing w:after="0" w:line="240" w:lineRule="auto"/>
+      </w:pPr>
+      <w:r>
+        <w:rPr>
+          <w:rFonts w:ascii="Courier New" w:eastAsia="Courier New" w:hAnsi="Courier New" w:cs="Courier New"/>
+          <w:sz w:val="20"/>
+        </w:rPr>
+        <w:t xml:space="preserve">    }</w:t>
+      </w:r>
+    </w:p>
+    <w:p>
+      <w:pPr>
+        <w:spacing w:after="0" w:line="240" w:lineRule="auto"/>
+      </w:pPr>
+    </w:p>
+    <w:p>
+      <w:pPr>
+        <w:spacing w:after="0" w:line="240" w:lineRule="auto"/>
+      </w:pPr>
+      <w:r>
+        <w:rPr>
+          <w:rFonts w:ascii="Courier New" w:eastAsia="Courier New" w:hAnsi="Courier New" w:cs="Courier New"/>
+          <w:sz w:val="20"/>
+        </w:rPr>
+        <w:t xml:space="preserve">    // 3. Загрузка данных из текстового файла</w:t>
+      </w:r>
+    </w:p>
+    <w:p>
+      <w:pPr>
+        <w:spacing w:after="0" w:line="240" w:lineRule="auto"/>
+        <w:rPr>
+          <w:lang w:val="en-US"/>
+        </w:rPr>
+      </w:pPr>
+      <w:r>
+        <w:rPr>
+          <w:rFonts w:ascii="Courier New" w:eastAsia="Courier New" w:hAnsi="Courier New" w:cs="Courier New"/>
+          <w:sz w:val="20"/>
+        </w:rPr>
+        <w:t xml:space="preserve">    </w:t>
+      </w:r>
+      <w:proofErr w:type="gramStart"/>
+      <w:r>
+        <w:rPr>
+          <w:rFonts w:ascii="Courier New" w:eastAsia="Courier New" w:hAnsi="Courier New" w:cs="Courier New"/>
+          <w:sz w:val="20"/>
+          <w:lang w:val="en-US"/>
+        </w:rPr>
+        <w:t>std::</w:t>
+      </w:r>
+      <w:proofErr w:type="spellStart"/>
+      <w:proofErr w:type="gramEnd"/>
+      <w:r>
+        <w:rPr>
+          <w:rFonts w:ascii="Courier New" w:eastAsia="Courier New" w:hAnsi="Courier New" w:cs="Courier New"/>
+          <w:sz w:val="20"/>
+          <w:lang w:val="en-US"/>
+        </w:rPr>
+        <w:t>ifstream</w:t>
+      </w:r>
+      <w:proofErr w:type="spellEnd"/>
+      <w:r>
+        <w:rPr>
+          <w:rFonts w:ascii="Courier New" w:eastAsia="Courier New" w:hAnsi="Courier New" w:cs="Courier New"/>
+          <w:sz w:val="20"/>
+          <w:lang w:val="en-US"/>
+        </w:rPr>
+        <w:t xml:space="preserve"> file("data/books.txt");</w:t>
+      </w:r>
+    </w:p>
+    <w:p>
+      <w:pPr>
+        <w:spacing w:after="0" w:line="240" w:lineRule="auto"/>
+        <w:rPr>
+          <w:lang w:val="en-US"/>
+        </w:rPr>
+      </w:pPr>
+      <w:r>
+        <w:rPr>
+          <w:rFonts w:ascii="Courier New" w:eastAsia="Courier New" w:hAnsi="Courier New" w:cs="Courier New"/>
+          <w:sz w:val="20"/>
+          <w:lang w:val="en-US"/>
+        </w:rPr>
+        <w:t xml:space="preserve">    if </w:t>
+      </w:r>
+      <w:proofErr w:type="gramStart"/>
+      <w:r>
+        <w:rPr>
+          <w:rFonts w:ascii="Courier New" w:eastAsia="Courier New" w:hAnsi="Courier New" w:cs="Courier New"/>
+          <w:sz w:val="20"/>
+          <w:lang w:val="en-US"/>
+        </w:rPr>
+        <w:t>(!file</w:t>
+      </w:r>
+      <w:proofErr w:type="gramEnd"/>
+      <w:r>
+        <w:rPr>
+          <w:rFonts w:ascii="Courier New" w:eastAsia="Courier New" w:hAnsi="Courier New" w:cs="Courier New"/>
+          <w:sz w:val="20"/>
+          <w:lang w:val="en-US"/>
+        </w:rPr>
+        <w:t>) {</w:t>
+      </w:r>
+    </w:p>
+    <w:p>
+      <w:pPr>
+        <w:spacing w:after="0" w:line="240" w:lineRule="auto"/>
+        <w:rPr>
+          <w:lang w:val="en-US"/>
+        </w:rPr>
+      </w:pPr>
+      <w:r>
+        <w:rPr>
+          <w:rFonts w:ascii="Courier New" w:eastAsia="Courier New" w:hAnsi="Courier New" w:cs="Courier New"/>
+          <w:sz w:val="20"/>
+          <w:lang w:val="en-US"/>
+        </w:rPr>
+        <w:t xml:space="preserve">        </w:t>
+      </w:r>
+      <w:proofErr w:type="gramStart"/>
+      <w:r>
+        <w:rPr>
+          <w:rFonts w:ascii="Courier New" w:eastAsia="Courier New" w:hAnsi="Courier New" w:cs="Courier New"/>
+          <w:sz w:val="20"/>
+          <w:lang w:val="en-US"/>
+        </w:rPr>
+        <w:t>std::</w:t>
+      </w:r>
+      <w:proofErr w:type="spellStart"/>
+      <w:proofErr w:type="gramEnd"/>
+      <w:r>
+        <w:rPr>
+          <w:rFonts w:ascii="Courier New" w:eastAsia="Courier New" w:hAnsi="Courier New" w:cs="Courier New"/>
+          <w:sz w:val="20"/>
+          <w:lang w:val="en-US"/>
+        </w:rPr>
+        <w:t>cerr</w:t>
+      </w:r>
+      <w:proofErr w:type="spellEnd"/>
+      <w:r>
+        <w:rPr>
+          <w:rFonts w:ascii="Courier New" w:eastAsia="Courier New" w:hAnsi="Courier New" w:cs="Courier New"/>
+          <w:sz w:val="20"/>
+          <w:lang w:val="en-US"/>
+        </w:rPr>
+        <w:t xml:space="preserve"> &lt;&lt; "</w:t>
+      </w:r>
+      <w:r>
+        <w:rPr>
+          <w:rFonts w:ascii="Courier New" w:eastAsia="Courier New" w:hAnsi="Courier New" w:cs="Courier New"/>
+          <w:sz w:val="20"/>
+        </w:rPr>
+        <w:t>Не</w:t>
+      </w:r>
+      <w:r>
+        <w:rPr>
+          <w:rFonts w:ascii="Courier New" w:eastAsia="Courier New" w:hAnsi="Courier New" w:cs="Courier New"/>
+          <w:sz w:val="20"/>
+          <w:lang w:val="en-US"/>
+        </w:rPr>
+        <w:t xml:space="preserve"> </w:t>
+      </w:r>
+      <w:r>
+        <w:rPr>
+          <w:rFonts w:ascii="Courier New" w:eastAsia="Courier New" w:hAnsi="Courier New" w:cs="Courier New"/>
+          <w:sz w:val="20"/>
+        </w:rPr>
+        <w:t>найден</w:t>
+      </w:r>
+      <w:r>
+        <w:rPr>
+          <w:rFonts w:ascii="Courier New" w:eastAsia="Courier New" w:hAnsi="Courier New" w:cs="Courier New"/>
+          <w:sz w:val="20"/>
+          <w:lang w:val="en-US"/>
+        </w:rPr>
+        <w:t xml:space="preserve"> </w:t>
+      </w:r>
+      <w:r>
+        <w:rPr>
+          <w:rFonts w:ascii="Courier New" w:eastAsia="Courier New" w:hAnsi="Courier New" w:cs="Courier New"/>
+          <w:sz w:val="20"/>
+        </w:rPr>
+        <w:t>файл</w:t>
+      </w:r>
+      <w:r>
+        <w:rPr>
+          <w:rFonts w:ascii="Courier New" w:eastAsia="Courier New" w:hAnsi="Courier New" w:cs="Courier New"/>
+          <w:sz w:val="20"/>
+          <w:lang w:val="en-US"/>
+        </w:rPr>
+        <w:t xml:space="preserve"> data/books.txt (</w:t>
+      </w:r>
+      <w:r>
+        <w:rPr>
+          <w:rFonts w:ascii="Courier New" w:eastAsia="Courier New" w:hAnsi="Courier New" w:cs="Courier New"/>
+          <w:sz w:val="20"/>
+        </w:rPr>
+        <w:t>запускайте</w:t>
+      </w:r>
+      <w:r>
+        <w:rPr>
+          <w:rFonts w:ascii="Courier New" w:eastAsia="Courier New" w:hAnsi="Courier New" w:cs="Courier New"/>
+          <w:sz w:val="20"/>
+          <w:lang w:val="en-US"/>
+        </w:rPr>
+        <w:t xml:space="preserve"> </w:t>
+      </w:r>
+      <w:r>
+        <w:rPr>
+          <w:rFonts w:ascii="Courier New" w:eastAsia="Courier New" w:hAnsi="Courier New" w:cs="Courier New"/>
+          <w:sz w:val="20"/>
+        </w:rPr>
+        <w:t>из</w:t>
+      </w:r>
+      <w:r>
+        <w:rPr>
+          <w:rFonts w:ascii="Courier New" w:eastAsia="Courier New" w:hAnsi="Courier New" w:cs="Courier New"/>
+          <w:sz w:val="20"/>
+          <w:lang w:val="en-US"/>
+        </w:rPr>
+        <w:t xml:space="preserve"> </w:t>
+      </w:r>
+      <w:r>
+        <w:rPr>
+          <w:rFonts w:ascii="Courier New" w:eastAsia="Courier New" w:hAnsi="Courier New" w:cs="Courier New"/>
+          <w:sz w:val="20"/>
+        </w:rPr>
+        <w:t>папки</w:t>
+      </w:r>
+      <w:r>
+        <w:rPr>
+          <w:rFonts w:ascii="Courier New" w:eastAsia="Courier New" w:hAnsi="Courier New" w:cs="Courier New"/>
+          <w:sz w:val="20"/>
+          <w:lang w:val="en-US"/>
+        </w:rPr>
+        <w:t xml:space="preserve"> </w:t>
+      </w:r>
+      <w:proofErr w:type="gramStart"/>
+      <w:r>
+        <w:rPr>
+          <w:rFonts w:ascii="Courier New" w:eastAsia="Courier New" w:hAnsi="Courier New" w:cs="Courier New"/>
+          <w:sz w:val="20"/>
+        </w:rPr>
+        <w:t>решения</w:t>
+      </w:r>
+      <w:r>
+        <w:rPr>
+          <w:rFonts w:ascii="Courier New" w:eastAsia="Courier New" w:hAnsi="Courier New" w:cs="Courier New"/>
+          <w:sz w:val="20"/>
+          <w:lang w:val="en-US"/>
+        </w:rPr>
+        <w:t>)\</w:t>
+      </w:r>
+      <w:proofErr w:type="gramEnd"/>
+      <w:r>
+        <w:rPr>
+          <w:rFonts w:ascii="Courier New" w:eastAsia="Courier New" w:hAnsi="Courier New" w:cs="Courier New"/>
+          <w:sz w:val="20"/>
+          <w:lang w:val="en-US"/>
+        </w:rPr>
+        <w:t>n";</w:t>
+      </w:r>
+    </w:p>
+    <w:p>
+      <w:pPr>
+        <w:spacing w:after="0" w:line="240" w:lineRule="auto"/>
+      </w:pPr>
+      <w:r>
+        <w:rPr>
+          <w:rFonts w:ascii="Courier New" w:eastAsia="Courier New" w:hAnsi="Courier New" w:cs="Courier New"/>
+          <w:sz w:val="20"/>
+          <w:lang w:val="en-US"/>
+        </w:rPr>
+        <w:t xml:space="preserve">        </w:t>
+      </w:r>
+      <w:r>
+        <w:rPr>
+          <w:rFonts w:ascii="Courier New" w:eastAsia="Courier New" w:hAnsi="Courier New" w:cs="Courier New"/>
+          <w:sz w:val="20"/>
+        </w:rPr>
+        <w:t>sqlite3_close(</w:t>
+      </w:r>
+      <w:proofErr w:type="spellStart"/>
+      <w:r>
+        <w:rPr>
+          <w:rFonts w:ascii="Courier New" w:eastAsia="Courier New" w:hAnsi="Courier New" w:cs="Courier New"/>
+          <w:sz w:val="20"/>
+        </w:rPr>
+        <w:t>db</w:t>
+      </w:r>
+      <w:proofErr w:type="spellEnd"/>
+      <w:r>
+        <w:rPr>
+          <w:rFonts w:ascii="Courier New" w:eastAsia="Courier New" w:hAnsi="Courier New" w:cs="Courier New"/>
+          <w:sz w:val="20"/>
+        </w:rPr>
+        <w:t>);</w:t>
+      </w:r>
+    </w:p>
+    <w:p>
+      <w:pPr>
+        <w:spacing w:after="0" w:line="240" w:lineRule="auto"/>
+      </w:pPr>
+      <w:r>
+        <w:rPr>
+          <w:rFonts w:ascii="Courier New" w:eastAsia="Courier New" w:hAnsi="Courier New" w:cs="Courier New"/>
+          <w:sz w:val="20"/>
+        </w:rPr>
+        <w:t xml:space="preserve">        </w:t>
+      </w:r>
+      <w:proofErr w:type="spellStart"/>
+      <w:r>
+        <w:rPr>
+          <w:rFonts w:ascii="Courier New" w:eastAsia="Courier New" w:hAnsi="Courier New" w:cs="Courier New"/>
+          <w:sz w:val="20"/>
+        </w:rPr>
+        <w:t>return</w:t>
+      </w:r>
+      <w:proofErr w:type="spellEnd"/>
+      <w:r>
+        <w:rPr>
+          <w:rFonts w:ascii="Courier New" w:eastAsia="Courier New" w:hAnsi="Courier New" w:cs="Courier New"/>
+          <w:sz w:val="20"/>
+        </w:rPr>
+        <w:t xml:space="preserve"> 1;</w:t>
+      </w:r>
+    </w:p>
+    <w:p>
+      <w:pPr>
+        <w:spacing w:after="0" w:line="240" w:lineRule="auto"/>
+      </w:pPr>
+      <w:r>
+        <w:rPr>
+          <w:rFonts w:ascii="Courier New" w:eastAsia="Courier New" w:hAnsi="Courier New" w:cs="Courier New"/>
+          <w:sz w:val="20"/>
+        </w:rPr>
+        <w:t xml:space="preserve">    }</w:t>
+      </w:r>
+    </w:p>
+    <w:p>
+      <w:pPr>
+        <w:spacing w:after="0" w:line="240" w:lineRule="auto"/>
+      </w:pPr>
+    </w:p>
+    <w:p>
+      <w:pPr>
+        <w:spacing w:after="0" w:line="240" w:lineRule="auto"/>
+      </w:pPr>
+      <w:r>
+        <w:rPr>
+          <w:rFonts w:ascii="Courier New" w:eastAsia="Courier New" w:hAnsi="Courier New" w:cs="Courier New"/>
+          <w:sz w:val="20"/>
+        </w:rPr>
+        <w:t xml:space="preserve">    // Подготовленный запрос</w:t>
+      </w:r>
+      <w:proofErr w:type="gramStart"/>
+      <w:r>
+        <w:rPr>
+          <w:rFonts w:ascii="Courier New" w:eastAsia="Courier New" w:hAnsi="Courier New" w:cs="Courier New"/>
+          <w:sz w:val="20"/>
+        </w:rPr>
+        <w:t>: ?</w:t>
+      </w:r>
+      <w:proofErr w:type="gramEnd"/>
+      <w:r>
+        <w:rPr>
+          <w:rFonts w:ascii="Courier New" w:eastAsia="Courier New" w:hAnsi="Courier New" w:cs="Courier New"/>
+          <w:sz w:val="20"/>
+        </w:rPr>
+        <w:t xml:space="preserve"> заменяются значениями через sqlite3_bind_*</w:t>
+      </w:r>
+    </w:p>
+    <w:p>
+      <w:pPr>
+        <w:spacing w:after="0" w:line="240" w:lineRule="auto"/>
+        <w:rPr>
+          <w:lang w:val="en-US"/>
+        </w:rPr>
+      </w:pPr>
+      <w:r>
+        <w:rPr>
+          <w:rFonts w:ascii="Courier New" w:eastAsia="Courier New" w:hAnsi="Courier New" w:cs="Courier New"/>
+          <w:sz w:val="20"/>
+        </w:rPr>
+        <w:t xml:space="preserve">    </w:t>
+      </w:r>
+      <w:r>
+        <w:rPr>
+          <w:rFonts w:ascii="Courier New" w:eastAsia="Courier New" w:hAnsi="Courier New" w:cs="Courier New"/>
+          <w:sz w:val="20"/>
+          <w:lang w:val="en-US"/>
+        </w:rPr>
+        <w:t xml:space="preserve">sqlite3_stmt* insert = </w:t>
+      </w:r>
+      <w:proofErr w:type="spellStart"/>
+      <w:r>
+        <w:rPr>
+          <w:rFonts w:ascii="Courier New" w:eastAsia="Courier New" w:hAnsi="Courier New" w:cs="Courier New"/>
+          <w:sz w:val="20"/>
+          <w:lang w:val="en-US"/>
+        </w:rPr>
+        <w:t>nullptr</w:t>
+      </w:r>
+      <w:proofErr w:type="spellEnd"/>
+      <w:r>
+        <w:rPr>
+          <w:rFonts w:ascii="Courier New" w:eastAsia="Courier New" w:hAnsi="Courier New" w:cs="Courier New"/>
+          <w:sz w:val="20"/>
+          <w:lang w:val="en-US"/>
+        </w:rPr>
+        <w:t>;</w:t>
+      </w:r>
+    </w:p>
+    <w:p>
+      <w:pPr>
+        <w:spacing w:after="0" w:line="240" w:lineRule="auto"/>
+      </w:pPr>
+      <w:r>
+        <w:rPr>
+          <w:rFonts w:ascii="Courier New" w:eastAsia="Courier New" w:hAnsi="Courier New" w:cs="Courier New"/>
+          <w:sz w:val="20"/>
+          <w:lang w:val="en-US"/>
+        </w:rPr>
+        <w:t xml:space="preserve">    if (sqlite3_prepare_v2(</w:t>
+      </w:r>
+      <w:proofErr w:type="spellStart"/>
+      <w:r>
+        <w:rPr>
+          <w:rFonts w:ascii="Courier New" w:eastAsia="Courier New" w:hAnsi="Courier New" w:cs="Courier New"/>
+          <w:sz w:val="20"/>
+          <w:lang w:val="en-US"/>
+        </w:rPr>
+        <w:t>db</w:t>
+      </w:r>
+      <w:proofErr w:type="spellEnd"/>
+      <w:r>
+        <w:rPr>
+          <w:rFonts w:ascii="Courier New" w:eastAsia="Courier New" w:hAnsi="Courier New" w:cs="Courier New"/>
+          <w:sz w:val="20"/>
+          <w:lang w:val="en-US"/>
+        </w:rPr>
+        <w:t>, "INSERT INTO books VALUES (?, ?, ?</w:t>
+      </w:r>
+      <w:proofErr w:type="gramStart"/>
+      <w:r>
+        <w:rPr>
+          <w:rFonts w:ascii="Courier New" w:eastAsia="Courier New" w:hAnsi="Courier New" w:cs="Courier New"/>
+          <w:sz w:val="20"/>
+          <w:lang w:val="en-US"/>
+        </w:rPr>
+        <w:t>, ?</w:t>
+      </w:r>
+      <w:proofErr w:type="gramEnd"/>
+      <w:r>
+        <w:rPr>
+          <w:rFonts w:ascii="Courier New" w:eastAsia="Courier New" w:hAnsi="Courier New" w:cs="Courier New"/>
+          <w:sz w:val="20"/>
+          <w:lang w:val="en-US"/>
+        </w:rPr>
+        <w:t xml:space="preserve">, ?)", -1, &amp;insert, </w:t>
+      </w:r>
+      <w:proofErr w:type="spellStart"/>
+      <w:r>
+        <w:rPr>
+          <w:rFonts w:ascii="Courier New" w:eastAsia="Courier New" w:hAnsi="Courier New" w:cs="Courier New"/>
+          <w:sz w:val="20"/>
+          <w:lang w:val="en-US"/>
+        </w:rPr>
+        <w:t>nullptr</w:t>
+      </w:r>
+      <w:proofErr w:type="spellEnd"/>
+      <w:proofErr w:type="gramStart"/>
+      <w:r>
+        <w:rPr>
+          <w:rFonts w:ascii="Courier New" w:eastAsia="Courier New" w:hAnsi="Courier New" w:cs="Courier New"/>
+          <w:sz w:val="20"/>
+          <w:lang w:val="en-US"/>
+        </w:rPr>
+        <w:t>) !</w:t>
+      </w:r>
+      <w:proofErr w:type="gramEnd"/>
+      <w:r>
+        <w:rPr>
+          <w:rFonts w:ascii="Courier New" w:eastAsia="Courier New" w:hAnsi="Courier New" w:cs="Courier New"/>
+          <w:sz w:val="20"/>
+          <w:lang w:val="en-US"/>
+        </w:rPr>
+        <w:t xml:space="preserve">= </w:t>
+      </w:r>
+      <w:r>
+        <w:rPr>
+          <w:rFonts w:ascii="Courier New" w:eastAsia="Courier New" w:hAnsi="Courier New" w:cs="Courier New"/>
+          <w:sz w:val="20"/>
+        </w:rPr>
+        <w:t>SQLITE_OK) {</w:t>
+      </w:r>
+    </w:p>
+    <w:p>
+      <w:pPr>
+        <w:spacing w:after="0" w:line="240" w:lineRule="auto"/>
+      </w:pPr>
+      <w:r>
+        <w:rPr>
+          <w:rFonts w:ascii="Courier New" w:eastAsia="Courier New" w:hAnsi="Courier New" w:cs="Courier New"/>
+          <w:sz w:val="20"/>
+        </w:rPr>
+        <w:t xml:space="preserve">        </w:t>
+      </w:r>
+      <w:proofErr w:type="spellStart"/>
+      <w:proofErr w:type="gramStart"/>
+      <w:r>
+        <w:rPr>
+          <w:rFonts w:ascii="Courier New" w:eastAsia="Courier New" w:hAnsi="Courier New" w:cs="Courier New"/>
+          <w:sz w:val="20"/>
+        </w:rPr>
+        <w:t>std</w:t>
+      </w:r>
+      <w:proofErr w:type="spellEnd"/>
+      <w:r>
+        <w:rPr>
+          <w:rFonts w:ascii="Courier New" w:eastAsia="Courier New" w:hAnsi="Courier New" w:cs="Courier New"/>
+          <w:sz w:val="20"/>
+        </w:rPr>
+        <w:t>::</w:t>
+      </w:r>
+      <w:proofErr w:type="spellStart"/>
+      <w:proofErr w:type="gramEnd"/>
+      <w:r>
+        <w:rPr>
+          <w:rFonts w:ascii="Courier New" w:eastAsia="Courier New" w:hAnsi="Courier New" w:cs="Courier New"/>
+          <w:sz w:val="20"/>
+        </w:rPr>
+        <w:t>cerr</w:t>
+      </w:r>
+      <w:proofErr w:type="spellEnd"/>
+      <w:r>
+        <w:rPr>
+          <w:rFonts w:ascii="Courier New" w:eastAsia="Courier New" w:hAnsi="Courier New" w:cs="Courier New"/>
+          <w:sz w:val="20"/>
+        </w:rPr>
+        <w:t xml:space="preserve"> </w:t>
+      </w:r>
+      <w:proofErr w:type="gramStart"/>
+      <w:r>
+        <w:rPr>
+          <w:rFonts w:ascii="Courier New" w:eastAsia="Courier New" w:hAnsi="Courier New" w:cs="Courier New"/>
+          <w:sz w:val="20"/>
+        </w:rPr>
+        <w:t>&lt;&lt; "</w:t>
+      </w:r>
+      <w:proofErr w:type="gramEnd"/>
+      <w:r>
+        <w:rPr>
+          <w:rFonts w:ascii="Courier New" w:eastAsia="Courier New" w:hAnsi="Courier New" w:cs="Courier New"/>
+          <w:sz w:val="20"/>
+        </w:rPr>
+        <w:t xml:space="preserve">Ошибка подготовки INSERT: " </w:t>
+      </w:r>
+      <w:proofErr w:type="gramStart"/>
+      <w:r>
+        <w:rPr>
+          <w:rFonts w:ascii="Courier New" w:eastAsia="Courier New" w:hAnsi="Courier New" w:cs="Courier New"/>
+          <w:sz w:val="20"/>
+        </w:rPr>
+        <w:t>&lt;&lt; sqlite</w:t>
+      </w:r>
+      <w:proofErr w:type="gramEnd"/>
+      <w:r>
+        <w:rPr>
+          <w:rFonts w:ascii="Courier New" w:eastAsia="Courier New" w:hAnsi="Courier New" w:cs="Courier New"/>
+          <w:sz w:val="20"/>
+        </w:rPr>
+        <w:t>3_errmsg(</w:t>
+      </w:r>
+      <w:proofErr w:type="spellStart"/>
+      <w:r>
+        <w:rPr>
+          <w:rFonts w:ascii="Courier New" w:eastAsia="Courier New" w:hAnsi="Courier New" w:cs="Courier New"/>
+          <w:sz w:val="20"/>
+        </w:rPr>
+        <w:t>db</w:t>
+      </w:r>
+      <w:proofErr w:type="spellEnd"/>
+      <w:r>
+        <w:rPr>
+          <w:rFonts w:ascii="Courier New" w:eastAsia="Courier New" w:hAnsi="Courier New" w:cs="Courier New"/>
+          <w:sz w:val="20"/>
+        </w:rPr>
+        <w:t xml:space="preserve">) </w:t>
+      </w:r>
+      <w:proofErr w:type="gramStart"/>
+      <w:r>
+        <w:rPr>
+          <w:rFonts w:ascii="Courier New" w:eastAsia="Courier New" w:hAnsi="Courier New" w:cs="Courier New"/>
+          <w:sz w:val="20"/>
+        </w:rPr>
+        <w:t>&lt;&lt; "</w:t>
+      </w:r>
+      <w:proofErr w:type="gramEnd"/>
+      <w:r>
+        <w:rPr>
+          <w:rFonts w:ascii="Courier New" w:eastAsia="Courier New" w:hAnsi="Courier New" w:cs="Courier New"/>
+          <w:sz w:val="20"/>
+        </w:rPr>
+        <w:t>\n";</w:t>
+      </w:r>
+    </w:p>
+    <w:p>
+      <w:pPr>
+        <w:spacing w:after="0" w:line="240" w:lineRule="auto"/>
+      </w:pPr>
+      <w:r>
+        <w:rPr>
+          <w:rFonts w:ascii="Courier New" w:eastAsia="Courier New" w:hAnsi="Courier New" w:cs="Courier New"/>
+          <w:sz w:val="20"/>
+        </w:rPr>
+        <w:t xml:space="preserve">        sqlite3_close(</w:t>
+      </w:r>
+      <w:proofErr w:type="spellStart"/>
+      <w:r>
+        <w:rPr>
+          <w:rFonts w:ascii="Courier New" w:eastAsia="Courier New" w:hAnsi="Courier New" w:cs="Courier New"/>
+          <w:sz w:val="20"/>
+        </w:rPr>
+        <w:t>db</w:t>
+      </w:r>
+      <w:proofErr w:type="spellEnd"/>
+      <w:r>
+        <w:rPr>
+          <w:rFonts w:ascii="Courier New" w:eastAsia="Courier New" w:hAnsi="Courier New" w:cs="Courier New"/>
+          <w:sz w:val="20"/>
+        </w:rPr>
+        <w:t>);</w:t>
+      </w:r>
+    </w:p>
+    <w:p>
+      <w:pPr>
+        <w:spacing w:after="0" w:line="240" w:lineRule="auto"/>
+      </w:pPr>
+      <w:r>
+        <w:rPr>
+          <w:rFonts w:ascii="Courier New" w:eastAsia="Courier New" w:hAnsi="Courier New" w:cs="Courier New"/>
+          <w:sz w:val="20"/>
+        </w:rPr>
+        <w:t xml:space="preserve">        </w:t>
+      </w:r>
+      <w:proofErr w:type="spellStart"/>
+      <w:r>
+        <w:rPr>
+          <w:rFonts w:ascii="Courier New" w:eastAsia="Courier New" w:hAnsi="Courier New" w:cs="Courier New"/>
+          <w:sz w:val="20"/>
+        </w:rPr>
+        <w:t>return</w:t>
+      </w:r>
+      <w:proofErr w:type="spellEnd"/>
+      <w:r>
+        <w:rPr>
+          <w:rFonts w:ascii="Courier New" w:eastAsia="Courier New" w:hAnsi="Courier New" w:cs="Courier New"/>
+          <w:sz w:val="20"/>
+        </w:rPr>
+        <w:t xml:space="preserve"> 1;</w:t>
+      </w:r>
+    </w:p>
+    <w:p>
+      <w:pPr>
+        <w:spacing w:after="0" w:line="240" w:lineRule="auto"/>
+      </w:pPr>
+      <w:r>
+        <w:rPr>
+          <w:rFonts w:ascii="Courier New" w:eastAsia="Courier New" w:hAnsi="Courier New" w:cs="Courier New"/>
+          <w:sz w:val="20"/>
+        </w:rPr>
+        <w:t xml:space="preserve">    }</w:t>
+      </w:r>
+    </w:p>
+    <w:p>
+      <w:pPr>
+        <w:spacing w:after="0" w:line="240" w:lineRule="auto"/>
+      </w:pPr>
+    </w:p>
+    <w:p>
+      <w:pPr>
+        <w:spacing w:after="0" w:line="240" w:lineRule="auto"/>
+      </w:pPr>
+      <w:r>
+        <w:rPr>
+          <w:rFonts w:ascii="Courier New" w:eastAsia="Courier New" w:hAnsi="Courier New" w:cs="Courier New"/>
+          <w:sz w:val="20"/>
+        </w:rPr>
+        <w:t xml:space="preserve">    </w:t>
+      </w:r>
+      <w:proofErr w:type="spellStart"/>
+      <w:proofErr w:type="gramStart"/>
+      <w:r>
+        <w:rPr>
+          <w:rFonts w:ascii="Courier New" w:eastAsia="Courier New" w:hAnsi="Courier New" w:cs="Courier New"/>
+          <w:sz w:val="20"/>
+        </w:rPr>
+        <w:t>execSql</w:t>
+      </w:r>
+      <w:proofErr w:type="spellEnd"/>
+      <w:r>
+        <w:rPr>
+          <w:rFonts w:ascii="Courier New" w:eastAsia="Courier New" w:hAnsi="Courier New" w:cs="Courier New"/>
+          <w:sz w:val="20"/>
+        </w:rPr>
+        <w:t>(</w:t>
+      </w:r>
+      <w:proofErr w:type="spellStart"/>
+      <w:proofErr w:type="gramEnd"/>
+      <w:r>
+        <w:rPr>
+          <w:rFonts w:ascii="Courier New" w:eastAsia="Courier New" w:hAnsi="Courier New" w:cs="Courier New"/>
+          <w:sz w:val="20"/>
+        </w:rPr>
+        <w:t>db</w:t>
+      </w:r>
+      <w:proofErr w:type="spellEnd"/>
+      <w:r>
+        <w:rPr>
+          <w:rFonts w:ascii="Courier New" w:eastAsia="Courier New" w:hAnsi="Courier New" w:cs="Courier New"/>
+          <w:sz w:val="20"/>
+        </w:rPr>
+        <w:t>, "BEGIN"</w:t>
+      </w:r>
+      <w:proofErr w:type="gramStart"/>
+      <w:r>
+        <w:rPr>
+          <w:rFonts w:ascii="Courier New" w:eastAsia="Courier New" w:hAnsi="Courier New" w:cs="Courier New"/>
+          <w:sz w:val="20"/>
+        </w:rPr>
+        <w:t>);  /</w:t>
+      </w:r>
+      <w:proofErr w:type="gramEnd"/>
+      <w:r>
+        <w:rPr>
+          <w:rFonts w:ascii="Courier New" w:eastAsia="Courier New" w:hAnsi="Courier New" w:cs="Courier New"/>
+          <w:sz w:val="20"/>
+        </w:rPr>
+        <w:t>/ все вставки в одной транзакции: быстрее и надёжнее</w:t>
+      </w:r>
+    </w:p>
+    <w:p>
+      <w:pPr>
+        <w:spacing w:after="0" w:line="240" w:lineRule="auto"/>
+        <w:rPr>
+          <w:lang w:val="en-US"/>
+        </w:rPr>
+      </w:pPr>
+      <w:r>
+        <w:rPr>
+          <w:rFonts w:ascii="Courier New" w:eastAsia="Courier New" w:hAnsi="Courier New" w:cs="Courier New"/>
+          <w:sz w:val="20"/>
+        </w:rPr>
+        <w:t xml:space="preserve">    </w:t>
+      </w:r>
+      <w:r>
+        <w:rPr>
+          <w:rFonts w:ascii="Courier New" w:eastAsia="Courier New" w:hAnsi="Courier New" w:cs="Courier New"/>
+          <w:sz w:val="20"/>
+          <w:lang w:val="en-US"/>
+        </w:rPr>
+        <w:t>int loaded = 0;</w:t>
+      </w:r>
+    </w:p>
+    <w:p>
+      <w:pPr>
+        <w:spacing w:after="0" w:line="240" w:lineRule="auto"/>
+        <w:rPr>
+          <w:lang w:val="en-US"/>
+        </w:rPr>
+      </w:pPr>
+      <w:r>
+        <w:rPr>
+          <w:rFonts w:ascii="Courier New" w:eastAsia="Courier New" w:hAnsi="Courier New" w:cs="Courier New"/>
+          <w:sz w:val="20"/>
+          <w:lang w:val="en-US"/>
+        </w:rPr>
+        <w:t xml:space="preserve">    </w:t>
+      </w:r>
+      <w:proofErr w:type="gramStart"/>
+      <w:r>
+        <w:rPr>
+          <w:rFonts w:ascii="Courier New" w:eastAsia="Courier New" w:hAnsi="Courier New" w:cs="Courier New"/>
+          <w:sz w:val="20"/>
+          <w:lang w:val="en-US"/>
+        </w:rPr>
+        <w:t>std::</w:t>
+      </w:r>
+      <w:proofErr w:type="gramEnd"/>
+      <w:r>
+        <w:rPr>
+          <w:rFonts w:ascii="Courier New" w:eastAsia="Courier New" w:hAnsi="Courier New" w:cs="Courier New"/>
+          <w:sz w:val="20"/>
+          <w:lang w:val="en-US"/>
+        </w:rPr>
+        <w:t>string line;</w:t>
+      </w:r>
+    </w:p>
+    <w:p>
+      <w:pPr>
+        <w:spacing w:after="0" w:line="240" w:lineRule="auto"/>
+        <w:rPr>
+          <w:lang w:val="en-US"/>
+        </w:rPr>
+      </w:pPr>
+      <w:r>
+        <w:rPr>
+          <w:rFonts w:ascii="Courier New" w:eastAsia="Courier New" w:hAnsi="Courier New" w:cs="Courier New"/>
+          <w:sz w:val="20"/>
+          <w:lang w:val="en-US"/>
+        </w:rPr>
+        <w:t xml:space="preserve">    while (</w:t>
+      </w:r>
+      <w:proofErr w:type="gramStart"/>
+      <w:r>
+        <w:rPr>
+          <w:rFonts w:ascii="Courier New" w:eastAsia="Courier New" w:hAnsi="Courier New" w:cs="Courier New"/>
+          <w:sz w:val="20"/>
+          <w:lang w:val="en-US"/>
+        </w:rPr>
+        <w:t>std::</w:t>
+      </w:r>
+      <w:proofErr w:type="spellStart"/>
+      <w:r>
+        <w:rPr>
+          <w:rFonts w:ascii="Courier New" w:eastAsia="Courier New" w:hAnsi="Courier New" w:cs="Courier New"/>
+          <w:sz w:val="20"/>
+          <w:lang w:val="en-US"/>
+        </w:rPr>
+        <w:t>getline</w:t>
+      </w:r>
+      <w:proofErr w:type="spellEnd"/>
+      <w:r>
+        <w:rPr>
+          <w:rFonts w:ascii="Courier New" w:eastAsia="Courier New" w:hAnsi="Courier New" w:cs="Courier New"/>
+          <w:sz w:val="20"/>
+          <w:lang w:val="en-US"/>
+        </w:rPr>
+        <w:t>(</w:t>
+      </w:r>
+      <w:proofErr w:type="gramEnd"/>
+      <w:r>
+        <w:rPr>
+          <w:rFonts w:ascii="Courier New" w:eastAsia="Courier New" w:hAnsi="Courier New" w:cs="Courier New"/>
+          <w:sz w:val="20"/>
+          <w:lang w:val="en-US"/>
+        </w:rPr>
+        <w:t>file, line)) {</w:t>
+      </w:r>
+    </w:p>
+    <w:p>
+      <w:pPr>
+        <w:spacing w:after="0" w:line="240" w:lineRule="auto"/>
+        <w:rPr>
+          <w:lang w:val="en-US"/>
+        </w:rPr>
+      </w:pPr>
+      <w:r>
+        <w:rPr>
+          <w:rFonts w:ascii="Courier New" w:eastAsia="Courier New" w:hAnsi="Courier New" w:cs="Courier New"/>
+          <w:sz w:val="20"/>
+          <w:lang w:val="en-US"/>
+        </w:rPr>
+        <w:t xml:space="preserve">        if </w:t>
+      </w:r>
+      <w:proofErr w:type="gramStart"/>
+      <w:r>
+        <w:rPr>
+          <w:rFonts w:ascii="Courier New" w:eastAsia="Courier New" w:hAnsi="Courier New" w:cs="Courier New"/>
+          <w:sz w:val="20"/>
+          <w:lang w:val="en-US"/>
+        </w:rPr>
+        <w:t>(!</w:t>
+      </w:r>
+      <w:proofErr w:type="spellStart"/>
+      <w:r>
+        <w:rPr>
+          <w:rFonts w:ascii="Courier New" w:eastAsia="Courier New" w:hAnsi="Courier New" w:cs="Courier New"/>
+          <w:sz w:val="20"/>
+          <w:lang w:val="en-US"/>
+        </w:rPr>
+        <w:t>line</w:t>
+      </w:r>
+      <w:proofErr w:type="gramEnd"/>
+      <w:r>
+        <w:rPr>
+          <w:rFonts w:ascii="Courier New" w:eastAsia="Courier New" w:hAnsi="Courier New" w:cs="Courier New"/>
+          <w:sz w:val="20"/>
+          <w:lang w:val="en-US"/>
+        </w:rPr>
+        <w:t>.</w:t>
+      </w:r>
+      <w:proofErr w:type="gramStart"/>
+      <w:r>
+        <w:rPr>
+          <w:rFonts w:ascii="Courier New" w:eastAsia="Courier New" w:hAnsi="Courier New" w:cs="Courier New"/>
+          <w:sz w:val="20"/>
+          <w:lang w:val="en-US"/>
+        </w:rPr>
+        <w:t>empty</w:t>
+      </w:r>
+      <w:proofErr w:type="spellEnd"/>
+      <w:r>
+        <w:rPr>
+          <w:rFonts w:ascii="Courier New" w:eastAsia="Courier New" w:hAnsi="Courier New" w:cs="Courier New"/>
+          <w:sz w:val="20"/>
+          <w:lang w:val="en-US"/>
+        </w:rPr>
+        <w:t>(</w:t>
+      </w:r>
+      <w:proofErr w:type="gramEnd"/>
+      <w:r>
+        <w:rPr>
+          <w:rFonts w:ascii="Courier New" w:eastAsia="Courier New" w:hAnsi="Courier New" w:cs="Courier New"/>
+          <w:sz w:val="20"/>
+          <w:lang w:val="en-US"/>
+        </w:rPr>
+        <w:t xml:space="preserve">) &amp;&amp; </w:t>
+      </w:r>
+      <w:proofErr w:type="spellStart"/>
+      <w:proofErr w:type="gramStart"/>
+      <w:r>
+        <w:rPr>
+          <w:rFonts w:ascii="Courier New" w:eastAsia="Courier New" w:hAnsi="Courier New" w:cs="Courier New"/>
+          <w:sz w:val="20"/>
+          <w:lang w:val="en-US"/>
+        </w:rPr>
+        <w:t>line.back</w:t>
+      </w:r>
+      <w:proofErr w:type="spellEnd"/>
+      <w:proofErr w:type="gramEnd"/>
+      <w:r>
+        <w:rPr>
+          <w:rFonts w:ascii="Courier New" w:eastAsia="Courier New" w:hAnsi="Courier New" w:cs="Courier New"/>
+          <w:sz w:val="20"/>
+          <w:lang w:val="en-US"/>
+        </w:rPr>
+        <w:t xml:space="preserve">() == '\r') </w:t>
+      </w:r>
+      <w:proofErr w:type="spellStart"/>
+      <w:r>
+        <w:rPr>
+          <w:rFonts w:ascii="Courier New" w:eastAsia="Courier New" w:hAnsi="Courier New" w:cs="Courier New"/>
+          <w:sz w:val="20"/>
+          <w:lang w:val="en-US"/>
+        </w:rPr>
+        <w:t>line.pop_</w:t>
+      </w:r>
+      <w:proofErr w:type="gramStart"/>
+      <w:r>
+        <w:rPr>
+          <w:rFonts w:ascii="Courier New" w:eastAsia="Courier New" w:hAnsi="Courier New" w:cs="Courier New"/>
+          <w:sz w:val="20"/>
+          <w:lang w:val="en-US"/>
+        </w:rPr>
+        <w:t>back</w:t>
+      </w:r>
+      <w:proofErr w:type="spellEnd"/>
+      <w:r>
+        <w:rPr>
+          <w:rFonts w:ascii="Courier New" w:eastAsia="Courier New" w:hAnsi="Courier New" w:cs="Courier New"/>
+          <w:sz w:val="20"/>
+          <w:lang w:val="en-US"/>
+        </w:rPr>
+        <w:t>(</w:t>
+      </w:r>
+      <w:proofErr w:type="gramEnd"/>
+      <w:r>
+        <w:rPr>
+          <w:rFonts w:ascii="Courier New" w:eastAsia="Courier New" w:hAnsi="Courier New" w:cs="Courier New"/>
+          <w:sz w:val="20"/>
+          <w:lang w:val="en-US"/>
+        </w:rPr>
+        <w:t>);</w:t>
+      </w:r>
+    </w:p>
+    <w:p>
+      <w:pPr>
+        <w:spacing w:after="0" w:line="240" w:lineRule="auto"/>
+      </w:pPr>
+      <w:r>
+        <w:rPr>
+          <w:rFonts w:ascii="Courier New" w:eastAsia="Courier New" w:hAnsi="Courier New" w:cs="Courier New"/>
+          <w:sz w:val="20"/>
+          <w:lang w:val="en-US"/>
+        </w:rPr>
+        <w:t xml:space="preserve">        </w:t>
+      </w:r>
+      <w:proofErr w:type="spellStart"/>
+      <w:r>
+        <w:rPr>
+          <w:rFonts w:ascii="Courier New" w:eastAsia="Courier New" w:hAnsi="Courier New" w:cs="Courier New"/>
+          <w:sz w:val="20"/>
+        </w:rPr>
+        <w:t>if</w:t>
+      </w:r>
+      <w:proofErr w:type="spellEnd"/>
+      <w:r>
+        <w:rPr>
+          <w:rFonts w:ascii="Courier New" w:eastAsia="Courier New" w:hAnsi="Courier New" w:cs="Courier New"/>
+          <w:sz w:val="20"/>
+        </w:rPr>
+        <w:t xml:space="preserve"> (</w:t>
+      </w:r>
+      <w:proofErr w:type="spellStart"/>
+      <w:proofErr w:type="gramStart"/>
+      <w:r>
+        <w:rPr>
+          <w:rFonts w:ascii="Courier New" w:eastAsia="Courier New" w:hAnsi="Courier New" w:cs="Courier New"/>
+          <w:sz w:val="20"/>
+        </w:rPr>
+        <w:t>line.empty</w:t>
+      </w:r>
+      <w:proofErr w:type="spellEnd"/>
+      <w:proofErr w:type="gramEnd"/>
+      <w:r>
+        <w:rPr>
+          <w:rFonts w:ascii="Courier New" w:eastAsia="Courier New" w:hAnsi="Courier New" w:cs="Courier New"/>
+          <w:sz w:val="20"/>
+        </w:rPr>
+        <w:t xml:space="preserve">()) </w:t>
+      </w:r>
+      <w:proofErr w:type="spellStart"/>
+      <w:r>
+        <w:rPr>
+          <w:rFonts w:ascii="Courier New" w:eastAsia="Courier New" w:hAnsi="Courier New" w:cs="Courier New"/>
+          <w:sz w:val="20"/>
+        </w:rPr>
+        <w:t>continue</w:t>
+      </w:r>
+      <w:proofErr w:type="spellEnd"/>
+      <w:r>
+        <w:rPr>
+          <w:rFonts w:ascii="Courier New" w:eastAsia="Courier New" w:hAnsi="Courier New" w:cs="Courier New"/>
+          <w:sz w:val="20"/>
+        </w:rPr>
+        <w:t>;</w:t>
+      </w:r>
+    </w:p>
+    <w:p>
+      <w:pPr>
+        <w:spacing w:after="0" w:line="240" w:lineRule="auto"/>
+      </w:pPr>
+    </w:p>
+    <w:p>
+      <w:pPr>
+        <w:spacing w:after="0" w:line="240" w:lineRule="auto"/>
+      </w:pPr>
+      <w:r>
+        <w:rPr>
+          <w:rFonts w:ascii="Courier New" w:eastAsia="Courier New" w:hAnsi="Courier New" w:cs="Courier New"/>
+          <w:sz w:val="20"/>
+        </w:rPr>
+        <w:t xml:space="preserve">        // разбиваем строку по запятым: </w:t>
+      </w:r>
+      <w:proofErr w:type="spellStart"/>
+      <w:proofErr w:type="gramStart"/>
+      <w:r>
+        <w:rPr>
+          <w:rFonts w:ascii="Courier New" w:eastAsia="Courier New" w:hAnsi="Courier New" w:cs="Courier New"/>
+          <w:sz w:val="20"/>
+        </w:rPr>
+        <w:t>название,жанр</w:t>
+      </w:r>
+      <w:proofErr w:type="gramEnd"/>
+      <w:r>
+        <w:rPr>
+          <w:rFonts w:ascii="Courier New" w:eastAsia="Courier New" w:hAnsi="Courier New" w:cs="Courier New"/>
+          <w:sz w:val="20"/>
+        </w:rPr>
+        <w:t>,</w:t>
+      </w:r>
+      <w:proofErr w:type="gramStart"/>
+      <w:r>
+        <w:rPr>
+          <w:rFonts w:ascii="Courier New" w:eastAsia="Courier New" w:hAnsi="Courier New" w:cs="Courier New"/>
+          <w:sz w:val="20"/>
+        </w:rPr>
+        <w:t>цена,год</w:t>
+      </w:r>
+      <w:proofErr w:type="gramEnd"/>
+      <w:r>
+        <w:rPr>
+          <w:rFonts w:ascii="Courier New" w:eastAsia="Courier New" w:hAnsi="Courier New" w:cs="Courier New"/>
+          <w:sz w:val="20"/>
+        </w:rPr>
+        <w:t>,автор</w:t>
+      </w:r>
+      <w:proofErr w:type="spellEnd"/>
+    </w:p>
+    <w:p>
+      <w:pPr>
+        <w:spacing w:after="0" w:line="240" w:lineRule="auto"/>
+        <w:rPr>
+          <w:lang w:val="en-US"/>
+        </w:rPr>
+      </w:pPr>
+      <w:r>
+        <w:rPr>
+          <w:rFonts w:ascii="Courier New" w:eastAsia="Courier New" w:hAnsi="Courier New" w:cs="Courier New"/>
+          <w:sz w:val="20"/>
+        </w:rPr>
+        <w:lastRenderedPageBreak/>
+        <w:t xml:space="preserve">        </w:t>
+      </w:r>
+      <w:proofErr w:type="gramStart"/>
+      <w:r>
+        <w:rPr>
+          <w:rFonts w:ascii="Courier New" w:eastAsia="Courier New" w:hAnsi="Courier New" w:cs="Courier New"/>
+          <w:sz w:val="20"/>
+          <w:lang w:val="en-US"/>
+        </w:rPr>
+        <w:t>std::</w:t>
+      </w:r>
+      <w:proofErr w:type="gramEnd"/>
+      <w:r>
+        <w:rPr>
+          <w:rFonts w:ascii="Courier New" w:eastAsia="Courier New" w:hAnsi="Courier New" w:cs="Courier New"/>
+          <w:sz w:val="20"/>
+          <w:lang w:val="en-US"/>
+        </w:rPr>
+        <w:t>vector&lt;</w:t>
+      </w:r>
+      <w:proofErr w:type="gramStart"/>
+      <w:r>
+        <w:rPr>
+          <w:rFonts w:ascii="Courier New" w:eastAsia="Courier New" w:hAnsi="Courier New" w:cs="Courier New"/>
+          <w:sz w:val="20"/>
+          <w:lang w:val="en-US"/>
+        </w:rPr>
+        <w:t>std::</w:t>
+      </w:r>
+      <w:proofErr w:type="gramEnd"/>
+      <w:r>
+        <w:rPr>
+          <w:rFonts w:ascii="Courier New" w:eastAsia="Courier New" w:hAnsi="Courier New" w:cs="Courier New"/>
+          <w:sz w:val="20"/>
+          <w:lang w:val="en-US"/>
+        </w:rPr>
+        <w:t>string&gt; f;</w:t>
+      </w:r>
+    </w:p>
+    <w:p>
+      <w:pPr>
+        <w:spacing w:after="0" w:line="240" w:lineRule="auto"/>
+        <w:rPr>
+          <w:lang w:val="en-US"/>
+        </w:rPr>
+      </w:pPr>
+      <w:r>
+        <w:rPr>
+          <w:rFonts w:ascii="Courier New" w:eastAsia="Courier New" w:hAnsi="Courier New" w:cs="Courier New"/>
+          <w:sz w:val="20"/>
+          <w:lang w:val="en-US"/>
+        </w:rPr>
+        <w:t xml:space="preserve">        </w:t>
+      </w:r>
+      <w:proofErr w:type="gramStart"/>
+      <w:r>
+        <w:rPr>
+          <w:rFonts w:ascii="Courier New" w:eastAsia="Courier New" w:hAnsi="Courier New" w:cs="Courier New"/>
+          <w:sz w:val="20"/>
+          <w:lang w:val="en-US"/>
+        </w:rPr>
+        <w:t>std::</w:t>
+      </w:r>
+      <w:proofErr w:type="spellStart"/>
+      <w:proofErr w:type="gramEnd"/>
+      <w:r>
+        <w:rPr>
+          <w:rFonts w:ascii="Courier New" w:eastAsia="Courier New" w:hAnsi="Courier New" w:cs="Courier New"/>
+          <w:sz w:val="20"/>
+          <w:lang w:val="en-US"/>
+        </w:rPr>
+        <w:t>stringstream</w:t>
+      </w:r>
+      <w:proofErr w:type="spellEnd"/>
+      <w:r>
+        <w:rPr>
+          <w:rFonts w:ascii="Courier New" w:eastAsia="Courier New" w:hAnsi="Courier New" w:cs="Courier New"/>
+          <w:sz w:val="20"/>
+          <w:lang w:val="en-US"/>
+        </w:rPr>
+        <w:t xml:space="preserve"> ss(line);</w:t>
+      </w:r>
+    </w:p>
+    <w:p>
+      <w:pPr>
+        <w:spacing w:after="0" w:line="240" w:lineRule="auto"/>
+        <w:rPr>
+          <w:lang w:val="en-US"/>
+        </w:rPr>
+      </w:pPr>
+      <w:r>
+        <w:rPr>
+          <w:rFonts w:ascii="Courier New" w:eastAsia="Courier New" w:hAnsi="Courier New" w:cs="Courier New"/>
+          <w:sz w:val="20"/>
+          <w:lang w:val="en-US"/>
+        </w:rPr>
+        <w:t xml:space="preserve">        </w:t>
+      </w:r>
+      <w:proofErr w:type="gramStart"/>
+      <w:r>
+        <w:rPr>
+          <w:rFonts w:ascii="Courier New" w:eastAsia="Courier New" w:hAnsi="Courier New" w:cs="Courier New"/>
+          <w:sz w:val="20"/>
+          <w:lang w:val="en-US"/>
+        </w:rPr>
+        <w:t>std::</w:t>
+      </w:r>
+      <w:proofErr w:type="gramEnd"/>
+      <w:r>
+        <w:rPr>
+          <w:rFonts w:ascii="Courier New" w:eastAsia="Courier New" w:hAnsi="Courier New" w:cs="Courier New"/>
+          <w:sz w:val="20"/>
+          <w:lang w:val="en-US"/>
+        </w:rPr>
+        <w:t>string part;</w:t>
+      </w:r>
+    </w:p>
+    <w:p>
+      <w:pPr>
+        <w:spacing w:after="0" w:line="240" w:lineRule="auto"/>
+        <w:rPr>
+          <w:lang w:val="en-US"/>
+        </w:rPr>
+      </w:pPr>
+      <w:r>
+        <w:rPr>
+          <w:rFonts w:ascii="Courier New" w:eastAsia="Courier New" w:hAnsi="Courier New" w:cs="Courier New"/>
+          <w:sz w:val="20"/>
+          <w:lang w:val="en-US"/>
+        </w:rPr>
+        <w:t xml:space="preserve">        while (</w:t>
+      </w:r>
+      <w:proofErr w:type="gramStart"/>
+      <w:r>
+        <w:rPr>
+          <w:rFonts w:ascii="Courier New" w:eastAsia="Courier New" w:hAnsi="Courier New" w:cs="Courier New"/>
+          <w:sz w:val="20"/>
+          <w:lang w:val="en-US"/>
+        </w:rPr>
+        <w:t>std::</w:t>
+      </w:r>
+      <w:proofErr w:type="spellStart"/>
+      <w:r>
+        <w:rPr>
+          <w:rFonts w:ascii="Courier New" w:eastAsia="Courier New" w:hAnsi="Courier New" w:cs="Courier New"/>
+          <w:sz w:val="20"/>
+          <w:lang w:val="en-US"/>
+        </w:rPr>
+        <w:t>getline</w:t>
+      </w:r>
+      <w:proofErr w:type="spellEnd"/>
+      <w:r>
+        <w:rPr>
+          <w:rFonts w:ascii="Courier New" w:eastAsia="Courier New" w:hAnsi="Courier New" w:cs="Courier New"/>
+          <w:sz w:val="20"/>
+          <w:lang w:val="en-US"/>
+        </w:rPr>
+        <w:t>(</w:t>
+      </w:r>
+      <w:proofErr w:type="gramEnd"/>
+      <w:r>
+        <w:rPr>
+          <w:rFonts w:ascii="Courier New" w:eastAsia="Courier New" w:hAnsi="Courier New" w:cs="Courier New"/>
+          <w:sz w:val="20"/>
+          <w:lang w:val="en-US"/>
+        </w:rPr>
+        <w:t xml:space="preserve">ss, part, ',')) </w:t>
+      </w:r>
+      <w:proofErr w:type="spellStart"/>
+      <w:proofErr w:type="gramStart"/>
+      <w:r>
+        <w:rPr>
+          <w:rFonts w:ascii="Courier New" w:eastAsia="Courier New" w:hAnsi="Courier New" w:cs="Courier New"/>
+          <w:sz w:val="20"/>
+          <w:lang w:val="en-US"/>
+        </w:rPr>
+        <w:t>f.push</w:t>
+      </w:r>
+      <w:proofErr w:type="gramEnd"/>
+      <w:r>
+        <w:rPr>
+          <w:rFonts w:ascii="Courier New" w:eastAsia="Courier New" w:hAnsi="Courier New" w:cs="Courier New"/>
+          <w:sz w:val="20"/>
+          <w:lang w:val="en-US"/>
+        </w:rPr>
+        <w:t>_back</w:t>
+      </w:r>
+      <w:proofErr w:type="spellEnd"/>
+      <w:r>
+        <w:rPr>
+          <w:rFonts w:ascii="Courier New" w:eastAsia="Courier New" w:hAnsi="Courier New" w:cs="Courier New"/>
+          <w:sz w:val="20"/>
+          <w:lang w:val="en-US"/>
+        </w:rPr>
+        <w:t>(part);</w:t>
+      </w:r>
+    </w:p>
+    <w:p>
+      <w:pPr>
+        <w:spacing w:after="0" w:line="240" w:lineRule="auto"/>
+      </w:pPr>
+      <w:r>
+        <w:rPr>
+          <w:rFonts w:ascii="Courier New" w:eastAsia="Courier New" w:hAnsi="Courier New" w:cs="Courier New"/>
+          <w:sz w:val="20"/>
+          <w:lang w:val="en-US"/>
+        </w:rPr>
+        <w:t xml:space="preserve">        </w:t>
+      </w:r>
+      <w:proofErr w:type="spellStart"/>
+      <w:r>
+        <w:rPr>
+          <w:rFonts w:ascii="Courier New" w:eastAsia="Courier New" w:hAnsi="Courier New" w:cs="Courier New"/>
+          <w:sz w:val="20"/>
+        </w:rPr>
+        <w:t>if</w:t>
+      </w:r>
+      <w:proofErr w:type="spellEnd"/>
+      <w:r>
+        <w:rPr>
+          <w:rFonts w:ascii="Courier New" w:eastAsia="Courier New" w:hAnsi="Courier New" w:cs="Courier New"/>
+          <w:sz w:val="20"/>
+        </w:rPr>
+        <w:t xml:space="preserve"> (</w:t>
+      </w:r>
+      <w:proofErr w:type="spellStart"/>
+      <w:proofErr w:type="gramStart"/>
+      <w:r>
+        <w:rPr>
+          <w:rFonts w:ascii="Courier New" w:eastAsia="Courier New" w:hAnsi="Courier New" w:cs="Courier New"/>
+          <w:sz w:val="20"/>
+        </w:rPr>
+        <w:t>f.size</w:t>
+      </w:r>
+      <w:proofErr w:type="spellEnd"/>
+      <w:proofErr w:type="gramEnd"/>
+      <w:r>
+        <w:rPr>
+          <w:rFonts w:ascii="Courier New" w:eastAsia="Courier New" w:hAnsi="Courier New" w:cs="Courier New"/>
+          <w:sz w:val="20"/>
+        </w:rPr>
+        <w:t>(</w:t>
+      </w:r>
+      <w:proofErr w:type="gramStart"/>
+      <w:r>
+        <w:rPr>
+          <w:rFonts w:ascii="Courier New" w:eastAsia="Courier New" w:hAnsi="Courier New" w:cs="Courier New"/>
+          <w:sz w:val="20"/>
+        </w:rPr>
+        <w:t>) !</w:t>
+      </w:r>
+      <w:proofErr w:type="gramEnd"/>
+      <w:r>
+        <w:rPr>
+          <w:rFonts w:ascii="Courier New" w:eastAsia="Courier New" w:hAnsi="Courier New" w:cs="Courier New"/>
+          <w:sz w:val="20"/>
+        </w:rPr>
+        <w:t>= 5) {</w:t>
+      </w:r>
+    </w:p>
+    <w:p>
+      <w:pPr>
+        <w:spacing w:after="0" w:line="240" w:lineRule="auto"/>
+      </w:pPr>
+      <w:r>
+        <w:rPr>
+          <w:rFonts w:ascii="Courier New" w:eastAsia="Courier New" w:hAnsi="Courier New" w:cs="Courier New"/>
+          <w:sz w:val="20"/>
+        </w:rPr>
+        <w:t xml:space="preserve">            </w:t>
+      </w:r>
+      <w:proofErr w:type="spellStart"/>
+      <w:proofErr w:type="gramStart"/>
+      <w:r>
+        <w:rPr>
+          <w:rFonts w:ascii="Courier New" w:eastAsia="Courier New" w:hAnsi="Courier New" w:cs="Courier New"/>
+          <w:sz w:val="20"/>
+        </w:rPr>
+        <w:t>std</w:t>
+      </w:r>
+      <w:proofErr w:type="spellEnd"/>
+      <w:r>
+        <w:rPr>
+          <w:rFonts w:ascii="Courier New" w:eastAsia="Courier New" w:hAnsi="Courier New" w:cs="Courier New"/>
+          <w:sz w:val="20"/>
+        </w:rPr>
+        <w:t>::</w:t>
+      </w:r>
+      <w:proofErr w:type="spellStart"/>
+      <w:proofErr w:type="gramEnd"/>
+      <w:r>
+        <w:rPr>
+          <w:rFonts w:ascii="Courier New" w:eastAsia="Courier New" w:hAnsi="Courier New" w:cs="Courier New"/>
+          <w:sz w:val="20"/>
+        </w:rPr>
+        <w:t>cerr</w:t>
+      </w:r>
+      <w:proofErr w:type="spellEnd"/>
+      <w:r>
+        <w:rPr>
+          <w:rFonts w:ascii="Courier New" w:eastAsia="Courier New" w:hAnsi="Courier New" w:cs="Courier New"/>
+          <w:sz w:val="20"/>
+        </w:rPr>
+        <w:t xml:space="preserve"> </w:t>
+      </w:r>
+      <w:proofErr w:type="gramStart"/>
+      <w:r>
+        <w:rPr>
+          <w:rFonts w:ascii="Courier New" w:eastAsia="Courier New" w:hAnsi="Courier New" w:cs="Courier New"/>
+          <w:sz w:val="20"/>
+        </w:rPr>
+        <w:t>&lt;&lt; "</w:t>
+      </w:r>
+      <w:proofErr w:type="gramEnd"/>
+      <w:r>
+        <w:rPr>
+          <w:rFonts w:ascii="Courier New" w:eastAsia="Courier New" w:hAnsi="Courier New" w:cs="Courier New"/>
+          <w:sz w:val="20"/>
+        </w:rPr>
+        <w:t xml:space="preserve">Пропущена строка: " </w:t>
+      </w:r>
+      <w:proofErr w:type="gramStart"/>
+      <w:r>
+        <w:rPr>
+          <w:rFonts w:ascii="Courier New" w:eastAsia="Courier New" w:hAnsi="Courier New" w:cs="Courier New"/>
+          <w:sz w:val="20"/>
+        </w:rPr>
+        <w:t xml:space="preserve">&lt;&lt; </w:t>
+      </w:r>
+      <w:proofErr w:type="spellStart"/>
+      <w:r>
+        <w:rPr>
+          <w:rFonts w:ascii="Courier New" w:eastAsia="Courier New" w:hAnsi="Courier New" w:cs="Courier New"/>
+          <w:sz w:val="20"/>
+        </w:rPr>
+        <w:t>line</w:t>
+      </w:r>
+      <w:proofErr w:type="spellEnd"/>
+      <w:proofErr w:type="gramEnd"/>
+      <w:r>
+        <w:rPr>
+          <w:rFonts w:ascii="Courier New" w:eastAsia="Courier New" w:hAnsi="Courier New" w:cs="Courier New"/>
+          <w:sz w:val="20"/>
+        </w:rPr>
+        <w:t xml:space="preserve"> </w:t>
+      </w:r>
+      <w:proofErr w:type="gramStart"/>
+      <w:r>
+        <w:rPr>
+          <w:rFonts w:ascii="Courier New" w:eastAsia="Courier New" w:hAnsi="Courier New" w:cs="Courier New"/>
+          <w:sz w:val="20"/>
+        </w:rPr>
+        <w:t>&lt;&lt; "</w:t>
+      </w:r>
+      <w:proofErr w:type="gramEnd"/>
+      <w:r>
+        <w:rPr>
+          <w:rFonts w:ascii="Courier New" w:eastAsia="Courier New" w:hAnsi="Courier New" w:cs="Courier New"/>
+          <w:sz w:val="20"/>
+        </w:rPr>
+        <w:t>\n";</w:t>
+      </w:r>
+    </w:p>
+    <w:p>
+      <w:pPr>
+        <w:spacing w:after="0" w:line="240" w:lineRule="auto"/>
+        <w:rPr>
+          <w:lang w:val="en-US"/>
+        </w:rPr>
+      </w:pPr>
+      <w:r>
+        <w:rPr>
+          <w:rFonts w:ascii="Courier New" w:eastAsia="Courier New" w:hAnsi="Courier New" w:cs="Courier New"/>
+          <w:sz w:val="20"/>
+        </w:rPr>
+        <w:t xml:space="preserve">            </w:t>
+      </w:r>
+      <w:r>
+        <w:rPr>
+          <w:rFonts w:ascii="Courier New" w:eastAsia="Courier New" w:hAnsi="Courier New" w:cs="Courier New"/>
+          <w:sz w:val="20"/>
+          <w:lang w:val="en-US"/>
+        </w:rPr>
+        <w:t>continue;</w:t>
+      </w:r>
+    </w:p>
+    <w:p>
+      <w:pPr>
+        <w:spacing w:after="0" w:line="240" w:lineRule="auto"/>
+        <w:rPr>
+          <w:lang w:val="en-US"/>
+        </w:rPr>
+      </w:pPr>
+      <w:r>
+        <w:rPr>
+          <w:rFonts w:ascii="Courier New" w:eastAsia="Courier New" w:hAnsi="Courier New" w:cs="Courier New"/>
+          <w:sz w:val="20"/>
+          <w:lang w:val="en-US"/>
         </w:rPr>
         <w:t xml:space="preserve">        }</w:t>
       </w:r>
@@ -2963,59 +7943,639 @@
     <w:p>
       <w:pPr>
         <w:spacing w:after="0" w:line="240" w:lineRule="auto"/>
-      </w:pPr>
-      <w:r>
-        <w:rPr>
-          <w:rFonts w:ascii="Courier New" w:eastAsia="Courier New" w:hAnsi="Courier New" w:cs="Courier New"/>
-          <w:sz w:val="20"/>
-        </w:rPr>
-        <w:t xml:space="preserve">        std::cout &lt;&lt; "\n";</w:t>
-      </w:r>
-    </w:p>
-    <w:p>
-      <w:pPr>
-        <w:spacing w:after="0" w:line="240" w:lineRule="auto"/>
-      </w:pPr>
-      <w:r>
-        <w:rPr>
-          <w:rFonts w:ascii="Courier New" w:eastAsia="Courier New" w:hAnsi="Courier New" w:cs="Courier New"/>
-          <w:sz w:val="20"/>
-        </w:rPr>
-        <w:t xml:space="preserve">    }</w:t>
-      </w:r>
-    </w:p>
-    <w:p>
-      <w:pPr>
-        <w:spacing w:after="0" w:line="240" w:lineRule="auto"/>
-      </w:pPr>
-      <w:r>
-        <w:rPr>
-          <w:rFonts w:ascii="Courier New" w:eastAsia="Courier New" w:hAnsi="Courier New" w:cs="Courier New"/>
-          <w:sz w:val="20"/>
-        </w:rPr>
-        <w:t xml:space="preserve">    sqlite3_finalize(stmt);</w:t>
-      </w:r>
-    </w:p>
-    <w:p>
-      <w:pPr>
-        <w:spacing w:after="0" w:line="240" w:lineRule="auto"/>
-      </w:pPr>
-      <w:r>
-        <w:rPr>
-          <w:rFonts w:ascii="Courier New" w:eastAsia="Courier New" w:hAnsi="Courier New" w:cs="Courier New"/>
-          <w:sz w:val="20"/>
-        </w:rPr>
-        <w:t xml:space="preserve">    return true;</w:t>
-      </w:r>
-    </w:p>
-    <w:p>
-      <w:pPr>
-        <w:spacing w:after="0" w:line="240" w:lineRule="auto"/>
-      </w:pPr>
-      <w:r>
-        <w:rPr>
-          <w:rFonts w:ascii="Courier New" w:eastAsia="Courier New" w:hAnsi="Courier New" w:cs="Courier New"/>
-          <w:sz w:val="20"/>
+        <w:rPr>
+          <w:lang w:val="en-US"/>
+        </w:rPr>
+      </w:pPr>
+    </w:p>
+    <w:p>
+      <w:pPr>
+        <w:spacing w:after="0" w:line="240" w:lineRule="auto"/>
+        <w:rPr>
+          <w:lang w:val="en-US"/>
+        </w:rPr>
+      </w:pPr>
+      <w:r>
+        <w:rPr>
+          <w:rFonts w:ascii="Courier New" w:eastAsia="Courier New" w:hAnsi="Courier New" w:cs="Courier New"/>
+          <w:sz w:val="20"/>
+          <w:lang w:val="en-US"/>
+        </w:rPr>
+        <w:t xml:space="preserve">        sqlite3_bind_</w:t>
+      </w:r>
+      <w:proofErr w:type="gramStart"/>
+      <w:r>
+        <w:rPr>
+          <w:rFonts w:ascii="Courier New" w:eastAsia="Courier New" w:hAnsi="Courier New" w:cs="Courier New"/>
+          <w:sz w:val="20"/>
+          <w:lang w:val="en-US"/>
+        </w:rPr>
+        <w:t>text(</w:t>
+      </w:r>
+      <w:proofErr w:type="gramEnd"/>
+      <w:r>
+        <w:rPr>
+          <w:rFonts w:ascii="Courier New" w:eastAsia="Courier New" w:hAnsi="Courier New" w:cs="Courier New"/>
+          <w:sz w:val="20"/>
+          <w:lang w:val="en-US"/>
+        </w:rPr>
+        <w:t>insert, 1, f[0].</w:t>
+      </w:r>
+      <w:proofErr w:type="spellStart"/>
+      <w:r>
+        <w:rPr>
+          <w:rFonts w:ascii="Courier New" w:eastAsia="Courier New" w:hAnsi="Courier New" w:cs="Courier New"/>
+          <w:sz w:val="20"/>
+          <w:lang w:val="en-US"/>
+        </w:rPr>
+        <w:t>c_</w:t>
+      </w:r>
+      <w:proofErr w:type="gramStart"/>
+      <w:r>
+        <w:rPr>
+          <w:rFonts w:ascii="Courier New" w:eastAsia="Courier New" w:hAnsi="Courier New" w:cs="Courier New"/>
+          <w:sz w:val="20"/>
+          <w:lang w:val="en-US"/>
+        </w:rPr>
+        <w:t>str</w:t>
+      </w:r>
+      <w:proofErr w:type="spellEnd"/>
+      <w:r>
+        <w:rPr>
+          <w:rFonts w:ascii="Courier New" w:eastAsia="Courier New" w:hAnsi="Courier New" w:cs="Courier New"/>
+          <w:sz w:val="20"/>
+          <w:lang w:val="en-US"/>
+        </w:rPr>
+        <w:t>(</w:t>
+      </w:r>
+      <w:proofErr w:type="gramEnd"/>
+      <w:r>
+        <w:rPr>
+          <w:rFonts w:ascii="Courier New" w:eastAsia="Courier New" w:hAnsi="Courier New" w:cs="Courier New"/>
+          <w:sz w:val="20"/>
+          <w:lang w:val="en-US"/>
+        </w:rPr>
+        <w:t>), -1, SQLITE_TRANSIENT);</w:t>
+      </w:r>
+    </w:p>
+    <w:p>
+      <w:pPr>
+        <w:spacing w:after="0" w:line="240" w:lineRule="auto"/>
+        <w:rPr>
+          <w:lang w:val="en-US"/>
+        </w:rPr>
+      </w:pPr>
+      <w:r>
+        <w:rPr>
+          <w:rFonts w:ascii="Courier New" w:eastAsia="Courier New" w:hAnsi="Courier New" w:cs="Courier New"/>
+          <w:sz w:val="20"/>
+          <w:lang w:val="en-US"/>
+        </w:rPr>
+        <w:t xml:space="preserve">        sqlite3_bind_</w:t>
+      </w:r>
+      <w:proofErr w:type="gramStart"/>
+      <w:r>
+        <w:rPr>
+          <w:rFonts w:ascii="Courier New" w:eastAsia="Courier New" w:hAnsi="Courier New" w:cs="Courier New"/>
+          <w:sz w:val="20"/>
+          <w:lang w:val="en-US"/>
+        </w:rPr>
+        <w:t>text(</w:t>
+      </w:r>
+      <w:proofErr w:type="gramEnd"/>
+      <w:r>
+        <w:rPr>
+          <w:rFonts w:ascii="Courier New" w:eastAsia="Courier New" w:hAnsi="Courier New" w:cs="Courier New"/>
+          <w:sz w:val="20"/>
+          <w:lang w:val="en-US"/>
+        </w:rPr>
+        <w:t>insert, 2, f[1].</w:t>
+      </w:r>
+      <w:proofErr w:type="spellStart"/>
+      <w:r>
+        <w:rPr>
+          <w:rFonts w:ascii="Courier New" w:eastAsia="Courier New" w:hAnsi="Courier New" w:cs="Courier New"/>
+          <w:sz w:val="20"/>
+          <w:lang w:val="en-US"/>
+        </w:rPr>
+        <w:t>c_</w:t>
+      </w:r>
+      <w:proofErr w:type="gramStart"/>
+      <w:r>
+        <w:rPr>
+          <w:rFonts w:ascii="Courier New" w:eastAsia="Courier New" w:hAnsi="Courier New" w:cs="Courier New"/>
+          <w:sz w:val="20"/>
+          <w:lang w:val="en-US"/>
+        </w:rPr>
+        <w:t>str</w:t>
+      </w:r>
+      <w:proofErr w:type="spellEnd"/>
+      <w:r>
+        <w:rPr>
+          <w:rFonts w:ascii="Courier New" w:eastAsia="Courier New" w:hAnsi="Courier New" w:cs="Courier New"/>
+          <w:sz w:val="20"/>
+          <w:lang w:val="en-US"/>
+        </w:rPr>
+        <w:t>(</w:t>
+      </w:r>
+      <w:proofErr w:type="gramEnd"/>
+      <w:r>
+        <w:rPr>
+          <w:rFonts w:ascii="Courier New" w:eastAsia="Courier New" w:hAnsi="Courier New" w:cs="Courier New"/>
+          <w:sz w:val="20"/>
+          <w:lang w:val="en-US"/>
+        </w:rPr>
+        <w:t>), -1, SQLITE_TRANSIENT);</w:t>
+      </w:r>
+    </w:p>
+    <w:p>
+      <w:pPr>
+        <w:spacing w:after="0" w:line="240" w:lineRule="auto"/>
+        <w:rPr>
+          <w:lang w:val="en-US"/>
+        </w:rPr>
+      </w:pPr>
+      <w:r>
+        <w:rPr>
+          <w:rFonts w:ascii="Courier New" w:eastAsia="Courier New" w:hAnsi="Courier New" w:cs="Courier New"/>
+          <w:sz w:val="20"/>
+          <w:lang w:val="en-US"/>
+        </w:rPr>
+        <w:t xml:space="preserve">        sqlite3_bind_</w:t>
+      </w:r>
+      <w:proofErr w:type="gramStart"/>
+      <w:r>
+        <w:rPr>
+          <w:rFonts w:ascii="Courier New" w:eastAsia="Courier New" w:hAnsi="Courier New" w:cs="Courier New"/>
+          <w:sz w:val="20"/>
+          <w:lang w:val="en-US"/>
+        </w:rPr>
+        <w:t>int(</w:t>
+      </w:r>
+      <w:proofErr w:type="gramEnd"/>
+      <w:r>
+        <w:rPr>
+          <w:rFonts w:ascii="Courier New" w:eastAsia="Courier New" w:hAnsi="Courier New" w:cs="Courier New"/>
+          <w:sz w:val="20"/>
+          <w:lang w:val="en-US"/>
+        </w:rPr>
+        <w:t xml:space="preserve">insert, 3, </w:t>
+      </w:r>
+      <w:proofErr w:type="gramStart"/>
+      <w:r>
+        <w:rPr>
+          <w:rFonts w:ascii="Courier New" w:eastAsia="Courier New" w:hAnsi="Courier New" w:cs="Courier New"/>
+          <w:sz w:val="20"/>
+          <w:lang w:val="en-US"/>
+        </w:rPr>
+        <w:t>std::</w:t>
+      </w:r>
+      <w:proofErr w:type="spellStart"/>
+      <w:proofErr w:type="gramEnd"/>
+      <w:r>
+        <w:rPr>
+          <w:rFonts w:ascii="Courier New" w:eastAsia="Courier New" w:hAnsi="Courier New" w:cs="Courier New"/>
+          <w:sz w:val="20"/>
+          <w:lang w:val="en-US"/>
+        </w:rPr>
+        <w:t>stoi</w:t>
+      </w:r>
+      <w:proofErr w:type="spellEnd"/>
+      <w:r>
+        <w:rPr>
+          <w:rFonts w:ascii="Courier New" w:eastAsia="Courier New" w:hAnsi="Courier New" w:cs="Courier New"/>
+          <w:sz w:val="20"/>
+          <w:lang w:val="en-US"/>
+        </w:rPr>
+        <w:t>(</w:t>
+      </w:r>
+      <w:proofErr w:type="gramStart"/>
+      <w:r>
+        <w:rPr>
+          <w:rFonts w:ascii="Courier New" w:eastAsia="Courier New" w:hAnsi="Courier New" w:cs="Courier New"/>
+          <w:sz w:val="20"/>
+          <w:lang w:val="en-US"/>
+        </w:rPr>
+        <w:t>f[</w:t>
+      </w:r>
+      <w:proofErr w:type="gramEnd"/>
+      <w:r>
+        <w:rPr>
+          <w:rFonts w:ascii="Courier New" w:eastAsia="Courier New" w:hAnsi="Courier New" w:cs="Courier New"/>
+          <w:sz w:val="20"/>
+          <w:lang w:val="en-US"/>
+        </w:rPr>
+        <w:t>2]));</w:t>
+      </w:r>
+    </w:p>
+    <w:p>
+      <w:pPr>
+        <w:spacing w:after="0" w:line="240" w:lineRule="auto"/>
+        <w:rPr>
+          <w:lang w:val="en-US"/>
+        </w:rPr>
+      </w:pPr>
+      <w:r>
+        <w:rPr>
+          <w:rFonts w:ascii="Courier New" w:eastAsia="Courier New" w:hAnsi="Courier New" w:cs="Courier New"/>
+          <w:sz w:val="20"/>
+          <w:lang w:val="en-US"/>
+        </w:rPr>
+        <w:t xml:space="preserve">        sqlite3_bind_</w:t>
+      </w:r>
+      <w:proofErr w:type="gramStart"/>
+      <w:r>
+        <w:rPr>
+          <w:rFonts w:ascii="Courier New" w:eastAsia="Courier New" w:hAnsi="Courier New" w:cs="Courier New"/>
+          <w:sz w:val="20"/>
+          <w:lang w:val="en-US"/>
+        </w:rPr>
+        <w:t>int(</w:t>
+      </w:r>
+      <w:proofErr w:type="gramEnd"/>
+      <w:r>
+        <w:rPr>
+          <w:rFonts w:ascii="Courier New" w:eastAsia="Courier New" w:hAnsi="Courier New" w:cs="Courier New"/>
+          <w:sz w:val="20"/>
+          <w:lang w:val="en-US"/>
+        </w:rPr>
+        <w:t xml:space="preserve">insert, 4, </w:t>
+      </w:r>
+      <w:proofErr w:type="gramStart"/>
+      <w:r>
+        <w:rPr>
+          <w:rFonts w:ascii="Courier New" w:eastAsia="Courier New" w:hAnsi="Courier New" w:cs="Courier New"/>
+          <w:sz w:val="20"/>
+          <w:lang w:val="en-US"/>
+        </w:rPr>
+        <w:t>std::</w:t>
+      </w:r>
+      <w:proofErr w:type="spellStart"/>
+      <w:proofErr w:type="gramEnd"/>
+      <w:r>
+        <w:rPr>
+          <w:rFonts w:ascii="Courier New" w:eastAsia="Courier New" w:hAnsi="Courier New" w:cs="Courier New"/>
+          <w:sz w:val="20"/>
+          <w:lang w:val="en-US"/>
+        </w:rPr>
+        <w:t>stoi</w:t>
+      </w:r>
+      <w:proofErr w:type="spellEnd"/>
+      <w:r>
+        <w:rPr>
+          <w:rFonts w:ascii="Courier New" w:eastAsia="Courier New" w:hAnsi="Courier New" w:cs="Courier New"/>
+          <w:sz w:val="20"/>
+          <w:lang w:val="en-US"/>
+        </w:rPr>
+        <w:t>(</w:t>
+      </w:r>
+      <w:proofErr w:type="gramStart"/>
+      <w:r>
+        <w:rPr>
+          <w:rFonts w:ascii="Courier New" w:eastAsia="Courier New" w:hAnsi="Courier New" w:cs="Courier New"/>
+          <w:sz w:val="20"/>
+          <w:lang w:val="en-US"/>
+        </w:rPr>
+        <w:t>f[</w:t>
+      </w:r>
+      <w:proofErr w:type="gramEnd"/>
+      <w:r>
+        <w:rPr>
+          <w:rFonts w:ascii="Courier New" w:eastAsia="Courier New" w:hAnsi="Courier New" w:cs="Courier New"/>
+          <w:sz w:val="20"/>
+          <w:lang w:val="en-US"/>
+        </w:rPr>
+        <w:t>3]));</w:t>
+      </w:r>
+    </w:p>
+    <w:p>
+      <w:pPr>
+        <w:spacing w:after="0" w:line="240" w:lineRule="auto"/>
+        <w:rPr>
+          <w:lang w:val="en-US"/>
+        </w:rPr>
+      </w:pPr>
+      <w:r>
+        <w:rPr>
+          <w:rFonts w:ascii="Courier New" w:eastAsia="Courier New" w:hAnsi="Courier New" w:cs="Courier New"/>
+          <w:sz w:val="20"/>
+          <w:lang w:val="en-US"/>
+        </w:rPr>
+        <w:t xml:space="preserve">        sqlite3_bind_</w:t>
+      </w:r>
+      <w:proofErr w:type="gramStart"/>
+      <w:r>
+        <w:rPr>
+          <w:rFonts w:ascii="Courier New" w:eastAsia="Courier New" w:hAnsi="Courier New" w:cs="Courier New"/>
+          <w:sz w:val="20"/>
+          <w:lang w:val="en-US"/>
+        </w:rPr>
+        <w:t>text(</w:t>
+      </w:r>
+      <w:proofErr w:type="gramEnd"/>
+      <w:r>
+        <w:rPr>
+          <w:rFonts w:ascii="Courier New" w:eastAsia="Courier New" w:hAnsi="Courier New" w:cs="Courier New"/>
+          <w:sz w:val="20"/>
+          <w:lang w:val="en-US"/>
+        </w:rPr>
+        <w:t>insert, 5, f[4].</w:t>
+      </w:r>
+      <w:proofErr w:type="spellStart"/>
+      <w:r>
+        <w:rPr>
+          <w:rFonts w:ascii="Courier New" w:eastAsia="Courier New" w:hAnsi="Courier New" w:cs="Courier New"/>
+          <w:sz w:val="20"/>
+          <w:lang w:val="en-US"/>
+        </w:rPr>
+        <w:t>c_</w:t>
+      </w:r>
+      <w:proofErr w:type="gramStart"/>
+      <w:r>
+        <w:rPr>
+          <w:rFonts w:ascii="Courier New" w:eastAsia="Courier New" w:hAnsi="Courier New" w:cs="Courier New"/>
+          <w:sz w:val="20"/>
+          <w:lang w:val="en-US"/>
+        </w:rPr>
+        <w:t>str</w:t>
+      </w:r>
+      <w:proofErr w:type="spellEnd"/>
+      <w:r>
+        <w:rPr>
+          <w:rFonts w:ascii="Courier New" w:eastAsia="Courier New" w:hAnsi="Courier New" w:cs="Courier New"/>
+          <w:sz w:val="20"/>
+          <w:lang w:val="en-US"/>
+        </w:rPr>
+        <w:t>(</w:t>
+      </w:r>
+      <w:proofErr w:type="gramEnd"/>
+      <w:r>
+        <w:rPr>
+          <w:rFonts w:ascii="Courier New" w:eastAsia="Courier New" w:hAnsi="Courier New" w:cs="Courier New"/>
+          <w:sz w:val="20"/>
+          <w:lang w:val="en-US"/>
+        </w:rPr>
+        <w:t>), -1, SQLITE_TRANSIENT);</w:t>
+      </w:r>
+    </w:p>
+    <w:p>
+      <w:pPr>
+        <w:spacing w:after="0" w:line="240" w:lineRule="auto"/>
+        <w:rPr>
+          <w:lang w:val="en-US"/>
+        </w:rPr>
+      </w:pPr>
+    </w:p>
+    <w:p>
+      <w:pPr>
+        <w:spacing w:after="0" w:line="240" w:lineRule="auto"/>
+        <w:rPr>
+          <w:lang w:val="en-US"/>
+        </w:rPr>
+      </w:pPr>
+      <w:r>
+        <w:rPr>
+          <w:rFonts w:ascii="Courier New" w:eastAsia="Courier New" w:hAnsi="Courier New" w:cs="Courier New"/>
+          <w:sz w:val="20"/>
+          <w:lang w:val="en-US"/>
+        </w:rPr>
+        <w:t xml:space="preserve">        if (sqlite3_step(insert</w:t>
+      </w:r>
+      <w:proofErr w:type="gramStart"/>
+      <w:r>
+        <w:rPr>
+          <w:rFonts w:ascii="Courier New" w:eastAsia="Courier New" w:hAnsi="Courier New" w:cs="Courier New"/>
+          <w:sz w:val="20"/>
+          <w:lang w:val="en-US"/>
+        </w:rPr>
+        <w:t>) !</w:t>
+      </w:r>
+      <w:proofErr w:type="gramEnd"/>
+      <w:r>
+        <w:rPr>
+          <w:rFonts w:ascii="Courier New" w:eastAsia="Courier New" w:hAnsi="Courier New" w:cs="Courier New"/>
+          <w:sz w:val="20"/>
+          <w:lang w:val="en-US"/>
+        </w:rPr>
+        <w:t>= SQLITE_DONE)</w:t>
+      </w:r>
+    </w:p>
+    <w:p>
+      <w:pPr>
+        <w:spacing w:after="0" w:line="240" w:lineRule="auto"/>
+      </w:pPr>
+      <w:r>
+        <w:rPr>
+          <w:rFonts w:ascii="Courier New" w:eastAsia="Courier New" w:hAnsi="Courier New" w:cs="Courier New"/>
+          <w:sz w:val="20"/>
+          <w:lang w:val="en-US"/>
+        </w:rPr>
+        <w:t xml:space="preserve">            </w:t>
+      </w:r>
+      <w:proofErr w:type="spellStart"/>
+      <w:proofErr w:type="gramStart"/>
+      <w:r>
+        <w:rPr>
+          <w:rFonts w:ascii="Courier New" w:eastAsia="Courier New" w:hAnsi="Courier New" w:cs="Courier New"/>
+          <w:sz w:val="20"/>
+        </w:rPr>
+        <w:t>std</w:t>
+      </w:r>
+      <w:proofErr w:type="spellEnd"/>
+      <w:r>
+        <w:rPr>
+          <w:rFonts w:ascii="Courier New" w:eastAsia="Courier New" w:hAnsi="Courier New" w:cs="Courier New"/>
+          <w:sz w:val="20"/>
+        </w:rPr>
+        <w:t>::</w:t>
+      </w:r>
+      <w:proofErr w:type="spellStart"/>
+      <w:proofErr w:type="gramEnd"/>
+      <w:r>
+        <w:rPr>
+          <w:rFonts w:ascii="Courier New" w:eastAsia="Courier New" w:hAnsi="Courier New" w:cs="Courier New"/>
+          <w:sz w:val="20"/>
+        </w:rPr>
+        <w:t>cerr</w:t>
+      </w:r>
+      <w:proofErr w:type="spellEnd"/>
+      <w:r>
+        <w:rPr>
+          <w:rFonts w:ascii="Courier New" w:eastAsia="Courier New" w:hAnsi="Courier New" w:cs="Courier New"/>
+          <w:sz w:val="20"/>
+        </w:rPr>
+        <w:t xml:space="preserve"> </w:t>
+      </w:r>
+      <w:proofErr w:type="gramStart"/>
+      <w:r>
+        <w:rPr>
+          <w:rFonts w:ascii="Courier New" w:eastAsia="Courier New" w:hAnsi="Courier New" w:cs="Courier New"/>
+          <w:sz w:val="20"/>
+        </w:rPr>
+        <w:t>&lt;&lt; "</w:t>
+      </w:r>
+      <w:proofErr w:type="gramEnd"/>
+      <w:r>
+        <w:rPr>
+          <w:rFonts w:ascii="Courier New" w:eastAsia="Courier New" w:hAnsi="Courier New" w:cs="Courier New"/>
+          <w:sz w:val="20"/>
+        </w:rPr>
+        <w:t xml:space="preserve">Ошибка вставки: " </w:t>
+      </w:r>
+      <w:proofErr w:type="gramStart"/>
+      <w:r>
+        <w:rPr>
+          <w:rFonts w:ascii="Courier New" w:eastAsia="Courier New" w:hAnsi="Courier New" w:cs="Courier New"/>
+          <w:sz w:val="20"/>
+        </w:rPr>
+        <w:t>&lt;&lt; sqlite</w:t>
+      </w:r>
+      <w:proofErr w:type="gramEnd"/>
+      <w:r>
+        <w:rPr>
+          <w:rFonts w:ascii="Courier New" w:eastAsia="Courier New" w:hAnsi="Courier New" w:cs="Courier New"/>
+          <w:sz w:val="20"/>
+        </w:rPr>
+        <w:t>3_errmsg(</w:t>
+      </w:r>
+      <w:proofErr w:type="spellStart"/>
+      <w:r>
+        <w:rPr>
+          <w:rFonts w:ascii="Courier New" w:eastAsia="Courier New" w:hAnsi="Courier New" w:cs="Courier New"/>
+          <w:sz w:val="20"/>
+        </w:rPr>
+        <w:t>db</w:t>
+      </w:r>
+      <w:proofErr w:type="spellEnd"/>
+      <w:r>
+        <w:rPr>
+          <w:rFonts w:ascii="Courier New" w:eastAsia="Courier New" w:hAnsi="Courier New" w:cs="Courier New"/>
+          <w:sz w:val="20"/>
+        </w:rPr>
+        <w:t xml:space="preserve">) </w:t>
+      </w:r>
+      <w:proofErr w:type="gramStart"/>
+      <w:r>
+        <w:rPr>
+          <w:rFonts w:ascii="Courier New" w:eastAsia="Courier New" w:hAnsi="Courier New" w:cs="Courier New"/>
+          <w:sz w:val="20"/>
+        </w:rPr>
+        <w:t>&lt;&lt; "</w:t>
+      </w:r>
+      <w:proofErr w:type="gramEnd"/>
+      <w:r>
+        <w:rPr>
+          <w:rFonts w:ascii="Courier New" w:eastAsia="Courier New" w:hAnsi="Courier New" w:cs="Courier New"/>
+          <w:sz w:val="20"/>
+        </w:rPr>
+        <w:t>\n";</w:t>
+      </w:r>
+    </w:p>
+    <w:p>
+      <w:pPr>
+        <w:spacing w:after="0" w:line="240" w:lineRule="auto"/>
+      </w:pPr>
+      <w:r>
+        <w:rPr>
+          <w:rFonts w:ascii="Courier New" w:eastAsia="Courier New" w:hAnsi="Courier New" w:cs="Courier New"/>
+          <w:sz w:val="20"/>
+        </w:rPr>
+        <w:t xml:space="preserve">        </w:t>
+      </w:r>
+      <w:proofErr w:type="spellStart"/>
+      <w:r>
+        <w:rPr>
+          <w:rFonts w:ascii="Courier New" w:eastAsia="Courier New" w:hAnsi="Courier New" w:cs="Courier New"/>
+          <w:sz w:val="20"/>
+        </w:rPr>
+        <w:t>else</w:t>
+      </w:r>
+      <w:proofErr w:type="spellEnd"/>
+    </w:p>
+    <w:p>
+      <w:pPr>
+        <w:spacing w:after="0" w:line="240" w:lineRule="auto"/>
+      </w:pPr>
+      <w:r>
+        <w:rPr>
+          <w:rFonts w:ascii="Courier New" w:eastAsia="Courier New" w:hAnsi="Courier New" w:cs="Courier New"/>
+          <w:sz w:val="20"/>
+        </w:rPr>
+        <w:t xml:space="preserve">            </w:t>
+      </w:r>
+      <w:proofErr w:type="spellStart"/>
+      <w:r>
+        <w:rPr>
+          <w:rFonts w:ascii="Courier New" w:eastAsia="Courier New" w:hAnsi="Courier New" w:cs="Courier New"/>
+          <w:sz w:val="20"/>
+        </w:rPr>
+        <w:t>loaded</w:t>
+      </w:r>
+      <w:proofErr w:type="spellEnd"/>
+      <w:r>
+        <w:rPr>
+          <w:rFonts w:ascii="Courier New" w:eastAsia="Courier New" w:hAnsi="Courier New" w:cs="Courier New"/>
+          <w:sz w:val="20"/>
+        </w:rPr>
+        <w:t>++;</w:t>
+      </w:r>
+    </w:p>
+    <w:p>
+      <w:pPr>
+        <w:spacing w:after="0" w:line="240" w:lineRule="auto"/>
+      </w:pPr>
+      <w:r>
+        <w:rPr>
+          <w:rFonts w:ascii="Courier New" w:eastAsia="Courier New" w:hAnsi="Courier New" w:cs="Courier New"/>
+          <w:sz w:val="20"/>
+        </w:rPr>
+        <w:t xml:space="preserve">        sqlite3_reset(</w:t>
+      </w:r>
+      <w:proofErr w:type="spellStart"/>
+      <w:r>
+        <w:rPr>
+          <w:rFonts w:ascii="Courier New" w:eastAsia="Courier New" w:hAnsi="Courier New" w:cs="Courier New"/>
+          <w:sz w:val="20"/>
+        </w:rPr>
+        <w:t>insert</w:t>
+      </w:r>
+      <w:proofErr w:type="spellEnd"/>
+      <w:proofErr w:type="gramStart"/>
+      <w:r>
+        <w:rPr>
+          <w:rFonts w:ascii="Courier New" w:eastAsia="Courier New" w:hAnsi="Courier New" w:cs="Courier New"/>
+          <w:sz w:val="20"/>
+        </w:rPr>
+        <w:t>);  /</w:t>
+      </w:r>
+      <w:proofErr w:type="gramEnd"/>
+      <w:r>
+        <w:rPr>
+          <w:rFonts w:ascii="Courier New" w:eastAsia="Courier New" w:hAnsi="Courier New" w:cs="Courier New"/>
+          <w:sz w:val="20"/>
+        </w:rPr>
+        <w:t>/ подготовить тот же запрос к следующей строке</w:t>
+      </w:r>
+    </w:p>
+    <w:p>
+      <w:pPr>
+        <w:spacing w:after="0" w:line="240" w:lineRule="auto"/>
+        <w:rPr>
+          <w:lang w:val="en-US"/>
+        </w:rPr>
+      </w:pPr>
+      <w:r>
+        <w:rPr>
+          <w:rFonts w:ascii="Courier New" w:eastAsia="Courier New" w:hAnsi="Courier New" w:cs="Courier New"/>
+          <w:sz w:val="20"/>
+        </w:rPr>
+        <w:t xml:space="preserve">    </w:t>
+      </w:r>
+      <w:r>
+        <w:rPr>
+          <w:rFonts w:ascii="Courier New" w:eastAsia="Courier New" w:hAnsi="Courier New" w:cs="Courier New"/>
+          <w:sz w:val="20"/>
+          <w:lang w:val="en-US"/>
         </w:rPr>
         <w:t>}</w:t>
       </w:r>
@@ -3023,800 +8583,69 @@
     <w:p>
       <w:pPr>
         <w:spacing w:after="0" w:line="240" w:lineRule="auto"/>
-      </w:pPr>
-    </w:p>
-    <w:p>
-      <w:pPr>
-        <w:spacing w:after="0" w:line="240" w:lineRule="auto"/>
-      </w:pPr>
-      <w:r>
-        <w:rPr>
-          <w:rFonts w:ascii="Courier New" w:eastAsia="Courier New" w:hAnsi="Courier New" w:cs="Courier New"/>
-          <w:sz w:val="20"/>
-        </w:rPr>
-        <w:t>int main()</w:t>
-      </w:r>
-    </w:p>
-    <w:p>
-      <w:pPr>
-        <w:spacing w:after="0" w:line="240" w:lineRule="auto"/>
-      </w:pPr>
-      <w:r>
-        <w:rPr>
-          <w:rFonts w:ascii="Courier New" w:eastAsia="Courier New" w:hAnsi="Courier New" w:cs="Courier New"/>
-          <w:sz w:val="20"/>
-        </w:rPr>
-        <w:t>{</w:t>
-      </w:r>
-    </w:p>
-    <w:p>
-      <w:pPr>
-        <w:spacing w:after="0" w:line="240" w:lineRule="auto"/>
-      </w:pPr>
-      <w:r>
-        <w:rPr>
-          <w:rFonts w:ascii="Courier New" w:eastAsia="Courier New" w:hAnsi="Courier New" w:cs="Courier New"/>
-          <w:sz w:val="20"/>
-        </w:rPr>
-        <w:t xml:space="preserve">    SetConsoleOutputCP(CP_UTF8);</w:t>
-      </w:r>
-    </w:p>
-    <w:p>
-      <w:pPr>
-        <w:spacing w:after="0" w:line="240" w:lineRule="auto"/>
-      </w:pPr>
-    </w:p>
-    <w:p>
-      <w:pPr>
-        <w:spacing w:after="0" w:line="240" w:lineRule="auto"/>
-      </w:pPr>
-      <w:r>
-        <w:rPr>
-          <w:rFonts w:ascii="Courier New" w:eastAsia="Courier New" w:hAnsi="Courier New" w:cs="Courier New"/>
-          <w:sz w:val="20"/>
-        </w:rPr>
-        <w:t xml:space="preserve">    // 1. Подключение к базе (файл создаётся, если его нет)</w:t>
-      </w:r>
-    </w:p>
-    <w:p>
-      <w:pPr>
-        <w:spacing w:after="0" w:line="240" w:lineRule="auto"/>
-      </w:pPr>
-      <w:r>
-        <w:rPr>
-          <w:rFonts w:ascii="Courier New" w:eastAsia="Courier New" w:hAnsi="Courier New" w:cs="Courier New"/>
-          <w:sz w:val="20"/>
-        </w:rPr>
-        <w:t xml:space="preserve">    sqlite3* db = nullptr;</w:t>
-      </w:r>
-    </w:p>
-    <w:p>
-      <w:pPr>
-        <w:spacing w:after="0" w:line="240" w:lineRule="auto"/>
-      </w:pPr>
-      <w:r>
-        <w:rPr>
-          <w:rFonts w:ascii="Courier New" w:eastAsia="Courier New" w:hAnsi="Courier New" w:cs="Courier New"/>
-          <w:sz w:val="20"/>
-        </w:rPr>
-        <w:t xml:space="preserve">    if (sqlite3_open("lab2.db", &amp;db) != SQLITE_OK) {</w:t>
-      </w:r>
-    </w:p>
-    <w:p>
-      <w:pPr>
-        <w:spacing w:after="0" w:line="240" w:lineRule="auto"/>
-      </w:pPr>
-      <w:r>
-        <w:rPr>
-          <w:rFonts w:ascii="Courier New" w:eastAsia="Courier New" w:hAnsi="Courier New" w:cs="Courier New"/>
-          <w:sz w:val="20"/>
-        </w:rPr>
-        <w:t xml:space="preserve">        std::cerr &lt;&lt; "Не удалось открыть БД: " &lt;&lt; sqlite3_errmsg(db) &lt;&lt; "\n";</w:t>
-      </w:r>
-    </w:p>
-    <w:p>
-      <w:pPr>
-        <w:spacing w:after="0" w:line="240" w:lineRule="auto"/>
-      </w:pPr>
-      <w:r>
-        <w:rPr>
-          <w:rFonts w:ascii="Courier New" w:eastAsia="Courier New" w:hAnsi="Courier New" w:cs="Courier New"/>
-          <w:sz w:val="20"/>
-        </w:rPr>
-        <w:t xml:space="preserve">        return 1;</w:t>
-      </w:r>
-    </w:p>
-    <w:p>
-      <w:pPr>
-        <w:spacing w:after="0" w:line="240" w:lineRule="auto"/>
-      </w:pPr>
-      <w:r>
-        <w:rPr>
-          <w:rFonts w:ascii="Courier New" w:eastAsia="Courier New" w:hAnsi="Courier New" w:cs="Courier New"/>
-          <w:sz w:val="20"/>
-        </w:rPr>
-        <w:t xml:space="preserve">    }</w:t>
-      </w:r>
-    </w:p>
-    <w:p>
-      <w:pPr>
-        <w:spacing w:after="0" w:line="240" w:lineRule="auto"/>
-      </w:pPr>
-      <w:r>
-        <w:rPr>
-          <w:rFonts w:ascii="Courier New" w:eastAsia="Courier New" w:hAnsi="Courier New" w:cs="Courier New"/>
-          <w:sz w:val="20"/>
-        </w:rPr>
-        <w:t xml:space="preserve">    std::cout &lt;&lt; "Подключение к lab2.db выполнено (SQLite " &lt;&lt; sqlite3_libversion() &lt;&lt; ")\n";</w:t>
-      </w:r>
-    </w:p>
-    <w:p>
-      <w:pPr>
-        <w:spacing w:after="0" w:line="240" w:lineRule="auto"/>
-      </w:pPr>
-    </w:p>
-    <w:p>
-      <w:pPr>
-        <w:spacing w:after="0" w:line="240" w:lineRule="auto"/>
-      </w:pPr>
-      <w:r>
-        <w:rPr>
-          <w:rFonts w:ascii="Courier New" w:eastAsia="Courier New" w:hAnsi="Courier New" w:cs="Courier New"/>
-          <w:sz w:val="20"/>
-        </w:rPr>
-        <w:t xml:space="preserve">    // 2. Создание таблицы</w:t>
-      </w:r>
-    </w:p>
-    <w:p>
-      <w:pPr>
-        <w:spacing w:after="0" w:line="240" w:lineRule="auto"/>
-      </w:pPr>
-      <w:r>
-        <w:rPr>
-          <w:rFonts w:ascii="Courier New" w:eastAsia="Courier New" w:hAnsi="Courier New" w:cs="Courier New"/>
-          <w:sz w:val="20"/>
-        </w:rPr>
-        <w:t xml:space="preserve">    if (!execSql(db, "DROP TABLE IF EXISTS books") ||</w:t>
-      </w:r>
-    </w:p>
-    <w:p>
-      <w:pPr>
-        <w:spacing w:after="0" w:line="240" w:lineRule="auto"/>
-      </w:pPr>
-      <w:r>
-        <w:rPr>
-          <w:rFonts w:ascii="Courier New" w:eastAsia="Courier New" w:hAnsi="Courier New" w:cs="Courier New"/>
-          <w:sz w:val="20"/>
-        </w:rPr>
-        <w:t xml:space="preserve">        !execSql(db, "CREATE TABLE books ("</w:t>
-      </w:r>
-    </w:p>
-    <w:p>
-      <w:pPr>
-        <w:spacing w:after="0" w:line="240" w:lineRule="auto"/>
-      </w:pPr>
-      <w:r>
-        <w:rPr>
-          <w:rFonts w:ascii="Courier New" w:eastAsia="Courier New" w:hAnsi="Courier New" w:cs="Courier New"/>
-          <w:sz w:val="20"/>
-        </w:rPr>
-        <w:t xml:space="preserve">                     " title TEXT NOT NULL,"</w:t>
-      </w:r>
-    </w:p>
-    <w:p>
-      <w:pPr>
-        <w:spacing w:after="0" w:line="240" w:lineRule="auto"/>
-      </w:pPr>
-      <w:r>
-        <w:rPr>
-          <w:rFonts w:ascii="Courier New" w:eastAsia="Courier New" w:hAnsi="Courier New" w:cs="Courier New"/>
-          <w:sz w:val="20"/>
-        </w:rPr>
-        <w:t xml:space="preserve">                     " genre TEXT NOT NULL,"</w:t>
-      </w:r>
-    </w:p>
-    <w:p>
-      <w:pPr>
-        <w:spacing w:after="0" w:line="240" w:lineRule="auto"/>
-      </w:pPr>
-      <w:r>
-        <w:rPr>
-          <w:rFonts w:ascii="Courier New" w:eastAsia="Courier New" w:hAnsi="Courier New" w:cs="Courier New"/>
-          <w:sz w:val="20"/>
-        </w:rPr>
-        <w:t xml:space="preserve">                     " price INTEGER NOT NULL,"</w:t>
-      </w:r>
-    </w:p>
-    <w:p>
-      <w:pPr>
-        <w:spacing w:after="0" w:line="240" w:lineRule="auto"/>
-      </w:pPr>
-      <w:r>
-        <w:rPr>
-          <w:rFonts w:ascii="Courier New" w:eastAsia="Courier New" w:hAnsi="Courier New" w:cs="Courier New"/>
-          <w:sz w:val="20"/>
-        </w:rPr>
-        <w:t xml:space="preserve">                     " year INTEGER NOT NULL,"</w:t>
-      </w:r>
-    </w:p>
-    <w:p>
-      <w:pPr>
-        <w:spacing w:after="0" w:line="240" w:lineRule="auto"/>
-      </w:pPr>
-      <w:r>
-        <w:rPr>
-          <w:rFonts w:ascii="Courier New" w:eastAsia="Courier New" w:hAnsi="Courier New" w:cs="Courier New"/>
-          <w:sz w:val="20"/>
-        </w:rPr>
-        <w:t xml:space="preserve">                     " author TEXT NOT NULL)")) {</w:t>
-      </w:r>
-    </w:p>
-    <w:p>
-      <w:pPr>
-        <w:spacing w:after="0" w:line="240" w:lineRule="auto"/>
-      </w:pPr>
-      <w:r>
-        <w:rPr>
-          <w:rFonts w:ascii="Courier New" w:eastAsia="Courier New" w:hAnsi="Courier New" w:cs="Courier New"/>
-          <w:sz w:val="20"/>
-        </w:rPr>
-        <w:t xml:space="preserve">        sqlite3_close(db);</w:t>
-      </w:r>
-    </w:p>
-    <w:p>
-      <w:pPr>
-        <w:spacing w:after="0" w:line="240" w:lineRule="auto"/>
-      </w:pPr>
-      <w:r>
-        <w:rPr>
-          <w:rFonts w:ascii="Courier New" w:eastAsia="Courier New" w:hAnsi="Courier New" w:cs="Courier New"/>
-          <w:sz w:val="20"/>
-        </w:rPr>
-        <w:t xml:space="preserve">        return 1;</w:t>
-      </w:r>
-    </w:p>
-    <w:p>
-      <w:pPr>
-        <w:spacing w:after="0" w:line="240" w:lineRule="auto"/>
-      </w:pPr>
-      <w:r>
-        <w:rPr>
-          <w:rFonts w:ascii="Courier New" w:eastAsia="Courier New" w:hAnsi="Courier New" w:cs="Courier New"/>
-          <w:sz w:val="20"/>
-        </w:rPr>
-        <w:t xml:space="preserve">    }</w:t>
-      </w:r>
-    </w:p>
-    <w:p>
-      <w:pPr>
-        <w:spacing w:after="0" w:line="240" w:lineRule="auto"/>
-      </w:pPr>
-    </w:p>
-    <w:p>
-      <w:pPr>
-        <w:spacing w:after="0" w:line="240" w:lineRule="auto"/>
-      </w:pPr>
-      <w:r>
-        <w:rPr>
-          <w:rFonts w:ascii="Courier New" w:eastAsia="Courier New" w:hAnsi="Courier New" w:cs="Courier New"/>
-          <w:sz w:val="20"/>
-        </w:rPr>
-        <w:t xml:space="preserve">    // 3. Загрузка данных из текстового файла</w:t>
-      </w:r>
-    </w:p>
-    <w:p>
-      <w:pPr>
-        <w:spacing w:after="0" w:line="240" w:lineRule="auto"/>
-      </w:pPr>
-      <w:r>
-        <w:rPr>
-          <w:rFonts w:ascii="Courier New" w:eastAsia="Courier New" w:hAnsi="Courier New" w:cs="Courier New"/>
-          <w:sz w:val="20"/>
-        </w:rPr>
-        <w:t xml:space="preserve">    std::ifstream file("data/books.txt");</w:t>
-      </w:r>
-    </w:p>
-    <w:p>
-      <w:pPr>
-        <w:spacing w:after="0" w:line="240" w:lineRule="auto"/>
-      </w:pPr>
-      <w:r>
-        <w:rPr>
-          <w:rFonts w:ascii="Courier New" w:eastAsia="Courier New" w:hAnsi="Courier New" w:cs="Courier New"/>
-          <w:sz w:val="20"/>
-        </w:rPr>
-        <w:t xml:space="preserve">    if (!file) {</w:t>
-      </w:r>
-    </w:p>
-    <w:p>
-      <w:pPr>
-        <w:spacing w:after="0" w:line="240" w:lineRule="auto"/>
-      </w:pPr>
-      <w:r>
-        <w:rPr>
-          <w:rFonts w:ascii="Courier New" w:eastAsia="Courier New" w:hAnsi="Courier New" w:cs="Courier New"/>
-          <w:sz w:val="20"/>
-        </w:rPr>
-        <w:t xml:space="preserve">        std::cerr &lt;&lt; "Не найден файл data/books.txt (запускайте из папки решения)\n";</w:t>
-      </w:r>
-    </w:p>
-    <w:p>
-      <w:pPr>
-        <w:spacing w:after="0" w:line="240" w:lineRule="auto"/>
-      </w:pPr>
-      <w:r>
-        <w:rPr>
-          <w:rFonts w:ascii="Courier New" w:eastAsia="Courier New" w:hAnsi="Courier New" w:cs="Courier New"/>
-          <w:sz w:val="20"/>
-        </w:rPr>
-        <w:t xml:space="preserve">        sqlite3_close(db);</w:t>
-      </w:r>
-    </w:p>
-    <w:p>
-      <w:pPr>
-        <w:spacing w:after="0" w:line="240" w:lineRule="auto"/>
-      </w:pPr>
-      <w:r>
-        <w:rPr>
-          <w:rFonts w:ascii="Courier New" w:eastAsia="Courier New" w:hAnsi="Courier New" w:cs="Courier New"/>
-          <w:sz w:val="20"/>
-        </w:rPr>
-        <w:t xml:space="preserve">        return 1;</w:t>
-      </w:r>
-    </w:p>
-    <w:p>
-      <w:pPr>
-        <w:spacing w:after="0" w:line="240" w:lineRule="auto"/>
-      </w:pPr>
-      <w:r>
-        <w:rPr>
-          <w:rFonts w:ascii="Courier New" w:eastAsia="Courier New" w:hAnsi="Courier New" w:cs="Courier New"/>
-          <w:sz w:val="20"/>
-        </w:rPr>
-        <w:t xml:space="preserve">    }</w:t>
-      </w:r>
-    </w:p>
-    <w:p>
-      <w:pPr>
-        <w:spacing w:after="0" w:line="240" w:lineRule="auto"/>
-      </w:pPr>
-    </w:p>
-    <w:p>
-      <w:pPr>
-        <w:spacing w:after="0" w:line="240" w:lineRule="auto"/>
-      </w:pPr>
-      <w:r>
-        <w:rPr>
-          <w:rFonts w:ascii="Courier New" w:eastAsia="Courier New" w:hAnsi="Courier New" w:cs="Courier New"/>
-          <w:sz w:val="20"/>
-        </w:rPr>
-        <w:t xml:space="preserve">    // Подготовленный запрос: ? заменяются значениями через sqlite3_bind_*</w:t>
-      </w:r>
-    </w:p>
-    <w:p>
-      <w:pPr>
-        <w:spacing w:after="0" w:line="240" w:lineRule="auto"/>
-      </w:pPr>
-      <w:r>
-        <w:rPr>
-          <w:rFonts w:ascii="Courier New" w:eastAsia="Courier New" w:hAnsi="Courier New" w:cs="Courier New"/>
-          <w:sz w:val="20"/>
-        </w:rPr>
-        <w:t xml:space="preserve">    sqlite3_stmt* insert = nullptr;</w:t>
-      </w:r>
-    </w:p>
-    <w:p>
-      <w:pPr>
-        <w:spacing w:after="0" w:line="240" w:lineRule="auto"/>
-      </w:pPr>
-      <w:r>
-        <w:rPr>
-          <w:rFonts w:ascii="Courier New" w:eastAsia="Courier New" w:hAnsi="Courier New" w:cs="Courier New"/>
-          <w:sz w:val="20"/>
-        </w:rPr>
-        <w:t xml:space="preserve">    if (sqlite3_prepare_v2(db, "INSERT INTO books VALUES (?, ?, ?, ?, ?)", -1, &amp;insert, nullptr) != SQLITE_OK) {</w:t>
-      </w:r>
-    </w:p>
-    <w:p>
-      <w:pPr>
-        <w:spacing w:after="0" w:line="240" w:lineRule="auto"/>
-      </w:pPr>
-      <w:r>
-        <w:rPr>
-          <w:rFonts w:ascii="Courier New" w:eastAsia="Courier New" w:hAnsi="Courier New" w:cs="Courier New"/>
-          <w:sz w:val="20"/>
-        </w:rPr>
-        <w:t xml:space="preserve">        std::cerr &lt;&lt; "Ошибка подготовки INSERT: " &lt;&lt; sqlite3_errmsg(db) &lt;&lt; "\n";</w:t>
-      </w:r>
-    </w:p>
-    <w:p>
-      <w:pPr>
-        <w:spacing w:after="0" w:line="240" w:lineRule="auto"/>
-      </w:pPr>
-      <w:r>
-        <w:rPr>
-          <w:rFonts w:ascii="Courier New" w:eastAsia="Courier New" w:hAnsi="Courier New" w:cs="Courier New"/>
-          <w:sz w:val="20"/>
-        </w:rPr>
-        <w:t xml:space="preserve">        sqlite3_close(db);</w:t>
-      </w:r>
-    </w:p>
-    <w:p>
-      <w:pPr>
-        <w:spacing w:after="0" w:line="240" w:lineRule="auto"/>
-      </w:pPr>
-      <w:r>
-        <w:rPr>
-          <w:rFonts w:ascii="Courier New" w:eastAsia="Courier New" w:hAnsi="Courier New" w:cs="Courier New"/>
-          <w:sz w:val="20"/>
-        </w:rPr>
-        <w:t xml:space="preserve">        return 1;</w:t>
-      </w:r>
-    </w:p>
-    <w:p>
-      <w:pPr>
-        <w:spacing w:after="0" w:line="240" w:lineRule="auto"/>
-      </w:pPr>
-      <w:r>
-        <w:rPr>
-          <w:rFonts w:ascii="Courier New" w:eastAsia="Courier New" w:hAnsi="Courier New" w:cs="Courier New"/>
-          <w:sz w:val="20"/>
-        </w:rPr>
-        <w:t xml:space="preserve">    }</w:t>
-      </w:r>
-    </w:p>
-    <w:p>
-      <w:pPr>
-        <w:spacing w:after="0" w:line="240" w:lineRule="auto"/>
-      </w:pPr>
-    </w:p>
-    <w:p>
-      <w:pPr>
-        <w:spacing w:after="0" w:line="240" w:lineRule="auto"/>
-      </w:pPr>
-      <w:r>
-        <w:rPr>
-          <w:rFonts w:ascii="Courier New" w:eastAsia="Courier New" w:hAnsi="Courier New" w:cs="Courier New"/>
-          <w:sz w:val="20"/>
-        </w:rPr>
-        <w:t xml:space="preserve">    execSql(db, "BEGIN");  // все вставки в одной транзакции: быстрее и надёжнее</w:t>
-      </w:r>
-    </w:p>
-    <w:p>
-      <w:pPr>
-        <w:spacing w:after="0" w:line="240" w:lineRule="auto"/>
-      </w:pPr>
-      <w:r>
-        <w:rPr>
-          <w:rFonts w:ascii="Courier New" w:eastAsia="Courier New" w:hAnsi="Courier New" w:cs="Courier New"/>
-          <w:sz w:val="20"/>
-        </w:rPr>
-        <w:t xml:space="preserve">    int loaded = 0;</w:t>
-      </w:r>
-    </w:p>
-    <w:p>
-      <w:pPr>
-        <w:spacing w:after="0" w:line="240" w:lineRule="auto"/>
-      </w:pPr>
-      <w:r>
-        <w:rPr>
-          <w:rFonts w:ascii="Courier New" w:eastAsia="Courier New" w:hAnsi="Courier New" w:cs="Courier New"/>
-          <w:sz w:val="20"/>
-        </w:rPr>
-        <w:t xml:space="preserve">    std::string line;</w:t>
-      </w:r>
-    </w:p>
-    <w:p>
-      <w:pPr>
-        <w:spacing w:after="0" w:line="240" w:lineRule="auto"/>
-      </w:pPr>
-      <w:r>
-        <w:rPr>
-          <w:rFonts w:ascii="Courier New" w:eastAsia="Courier New" w:hAnsi="Courier New" w:cs="Courier New"/>
-          <w:sz w:val="20"/>
-        </w:rPr>
-        <w:t xml:space="preserve">    while (std::getline(file, line)) {</w:t>
-      </w:r>
-    </w:p>
-    <w:p>
-      <w:pPr>
-        <w:spacing w:after="0" w:line="240" w:lineRule="auto"/>
-      </w:pPr>
-      <w:r>
-        <w:rPr>
-          <w:rFonts w:ascii="Courier New" w:eastAsia="Courier New" w:hAnsi="Courier New" w:cs="Courier New"/>
-          <w:sz w:val="20"/>
-        </w:rPr>
-        <w:t xml:space="preserve">        if (!line.empty() &amp;&amp; line.back() == '\r') line.pop_back();</w:t>
-      </w:r>
-    </w:p>
-    <w:p>
-      <w:pPr>
-        <w:spacing w:after="0" w:line="240" w:lineRule="auto"/>
-      </w:pPr>
-      <w:r>
-        <w:rPr>
-          <w:rFonts w:ascii="Courier New" w:eastAsia="Courier New" w:hAnsi="Courier New" w:cs="Courier New"/>
-          <w:sz w:val="20"/>
-        </w:rPr>
-        <w:t xml:space="preserve">        if (line.empty()) continue;</w:t>
-      </w:r>
-    </w:p>
-    <w:p>
-      <w:pPr>
-        <w:spacing w:after="0" w:line="240" w:lineRule="auto"/>
-      </w:pPr>
-    </w:p>
-    <w:p>
-      <w:pPr>
-        <w:spacing w:after="0" w:line="240" w:lineRule="auto"/>
-      </w:pPr>
-      <w:r>
-        <w:rPr>
-          <w:rFonts w:ascii="Courier New" w:eastAsia="Courier New" w:hAnsi="Courier New" w:cs="Courier New"/>
-          <w:sz w:val="20"/>
-        </w:rPr>
-        <w:t xml:space="preserve">        // разбиваем строку по запятым: название,жанр,цена,год,автор</w:t>
-      </w:r>
-    </w:p>
-    <w:p>
-      <w:pPr>
-        <w:spacing w:after="0" w:line="240" w:lineRule="auto"/>
-      </w:pPr>
-      <w:r>
-        <w:rPr>
-          <w:rFonts w:ascii="Courier New" w:eastAsia="Courier New" w:hAnsi="Courier New" w:cs="Courier New"/>
-          <w:sz w:val="20"/>
-        </w:rPr>
-        <w:t xml:space="preserve">        std::vector&lt;std::string&gt; f;</w:t>
-      </w:r>
-    </w:p>
-    <w:p>
-      <w:pPr>
-        <w:spacing w:after="0" w:line="240" w:lineRule="auto"/>
-      </w:pPr>
-      <w:r>
-        <w:rPr>
-          <w:rFonts w:ascii="Courier New" w:eastAsia="Courier New" w:hAnsi="Courier New" w:cs="Courier New"/>
-          <w:sz w:val="20"/>
-        </w:rPr>
-        <w:t xml:space="preserve">        std::stringstream ss(line);</w:t>
-      </w:r>
-    </w:p>
-    <w:p>
-      <w:pPr>
-        <w:spacing w:after="0" w:line="240" w:lineRule="auto"/>
-      </w:pPr>
-      <w:r>
-        <w:rPr>
-          <w:rFonts w:ascii="Courier New" w:eastAsia="Courier New" w:hAnsi="Courier New" w:cs="Courier New"/>
-          <w:sz w:val="20"/>
-        </w:rPr>
-        <w:t xml:space="preserve">        std::string part;</w:t>
-      </w:r>
-    </w:p>
-    <w:p>
-      <w:pPr>
-        <w:spacing w:after="0" w:line="240" w:lineRule="auto"/>
-      </w:pPr>
-      <w:r>
-        <w:rPr>
-          <w:rFonts w:ascii="Courier New" w:eastAsia="Courier New" w:hAnsi="Courier New" w:cs="Courier New"/>
-          <w:sz w:val="20"/>
-        </w:rPr>
-        <w:t xml:space="preserve">        while (std::getline(ss, part, ',')) f.push_back(part);</w:t>
-      </w:r>
-    </w:p>
-    <w:p>
-      <w:pPr>
-        <w:spacing w:after="0" w:line="240" w:lineRule="auto"/>
-      </w:pPr>
-      <w:r>
-        <w:rPr>
-          <w:rFonts w:ascii="Courier New" w:eastAsia="Courier New" w:hAnsi="Courier New" w:cs="Courier New"/>
-          <w:sz w:val="20"/>
-        </w:rPr>
-        <w:t xml:space="preserve">        if (f.size() != 5) {</w:t>
-      </w:r>
-    </w:p>
-    <w:p>
-      <w:pPr>
-        <w:spacing w:after="0" w:line="240" w:lineRule="auto"/>
-      </w:pPr>
-      <w:r>
-        <w:rPr>
-          <w:rFonts w:ascii="Courier New" w:eastAsia="Courier New" w:hAnsi="Courier New" w:cs="Courier New"/>
-          <w:sz w:val="20"/>
-        </w:rPr>
-        <w:t xml:space="preserve">            std::cerr &lt;&lt; "Пропущена строка: " &lt;&lt; line &lt;&lt; "\n";</w:t>
-      </w:r>
-    </w:p>
-    <w:p>
-      <w:pPr>
-        <w:spacing w:after="0" w:line="240" w:lineRule="auto"/>
-      </w:pPr>
-      <w:r>
-        <w:rPr>
-          <w:rFonts w:ascii="Courier New" w:eastAsia="Courier New" w:hAnsi="Courier New" w:cs="Courier New"/>
-          <w:sz w:val="20"/>
-        </w:rPr>
-        <w:t xml:space="preserve">            continue;</w:t>
-      </w:r>
-    </w:p>
-    <w:p>
-      <w:pPr>
-        <w:spacing w:after="0" w:line="240" w:lineRule="auto"/>
-      </w:pPr>
-      <w:r>
-        <w:rPr>
-          <w:rFonts w:ascii="Courier New" w:eastAsia="Courier New" w:hAnsi="Courier New" w:cs="Courier New"/>
-          <w:sz w:val="20"/>
-        </w:rPr>
-        <w:t xml:space="preserve">        }</w:t>
-      </w:r>
-    </w:p>
-    <w:p>
-      <w:pPr>
-        <w:spacing w:after="0" w:line="240" w:lineRule="auto"/>
-      </w:pPr>
-    </w:p>
-    <w:p>
-      <w:pPr>
-        <w:spacing w:after="0" w:line="240" w:lineRule="auto"/>
-      </w:pPr>
-      <w:r>
-        <w:rPr>
-          <w:rFonts w:ascii="Courier New" w:eastAsia="Courier New" w:hAnsi="Courier New" w:cs="Courier New"/>
-          <w:sz w:val="20"/>
-        </w:rPr>
-        <w:t xml:space="preserve">        sqlite3_bind_text(insert, 1, f[0].c_str(), -1, SQLITE_TRANSIENT);</w:t>
-      </w:r>
-    </w:p>
-    <w:p>
-      <w:pPr>
-        <w:spacing w:after="0" w:line="240" w:lineRule="auto"/>
-      </w:pPr>
-      <w:r>
-        <w:rPr>
-          <w:rFonts w:ascii="Courier New" w:eastAsia="Courier New" w:hAnsi="Courier New" w:cs="Courier New"/>
-          <w:sz w:val="20"/>
-        </w:rPr>
-        <w:t xml:space="preserve">        sqlite3_bind_text(insert, 2, f[1].c_str(), -1, SQLITE_TRANSIENT);</w:t>
-      </w:r>
-    </w:p>
-    <w:p>
-      <w:pPr>
-        <w:spacing w:after="0" w:line="240" w:lineRule="auto"/>
-      </w:pPr>
-      <w:r>
-        <w:rPr>
-          <w:rFonts w:ascii="Courier New" w:eastAsia="Courier New" w:hAnsi="Courier New" w:cs="Courier New"/>
-          <w:sz w:val="20"/>
-        </w:rPr>
-        <w:t xml:space="preserve">        sqlite3_bind_int(insert, 3, std::stoi(f[2]));</w:t>
-      </w:r>
-    </w:p>
-    <w:p>
-      <w:pPr>
-        <w:spacing w:after="0" w:line="240" w:lineRule="auto"/>
-      </w:pPr>
-      <w:r>
-        <w:rPr>
-          <w:rFonts w:ascii="Courier New" w:eastAsia="Courier New" w:hAnsi="Courier New" w:cs="Courier New"/>
-          <w:sz w:val="20"/>
-        </w:rPr>
-        <w:t xml:space="preserve">        sqlite3_bind_int(insert, 4, std::stoi(f[3]));</w:t>
-      </w:r>
-    </w:p>
-    <w:p>
-      <w:pPr>
-        <w:spacing w:after="0" w:line="240" w:lineRule="auto"/>
-      </w:pPr>
-      <w:r>
-        <w:rPr>
-          <w:rFonts w:ascii="Courier New" w:eastAsia="Courier New" w:hAnsi="Courier New" w:cs="Courier New"/>
-          <w:sz w:val="20"/>
-        </w:rPr>
-        <w:t xml:space="preserve">        sqlite3_bind_text(insert, 5, f[4].c_str(), -1, SQLITE_TRANSIENT);</w:t>
-      </w:r>
-    </w:p>
-    <w:p>
-      <w:pPr>
-        <w:spacing w:after="0" w:line="240" w:lineRule="auto"/>
-      </w:pPr>
-    </w:p>
-    <w:p>
-      <w:pPr>
-        <w:spacing w:after="0" w:line="240" w:lineRule="auto"/>
-      </w:pPr>
-      <w:r>
-        <w:rPr>
-          <w:rFonts w:ascii="Courier New" w:eastAsia="Courier New" w:hAnsi="Courier New" w:cs="Courier New"/>
-          <w:sz w:val="20"/>
-        </w:rPr>
-        <w:t xml:space="preserve">        if (sqlite3_step(insert) != SQLITE_DONE)</w:t>
-      </w:r>
-    </w:p>
-    <w:p>
-      <w:pPr>
-        <w:spacing w:after="0" w:line="240" w:lineRule="auto"/>
-      </w:pPr>
-      <w:r>
-        <w:rPr>
-          <w:rFonts w:ascii="Courier New" w:eastAsia="Courier New" w:hAnsi="Courier New" w:cs="Courier New"/>
-          <w:sz w:val="20"/>
-        </w:rPr>
-        <w:t xml:space="preserve">            std::cerr &lt;&lt; "Ошибка вставки: " &lt;&lt; sqlite3_errmsg(db) &lt;&lt; "\n";</w:t>
-      </w:r>
-    </w:p>
-    <w:p>
-      <w:pPr>
-        <w:spacing w:after="0" w:line="240" w:lineRule="auto"/>
-      </w:pPr>
-      <w:r>
-        <w:rPr>
-          <w:rFonts w:ascii="Courier New" w:eastAsia="Courier New" w:hAnsi="Courier New" w:cs="Courier New"/>
-          <w:sz w:val="20"/>
-        </w:rPr>
-        <w:t xml:space="preserve">        else</w:t>
-      </w:r>
-    </w:p>
-    <w:p>
-      <w:pPr>
-        <w:spacing w:after="0" w:line="240" w:lineRule="auto"/>
-      </w:pPr>
-      <w:r>
-        <w:rPr>
-          <w:rFonts w:ascii="Courier New" w:eastAsia="Courier New" w:hAnsi="Courier New" w:cs="Courier New"/>
-          <w:sz w:val="20"/>
-        </w:rPr>
-        <w:t xml:space="preserve">            loaded++;</w:t>
-      </w:r>
-    </w:p>
-    <w:p>
-      <w:pPr>
-        <w:spacing w:after="0" w:line="240" w:lineRule="auto"/>
-      </w:pPr>
-      <w:r>
-        <w:rPr>
-          <w:rFonts w:ascii="Courier New" w:eastAsia="Courier New" w:hAnsi="Courier New" w:cs="Courier New"/>
-          <w:sz w:val="20"/>
-        </w:rPr>
-        <w:t xml:space="preserve">        sqlite3_reset(insert);  // подготовить тот же запрос к следующей строке</w:t>
-      </w:r>
-    </w:p>
-    <w:p>
-      <w:pPr>
-        <w:spacing w:after="0" w:line="240" w:lineRule="auto"/>
-      </w:pPr>
-      <w:r>
-        <w:rPr>
-          <w:rFonts w:ascii="Courier New" w:eastAsia="Courier New" w:hAnsi="Courier New" w:cs="Courier New"/>
-          <w:sz w:val="20"/>
-        </w:rPr>
-        <w:t xml:space="preserve">    }</w:t>
-      </w:r>
-    </w:p>
-    <w:p>
-      <w:pPr>
-        <w:spacing w:after="0" w:line="240" w:lineRule="auto"/>
-      </w:pPr>
-      <w:r>
-        <w:rPr>
-          <w:rFonts w:ascii="Courier New" w:eastAsia="Courier New" w:hAnsi="Courier New" w:cs="Courier New"/>
-          <w:sz w:val="20"/>
-        </w:rPr>
-        <w:t xml:space="preserve">    execSql(db, "COMMIT");</w:t>
-      </w:r>
-    </w:p>
-    <w:p>
-      <w:pPr>
-        <w:spacing w:after="0" w:line="240" w:lineRule="auto"/>
-      </w:pPr>
-      <w:r>
-        <w:rPr>
-          <w:rFonts w:ascii="Courier New" w:eastAsia="Courier New" w:hAnsi="Courier New" w:cs="Courier New"/>
-          <w:sz w:val="20"/>
+        <w:rPr>
+          <w:lang w:val="en-US"/>
+        </w:rPr>
+      </w:pPr>
+      <w:r>
+        <w:rPr>
+          <w:rFonts w:ascii="Courier New" w:eastAsia="Courier New" w:hAnsi="Courier New" w:cs="Courier New"/>
+          <w:sz w:val="20"/>
+          <w:lang w:val="en-US"/>
+        </w:rPr>
+        <w:t xml:space="preserve">    </w:t>
+      </w:r>
+      <w:proofErr w:type="spellStart"/>
+      <w:proofErr w:type="gramStart"/>
+      <w:r>
+        <w:rPr>
+          <w:rFonts w:ascii="Courier New" w:eastAsia="Courier New" w:hAnsi="Courier New" w:cs="Courier New"/>
+          <w:sz w:val="20"/>
+          <w:lang w:val="en-US"/>
+        </w:rPr>
+        <w:t>execSql</w:t>
+      </w:r>
+      <w:proofErr w:type="spellEnd"/>
+      <w:r>
+        <w:rPr>
+          <w:rFonts w:ascii="Courier New" w:eastAsia="Courier New" w:hAnsi="Courier New" w:cs="Courier New"/>
+          <w:sz w:val="20"/>
+          <w:lang w:val="en-US"/>
+        </w:rPr>
+        <w:t>(</w:t>
+      </w:r>
+      <w:proofErr w:type="spellStart"/>
+      <w:proofErr w:type="gramEnd"/>
+      <w:r>
+        <w:rPr>
+          <w:rFonts w:ascii="Courier New" w:eastAsia="Courier New" w:hAnsi="Courier New" w:cs="Courier New"/>
+          <w:sz w:val="20"/>
+          <w:lang w:val="en-US"/>
+        </w:rPr>
+        <w:t>db</w:t>
+      </w:r>
+      <w:proofErr w:type="spellEnd"/>
+      <w:r>
+        <w:rPr>
+          <w:rFonts w:ascii="Courier New" w:eastAsia="Courier New" w:hAnsi="Courier New" w:cs="Courier New"/>
+          <w:sz w:val="20"/>
+          <w:lang w:val="en-US"/>
+        </w:rPr>
+        <w:t>, "COMMIT");</w:t>
+      </w:r>
+    </w:p>
+    <w:p>
+      <w:pPr>
+        <w:spacing w:after="0" w:line="240" w:lineRule="auto"/>
+        <w:rPr>
+          <w:lang w:val="en-US"/>
+        </w:rPr>
+      </w:pPr>
+      <w:r>
+        <w:rPr>
+          <w:rFonts w:ascii="Courier New" w:eastAsia="Courier New" w:hAnsi="Courier New" w:cs="Courier New"/>
+          <w:sz w:val="20"/>
+          <w:lang w:val="en-US"/>
         </w:rPr>
         <w:t xml:space="preserve">    sqlite3_finalize(insert);</w:t>
       </w:r>
@@ -3824,138 +8653,460 @@
     <w:p>
       <w:pPr>
         <w:spacing w:after="0" w:line="240" w:lineRule="auto"/>
-      </w:pPr>
-      <w:r>
-        <w:rPr>
-          <w:rFonts w:ascii="Courier New" w:eastAsia="Courier New" w:hAnsi="Courier New" w:cs="Courier New"/>
-          <w:sz w:val="20"/>
-        </w:rPr>
-        <w:t xml:space="preserve">    std::cout &lt;&lt; "Загружено строк: " &lt;&lt; loaded &lt;&lt; "\n";</w:t>
-      </w:r>
-    </w:p>
-    <w:p>
-      <w:pPr>
-        <w:spacing w:after="0" w:line="240" w:lineRule="auto"/>
-      </w:pPr>
-    </w:p>
-    <w:p>
-      <w:pPr>
-        <w:spacing w:after="0" w:line="240" w:lineRule="auto"/>
-      </w:pPr>
-      <w:r>
-        <w:rPr>
-          <w:rFonts w:ascii="Courier New" w:eastAsia="Courier New" w:hAnsi="Courier New" w:cs="Courier New"/>
-          <w:sz w:val="20"/>
-        </w:rPr>
-        <w:t xml:space="preserve">    // 4. Запросы SELECT</w:t>
-      </w:r>
-    </w:p>
-    <w:p>
-      <w:pPr>
-        <w:spacing w:after="0" w:line="240" w:lineRule="auto"/>
-      </w:pPr>
-      <w:r>
-        <w:rPr>
-          <w:rFonts w:ascii="Courier New" w:eastAsia="Courier New" w:hAnsi="Courier New" w:cs="Courier New"/>
-          <w:sz w:val="20"/>
-        </w:rPr>
-        <w:t xml:space="preserve">    printQuery(db, "Запрос 1: детективы дешевле 450 руб.",</w:t>
-      </w:r>
-    </w:p>
-    <w:p>
-      <w:pPr>
-        <w:spacing w:after="0" w:line="240" w:lineRule="auto"/>
-      </w:pPr>
-      <w:r>
-        <w:rPr>
-          <w:rFonts w:ascii="Courier New" w:eastAsia="Courier New" w:hAnsi="Courier New" w:cs="Courier New"/>
-          <w:sz w:val="20"/>
-        </w:rPr>
-        <w:t xml:space="preserve">        "SELECT title, price FROM books WHERE genre = 'Детектив' AND price &lt; 450",</w:t>
-      </w:r>
-    </w:p>
-    <w:p>
-      <w:pPr>
-        <w:spacing w:after="0" w:line="240" w:lineRule="auto"/>
-      </w:pPr>
-      <w:r>
-        <w:rPr>
-          <w:rFonts w:ascii="Courier New" w:eastAsia="Courier New" w:hAnsi="Courier New" w:cs="Courier New"/>
-          <w:sz w:val="20"/>
-        </w:rPr>
-        <w:t xml:space="preserve">        { 34, 8 });</w:t>
-      </w:r>
-    </w:p>
-    <w:p>
-      <w:pPr>
-        <w:spacing w:after="0" w:line="240" w:lineRule="auto"/>
-      </w:pPr>
-      <w:r>
-        <w:rPr>
-          <w:rFonts w:ascii="Courier New" w:eastAsia="Courier New" w:hAnsi="Courier New" w:cs="Courier New"/>
-          <w:sz w:val="20"/>
-        </w:rPr>
-        <w:t xml:space="preserve">    printQuery(db, "Запрос 2: 5 самых дорогих книг",</w:t>
-      </w:r>
-    </w:p>
-    <w:p>
-      <w:pPr>
-        <w:spacing w:after="0" w:line="240" w:lineRule="auto"/>
-      </w:pPr>
-      <w:r>
-        <w:rPr>
-          <w:rFonts w:ascii="Courier New" w:eastAsia="Courier New" w:hAnsi="Courier New" w:cs="Courier New"/>
-          <w:sz w:val="20"/>
-        </w:rPr>
-        <w:t xml:space="preserve">        "SELECT title, genre, price FROM books ORDER BY price DESC LIMIT 5",</w:t>
-      </w:r>
-    </w:p>
-    <w:p>
-      <w:pPr>
-        <w:spacing w:after="0" w:line="240" w:lineRule="auto"/>
-      </w:pPr>
-      <w:r>
-        <w:rPr>
-          <w:rFonts w:ascii="Courier New" w:eastAsia="Courier New" w:hAnsi="Courier New" w:cs="Courier New"/>
-          <w:sz w:val="20"/>
-        </w:rPr>
-        <w:t xml:space="preserve">        { 34, 14, 8 });</w:t>
-      </w:r>
-    </w:p>
-    <w:p>
-      <w:pPr>
-        <w:spacing w:after="0" w:line="240" w:lineRule="auto"/>
-      </w:pPr>
-      <w:r>
-        <w:rPr>
-          <w:rFonts w:ascii="Courier New" w:eastAsia="Courier New" w:hAnsi="Courier New" w:cs="Courier New"/>
-          <w:sz w:val="20"/>
-        </w:rPr>
-        <w:t xml:space="preserve">    printQuery(db, "Запрос 3: книги 2022 года",</w:t>
-      </w:r>
-    </w:p>
-    <w:p>
-      <w:pPr>
-        <w:spacing w:after="0" w:line="240" w:lineRule="auto"/>
-      </w:pPr>
-      <w:r>
-        <w:rPr>
-          <w:rFonts w:ascii="Courier New" w:eastAsia="Courier New" w:hAnsi="Courier New" w:cs="Courier New"/>
-          <w:sz w:val="20"/>
-        </w:rPr>
-        <w:t xml:space="preserve">        "SELECT title, author, year FROM books WHERE year = 2022 ORDER BY title",</w:t>
-      </w:r>
-    </w:p>
-    <w:p>
-      <w:pPr>
-        <w:spacing w:after="0" w:line="240" w:lineRule="auto"/>
-      </w:pPr>
-      <w:r>
-        <w:rPr>
-          <w:rFonts w:ascii="Courier New" w:eastAsia="Courier New" w:hAnsi="Courier New" w:cs="Courier New"/>
-          <w:sz w:val="20"/>
-        </w:rPr>
-        <w:t xml:space="preserve">        { 34, 28, 6 });</w:t>
+        <w:rPr>
+          <w:lang w:val="en-US"/>
+        </w:rPr>
+      </w:pPr>
+      <w:r>
+        <w:rPr>
+          <w:rFonts w:ascii="Courier New" w:eastAsia="Courier New" w:hAnsi="Courier New" w:cs="Courier New"/>
+          <w:sz w:val="20"/>
+          <w:lang w:val="en-US"/>
+        </w:rPr>
+        <w:t xml:space="preserve">    </w:t>
+      </w:r>
+      <w:proofErr w:type="gramStart"/>
+      <w:r>
+        <w:rPr>
+          <w:rFonts w:ascii="Courier New" w:eastAsia="Courier New" w:hAnsi="Courier New" w:cs="Courier New"/>
+          <w:sz w:val="20"/>
+          <w:lang w:val="en-US"/>
+        </w:rPr>
+        <w:t>std::</w:t>
+      </w:r>
+      <w:proofErr w:type="spellStart"/>
+      <w:proofErr w:type="gramEnd"/>
+      <w:r>
+        <w:rPr>
+          <w:rFonts w:ascii="Courier New" w:eastAsia="Courier New" w:hAnsi="Courier New" w:cs="Courier New"/>
+          <w:sz w:val="20"/>
+          <w:lang w:val="en-US"/>
+        </w:rPr>
+        <w:t>cout</w:t>
+      </w:r>
+      <w:proofErr w:type="spellEnd"/>
+      <w:r>
+        <w:rPr>
+          <w:rFonts w:ascii="Courier New" w:eastAsia="Courier New" w:hAnsi="Courier New" w:cs="Courier New"/>
+          <w:sz w:val="20"/>
+          <w:lang w:val="en-US"/>
+        </w:rPr>
+        <w:t xml:space="preserve"> &lt;&lt; "</w:t>
+      </w:r>
+      <w:r>
+        <w:rPr>
+          <w:rFonts w:ascii="Courier New" w:eastAsia="Courier New" w:hAnsi="Courier New" w:cs="Courier New"/>
+          <w:sz w:val="20"/>
+        </w:rPr>
+        <w:t>Загружено</w:t>
+      </w:r>
+      <w:r>
+        <w:rPr>
+          <w:rFonts w:ascii="Courier New" w:eastAsia="Courier New" w:hAnsi="Courier New" w:cs="Courier New"/>
+          <w:sz w:val="20"/>
+          <w:lang w:val="en-US"/>
+        </w:rPr>
+        <w:t xml:space="preserve"> </w:t>
+      </w:r>
+      <w:r>
+        <w:rPr>
+          <w:rFonts w:ascii="Courier New" w:eastAsia="Courier New" w:hAnsi="Courier New" w:cs="Courier New"/>
+          <w:sz w:val="20"/>
+        </w:rPr>
+        <w:t>строк</w:t>
+      </w:r>
+      <w:r>
+        <w:rPr>
+          <w:rFonts w:ascii="Courier New" w:eastAsia="Courier New" w:hAnsi="Courier New" w:cs="Courier New"/>
+          <w:sz w:val="20"/>
+          <w:lang w:val="en-US"/>
+        </w:rPr>
+        <w:t>: " &lt;&lt; loaded &lt;&lt; "\n";</w:t>
+      </w:r>
+    </w:p>
+    <w:p>
+      <w:pPr>
+        <w:spacing w:after="0" w:line="240" w:lineRule="auto"/>
+        <w:rPr>
+          <w:lang w:val="en-US"/>
+        </w:rPr>
+      </w:pPr>
+    </w:p>
+    <w:p>
+      <w:pPr>
+        <w:spacing w:after="0" w:line="240" w:lineRule="auto"/>
+      </w:pPr>
+      <w:r>
+        <w:rPr>
+          <w:rFonts w:ascii="Courier New" w:eastAsia="Courier New" w:hAnsi="Courier New" w:cs="Courier New"/>
+          <w:sz w:val="20"/>
+          <w:lang w:val="en-US"/>
+        </w:rPr>
+        <w:t xml:space="preserve">    </w:t>
+      </w:r>
+      <w:r>
+        <w:rPr>
+          <w:rFonts w:ascii="Courier New" w:eastAsia="Courier New" w:hAnsi="Courier New" w:cs="Courier New"/>
+          <w:sz w:val="20"/>
+        </w:rPr>
+        <w:t>// 4. Запросы SELECT</w:t>
+      </w:r>
+    </w:p>
+    <w:p>
+      <w:pPr>
+        <w:spacing w:after="0" w:line="240" w:lineRule="auto"/>
+      </w:pPr>
+      <w:r>
+        <w:rPr>
+          <w:rFonts w:ascii="Courier New" w:eastAsia="Courier New" w:hAnsi="Courier New" w:cs="Courier New"/>
+          <w:sz w:val="20"/>
+        </w:rPr>
+        <w:t xml:space="preserve">    </w:t>
+      </w:r>
+      <w:proofErr w:type="spellStart"/>
+      <w:proofErr w:type="gramStart"/>
+      <w:r>
+        <w:rPr>
+          <w:rFonts w:ascii="Courier New" w:eastAsia="Courier New" w:hAnsi="Courier New" w:cs="Courier New"/>
+          <w:sz w:val="20"/>
+        </w:rPr>
+        <w:t>printQuery</w:t>
+      </w:r>
+      <w:proofErr w:type="spellEnd"/>
+      <w:r>
+        <w:rPr>
+          <w:rFonts w:ascii="Courier New" w:eastAsia="Courier New" w:hAnsi="Courier New" w:cs="Courier New"/>
+          <w:sz w:val="20"/>
+        </w:rPr>
+        <w:t>(</w:t>
+      </w:r>
+      <w:proofErr w:type="spellStart"/>
+      <w:proofErr w:type="gramEnd"/>
+      <w:r>
+        <w:rPr>
+          <w:rFonts w:ascii="Courier New" w:eastAsia="Courier New" w:hAnsi="Courier New" w:cs="Courier New"/>
+          <w:sz w:val="20"/>
+        </w:rPr>
+        <w:t>db</w:t>
+      </w:r>
+      <w:proofErr w:type="spellEnd"/>
+      <w:r>
+        <w:rPr>
+          <w:rFonts w:ascii="Courier New" w:eastAsia="Courier New" w:hAnsi="Courier New" w:cs="Courier New"/>
+          <w:sz w:val="20"/>
+        </w:rPr>
+        <w:t>, "Запрос 1: детективы дешевле 450 руб.",</w:t>
+      </w:r>
+    </w:p>
+    <w:p>
+      <w:pPr>
+        <w:spacing w:after="0" w:line="240" w:lineRule="auto"/>
+        <w:rPr>
+          <w:lang w:val="en-US"/>
+        </w:rPr>
+      </w:pPr>
+      <w:r>
+        <w:rPr>
+          <w:rFonts w:ascii="Courier New" w:eastAsia="Courier New" w:hAnsi="Courier New" w:cs="Courier New"/>
+          <w:sz w:val="20"/>
+        </w:rPr>
+        <w:t xml:space="preserve">        </w:t>
+      </w:r>
+      <w:r>
+        <w:rPr>
+          <w:rFonts w:ascii="Courier New" w:eastAsia="Courier New" w:hAnsi="Courier New" w:cs="Courier New"/>
+          <w:sz w:val="20"/>
+          <w:lang w:val="en-US"/>
+        </w:rPr>
+        <w:t>"SELECT title, price FROM books WHERE genre = '</w:t>
+      </w:r>
+      <w:r>
+        <w:rPr>
+          <w:rFonts w:ascii="Courier New" w:eastAsia="Courier New" w:hAnsi="Courier New" w:cs="Courier New"/>
+          <w:sz w:val="20"/>
+        </w:rPr>
+        <w:t>Детектив</w:t>
+      </w:r>
+      <w:r>
+        <w:rPr>
+          <w:rFonts w:ascii="Courier New" w:eastAsia="Courier New" w:hAnsi="Courier New" w:cs="Courier New"/>
+          <w:sz w:val="20"/>
+          <w:lang w:val="en-US"/>
+        </w:rPr>
+        <w:t>' AND price &lt; 450",</w:t>
+      </w:r>
+    </w:p>
+    <w:p>
+      <w:pPr>
+        <w:spacing w:after="0" w:line="240" w:lineRule="auto"/>
+      </w:pPr>
+      <w:r>
+        <w:rPr>
+          <w:rFonts w:ascii="Courier New" w:eastAsia="Courier New" w:hAnsi="Courier New" w:cs="Courier New"/>
+          <w:sz w:val="20"/>
+          <w:lang w:val="en-US"/>
+        </w:rPr>
+        <w:t xml:space="preserve">        </w:t>
+      </w:r>
+      <w:proofErr w:type="gramStart"/>
+      <w:r>
+        <w:rPr>
+          <w:rFonts w:ascii="Courier New" w:eastAsia="Courier New" w:hAnsi="Courier New" w:cs="Courier New"/>
+          <w:sz w:val="20"/>
+        </w:rPr>
+        <w:t>{ 34</w:t>
+      </w:r>
+      <w:proofErr w:type="gramEnd"/>
+      <w:r>
+        <w:rPr>
+          <w:rFonts w:ascii="Courier New" w:eastAsia="Courier New" w:hAnsi="Courier New" w:cs="Courier New"/>
+          <w:sz w:val="20"/>
+        </w:rPr>
+        <w:t xml:space="preserve">, </w:t>
+      </w:r>
+      <w:proofErr w:type="gramStart"/>
+      <w:r>
+        <w:rPr>
+          <w:rFonts w:ascii="Courier New" w:eastAsia="Courier New" w:hAnsi="Courier New" w:cs="Courier New"/>
+          <w:sz w:val="20"/>
+        </w:rPr>
+        <w:t>8 }</w:t>
+      </w:r>
+      <w:proofErr w:type="gramEnd"/>
+      <w:r>
+        <w:rPr>
+          <w:rFonts w:ascii="Courier New" w:eastAsia="Courier New" w:hAnsi="Courier New" w:cs="Courier New"/>
+          <w:sz w:val="20"/>
+        </w:rPr>
+        <w:t>);</w:t>
+      </w:r>
+    </w:p>
+    <w:p>
+      <w:pPr>
+        <w:spacing w:after="0" w:line="240" w:lineRule="auto"/>
+      </w:pPr>
+      <w:r>
+        <w:rPr>
+          <w:rFonts w:ascii="Courier New" w:eastAsia="Courier New" w:hAnsi="Courier New" w:cs="Courier New"/>
+          <w:sz w:val="20"/>
+        </w:rPr>
+        <w:t xml:space="preserve">    </w:t>
+      </w:r>
+      <w:proofErr w:type="spellStart"/>
+      <w:proofErr w:type="gramStart"/>
+      <w:r>
+        <w:rPr>
+          <w:rFonts w:ascii="Courier New" w:eastAsia="Courier New" w:hAnsi="Courier New" w:cs="Courier New"/>
+          <w:sz w:val="20"/>
+        </w:rPr>
+        <w:t>printQuery</w:t>
+      </w:r>
+      <w:proofErr w:type="spellEnd"/>
+      <w:r>
+        <w:rPr>
+          <w:rFonts w:ascii="Courier New" w:eastAsia="Courier New" w:hAnsi="Courier New" w:cs="Courier New"/>
+          <w:sz w:val="20"/>
+        </w:rPr>
+        <w:t>(</w:t>
+      </w:r>
+      <w:proofErr w:type="spellStart"/>
+      <w:proofErr w:type="gramEnd"/>
+      <w:r>
+        <w:rPr>
+          <w:rFonts w:ascii="Courier New" w:eastAsia="Courier New" w:hAnsi="Courier New" w:cs="Courier New"/>
+          <w:sz w:val="20"/>
+        </w:rPr>
+        <w:t>db</w:t>
+      </w:r>
+      <w:proofErr w:type="spellEnd"/>
+      <w:r>
+        <w:rPr>
+          <w:rFonts w:ascii="Courier New" w:eastAsia="Courier New" w:hAnsi="Courier New" w:cs="Courier New"/>
+          <w:sz w:val="20"/>
+        </w:rPr>
+        <w:t>, "Запрос 2: 5 самых дорогих книг",</w:t>
+      </w:r>
+    </w:p>
+    <w:p>
+      <w:pPr>
+        <w:spacing w:after="0" w:line="240" w:lineRule="auto"/>
+        <w:rPr>
+          <w:lang w:val="en-US"/>
+        </w:rPr>
+      </w:pPr>
+      <w:r>
+        <w:rPr>
+          <w:rFonts w:ascii="Courier New" w:eastAsia="Courier New" w:hAnsi="Courier New" w:cs="Courier New"/>
+          <w:sz w:val="20"/>
+        </w:rPr>
+        <w:t xml:space="preserve">        </w:t>
+      </w:r>
+      <w:r>
+        <w:rPr>
+          <w:rFonts w:ascii="Courier New" w:eastAsia="Courier New" w:hAnsi="Courier New" w:cs="Courier New"/>
+          <w:sz w:val="20"/>
+          <w:lang w:val="en-US"/>
+        </w:rPr>
+        <w:t>"SELECT title, genre, price FROM books ORDER BY price DESC LIMIT 5",</w:t>
+      </w:r>
+    </w:p>
+    <w:p>
+      <w:pPr>
+        <w:spacing w:after="0" w:line="240" w:lineRule="auto"/>
+      </w:pPr>
+      <w:r>
+        <w:rPr>
+          <w:rFonts w:ascii="Courier New" w:eastAsia="Courier New" w:hAnsi="Courier New" w:cs="Courier New"/>
+          <w:sz w:val="20"/>
+          <w:lang w:val="en-US"/>
+        </w:rPr>
+        <w:t xml:space="preserve">        </w:t>
+      </w:r>
+      <w:proofErr w:type="gramStart"/>
+      <w:r>
+        <w:rPr>
+          <w:rFonts w:ascii="Courier New" w:eastAsia="Courier New" w:hAnsi="Courier New" w:cs="Courier New"/>
+          <w:sz w:val="20"/>
+        </w:rPr>
+        <w:t>{ 34</w:t>
+      </w:r>
+      <w:proofErr w:type="gramEnd"/>
+      <w:r>
+        <w:rPr>
+          <w:rFonts w:ascii="Courier New" w:eastAsia="Courier New" w:hAnsi="Courier New" w:cs="Courier New"/>
+          <w:sz w:val="20"/>
+        </w:rPr>
+        <w:t xml:space="preserve">, 14, </w:t>
+      </w:r>
+      <w:proofErr w:type="gramStart"/>
+      <w:r>
+        <w:rPr>
+          <w:rFonts w:ascii="Courier New" w:eastAsia="Courier New" w:hAnsi="Courier New" w:cs="Courier New"/>
+          <w:sz w:val="20"/>
+        </w:rPr>
+        <w:t>8 }</w:t>
+      </w:r>
+      <w:proofErr w:type="gramEnd"/>
+      <w:r>
+        <w:rPr>
+          <w:rFonts w:ascii="Courier New" w:eastAsia="Courier New" w:hAnsi="Courier New" w:cs="Courier New"/>
+          <w:sz w:val="20"/>
+        </w:rPr>
+        <w:t>);</w:t>
+      </w:r>
+    </w:p>
+    <w:p>
+      <w:pPr>
+        <w:spacing w:after="0" w:line="240" w:lineRule="auto"/>
+      </w:pPr>
+      <w:r>
+        <w:rPr>
+          <w:rFonts w:ascii="Courier New" w:eastAsia="Courier New" w:hAnsi="Courier New" w:cs="Courier New"/>
+          <w:sz w:val="20"/>
+        </w:rPr>
+        <w:t xml:space="preserve">    </w:t>
+      </w:r>
+      <w:proofErr w:type="spellStart"/>
+      <w:proofErr w:type="gramStart"/>
+      <w:r>
+        <w:rPr>
+          <w:rFonts w:ascii="Courier New" w:eastAsia="Courier New" w:hAnsi="Courier New" w:cs="Courier New"/>
+          <w:sz w:val="20"/>
+        </w:rPr>
+        <w:t>printQuery</w:t>
+      </w:r>
+      <w:proofErr w:type="spellEnd"/>
+      <w:r>
+        <w:rPr>
+          <w:rFonts w:ascii="Courier New" w:eastAsia="Courier New" w:hAnsi="Courier New" w:cs="Courier New"/>
+          <w:sz w:val="20"/>
+        </w:rPr>
+        <w:t>(</w:t>
+      </w:r>
+      <w:proofErr w:type="spellStart"/>
+      <w:proofErr w:type="gramEnd"/>
+      <w:r>
+        <w:rPr>
+          <w:rFonts w:ascii="Courier New" w:eastAsia="Courier New" w:hAnsi="Courier New" w:cs="Courier New"/>
+          <w:sz w:val="20"/>
+        </w:rPr>
+        <w:t>db</w:t>
+      </w:r>
+      <w:proofErr w:type="spellEnd"/>
+      <w:r>
+        <w:rPr>
+          <w:rFonts w:ascii="Courier New" w:eastAsia="Courier New" w:hAnsi="Courier New" w:cs="Courier New"/>
+          <w:sz w:val="20"/>
+        </w:rPr>
+        <w:t>, "Запрос 3: книги 2022 года",</w:t>
+      </w:r>
+    </w:p>
+    <w:p>
+      <w:pPr>
+        <w:spacing w:after="0" w:line="240" w:lineRule="auto"/>
+        <w:rPr>
+          <w:lang w:val="en-US"/>
+        </w:rPr>
+      </w:pPr>
+      <w:r>
+        <w:rPr>
+          <w:rFonts w:ascii="Courier New" w:eastAsia="Courier New" w:hAnsi="Courier New" w:cs="Courier New"/>
+          <w:sz w:val="20"/>
+        </w:rPr>
+        <w:t xml:space="preserve">        </w:t>
+      </w:r>
+      <w:r>
+        <w:rPr>
+          <w:rFonts w:ascii="Courier New" w:eastAsia="Courier New" w:hAnsi="Courier New" w:cs="Courier New"/>
+          <w:sz w:val="20"/>
+          <w:lang w:val="en-US"/>
+        </w:rPr>
+        <w:t>"SELECT title, author, year FROM books WHERE year = 2022 ORDER BY title",</w:t>
+      </w:r>
+    </w:p>
+    <w:p>
+      <w:pPr>
+        <w:spacing w:after="0" w:line="240" w:lineRule="auto"/>
+      </w:pPr>
+      <w:r>
+        <w:rPr>
+          <w:rFonts w:ascii="Courier New" w:eastAsia="Courier New" w:hAnsi="Courier New" w:cs="Courier New"/>
+          <w:sz w:val="20"/>
+          <w:lang w:val="en-US"/>
+        </w:rPr>
+        <w:t xml:space="preserve">        </w:t>
+      </w:r>
+      <w:proofErr w:type="gramStart"/>
+      <w:r>
+        <w:rPr>
+          <w:rFonts w:ascii="Courier New" w:eastAsia="Courier New" w:hAnsi="Courier New" w:cs="Courier New"/>
+          <w:sz w:val="20"/>
+        </w:rPr>
+        <w:t>{ 34</w:t>
+      </w:r>
+      <w:proofErr w:type="gramEnd"/>
+      <w:r>
+        <w:rPr>
+          <w:rFonts w:ascii="Courier New" w:eastAsia="Courier New" w:hAnsi="Courier New" w:cs="Courier New"/>
+          <w:sz w:val="20"/>
+        </w:rPr>
+        <w:t xml:space="preserve">, 28, </w:t>
+      </w:r>
+      <w:proofErr w:type="gramStart"/>
+      <w:r>
+        <w:rPr>
+          <w:rFonts w:ascii="Courier New" w:eastAsia="Courier New" w:hAnsi="Courier New" w:cs="Courier New"/>
+          <w:sz w:val="20"/>
+        </w:rPr>
+        <w:t>6 }</w:t>
+      </w:r>
+      <w:proofErr w:type="gramEnd"/>
+      <w:r>
+        <w:rPr>
+          <w:rFonts w:ascii="Courier New" w:eastAsia="Courier New" w:hAnsi="Courier New" w:cs="Courier New"/>
+          <w:sz w:val="20"/>
+        </w:rPr>
+        <w:t>);</w:t>
       </w:r>
     </w:p>
     <w:p>
@@ -3984,19 +9135,51 @@
           <w:rFonts w:ascii="Courier New" w:eastAsia="Courier New" w:hAnsi="Courier New" w:cs="Courier New"/>
           <w:sz w:val="20"/>
         </w:rPr>
-        <w:t xml:space="preserve">    sqlite3_close(db);</w:t>
-      </w:r>
-    </w:p>
-    <w:p>
-      <w:pPr>
-        <w:spacing w:after="0" w:line="240" w:lineRule="auto"/>
-      </w:pPr>
-      <w:r>
-        <w:rPr>
-          <w:rFonts w:ascii="Courier New" w:eastAsia="Courier New" w:hAnsi="Courier New" w:cs="Courier New"/>
-          <w:sz w:val="20"/>
-        </w:rPr>
-        <w:t xml:space="preserve">    return 0;</w:t>
+        <w:t xml:space="preserve">    sqlite3_close(</w:t>
+      </w:r>
+      <w:proofErr w:type="spellStart"/>
+      <w:r>
+        <w:rPr>
+          <w:rFonts w:ascii="Courier New" w:eastAsia="Courier New" w:hAnsi="Courier New" w:cs="Courier New"/>
+          <w:sz w:val="20"/>
+        </w:rPr>
+        <w:t>db</w:t>
+      </w:r>
+      <w:proofErr w:type="spellEnd"/>
+      <w:r>
+        <w:rPr>
+          <w:rFonts w:ascii="Courier New" w:eastAsia="Courier New" w:hAnsi="Courier New" w:cs="Courier New"/>
+          <w:sz w:val="20"/>
+        </w:rPr>
+        <w:t>);</w:t>
+      </w:r>
+    </w:p>
+    <w:p>
+      <w:pPr>
+        <w:spacing w:after="0" w:line="240" w:lineRule="auto"/>
+      </w:pPr>
+      <w:r>
+        <w:rPr>
+          <w:rFonts w:ascii="Courier New" w:eastAsia="Courier New" w:hAnsi="Courier New" w:cs="Courier New"/>
+          <w:sz w:val="20"/>
+        </w:rPr>
+        <w:t xml:space="preserve">    </w:t>
+      </w:r>
+      <w:proofErr w:type="spellStart"/>
+      <w:r>
+        <w:rPr>
+          <w:rFonts w:ascii="Courier New" w:eastAsia="Courier New" w:hAnsi="Courier New" w:cs="Courier New"/>
+          <w:sz w:val="20"/>
+        </w:rPr>
+        <w:t>return</w:t>
+      </w:r>
+      <w:proofErr w:type="spellEnd"/>
+      <w:r>
+        <w:rPr>
+          <w:rFonts w:ascii="Courier New" w:eastAsia="Courier New" w:hAnsi="Courier New" w:cs="Courier New"/>
+          <w:sz w:val="20"/>
+        </w:rPr>
+        <w:t xml:space="preserve"> 0;</w:t>
       </w:r>
     </w:p>
     <w:p>
@@ -4058,7 +9241,6 @@
         <w:docPartUnique/>
       </w:docPartObj>
     </w:sdtPr>
-    <w:sdtEndPr/>
     <w:sdtContent>
       <w:p>
         <w:pPr>
@@ -5517,7 +10699,6 @@
   <w:style w:type="character" w:default="1" w:styleId="a0">
     <w:name w:val="Default Paragraph Font"/>
     <w:uiPriority w:val="1"/>
-    <w:semiHidden/>
     <w:unhideWhenUsed/>
   </w:style>
   <w:style w:type="table" w:default="1" w:styleId="a1">
